--- a/docs/课程表与选课系统-学生提交材料.docx
+++ b/docs/课程表与选课系统-学生提交材料.docx
@@ -608,7 +608,7 @@
                 <w:sz w:val="21"/>
                 <w:szCs w:val="21"/>
               </w:rPr>
-              <w:t xml:space="preserve">________ / ________</w:t>
+              <w:t xml:space="preserve">2500702126 / 宋浩平</w:t>
             </w:r>
           </w:p>
         </w:tc>
@@ -884,7 +884,7 @@
                 <w:sz w:val="21"/>
                 <w:szCs w:val="21"/>
               </w:rPr>
-              <w:t xml:space="preserve">尚未创建，补齐步骤见「六、代码库」</w:t>
+              <w:t xml:space="preserve">https://github.com/song-2501/course-system.git</w:t>
             </w:r>
           </w:p>
         </w:tc>
@@ -2419,7 +2419,7 @@
                 <w:sz w:val="21"/>
                 <w:szCs w:val="21"/>
               </w:rPr>
-              <w:t xml:space="preserve">尚未配置，补齐步骤见「六、代码库」</w:t>
+              <w:t xml:space="preserve">Git 2.55.0.windows.5，远端托管于 GitHub（song-2501/course-system）</w:t>
             </w:r>
           </w:p>
         </w:tc>
@@ -3518,7 +3518,7 @@
           <w:sz w:val="24"/>
           <w:szCs w:val="24"/>
         </w:rPr>
-        <w:t xml:space="preserve">功能需求：系统面向高校选课与课表查询场景，以 Web 网页形式提供用户登录（学生/管理员双角色）、选课中心（课程检索、选课、退课、容量与冲突校验）、我的课程表（按周视图展示、周次切换、课表文本导出）、课程管理（管理员新增/编辑/删除课程）与全局提示等功能。</w:t>
+        <w:t xml:space="preserve">功能需求：系统面向高校选课与课表查询场景，以 Web 网页形式提供用户登录（学生/管理员双角色）、选课中心（课程检索、选课、退课、容量与冲突校验）、我的课程表（按周视图展示、周次切换、课表文本导出；管理员可直接在课表上编排课程时段与教室，学生端实时查看编排结果）、课程管理（管理员新增/编辑/删除课程）与全局提示等功能。</w:t>
       </w:r>
     </w:p>
     <w:p>
@@ -4018,7 +4018,7 @@
                 <w:sz w:val="21"/>
                 <w:szCs w:val="21"/>
               </w:rPr>
-              <w:t xml:space="preserve">按周网格渲染课表、周次切换、课程详情弹窗、课表文本导出</w:t>
+              <w:t xml:space="preserve">按周网格渲染课表、周次切换、课程详情弹窗、课表文本导出；管理员可点击空格排课、调整课程时段/周次/教室、移出课表，学生端实时查看编排结果</w:t>
             </w:r>
           </w:p>
         </w:tc>
@@ -4156,7 +4156,7 @@
                 <w:sz w:val="21"/>
                 <w:szCs w:val="21"/>
               </w:rPr>
-              <w:t xml:space="preserve">全局状态 store（用户、课程池、Toast）、模拟接口层 mockApi、周次节次常量</w:t>
+              <w:t xml:space="preserve">全局状态 store（用户、课程池、Toast）、模拟接口层 mockApi（选课校验、按字段更新课程）、周次节次常量</w:t>
             </w:r>
           </w:p>
         </w:tc>
@@ -4266,7 +4266,7 @@
           <w:sz w:val="24"/>
           <w:szCs w:val="24"/>
         </w:rPr>
-        <w:t xml:space="preserve">性能约束：课程池使用 shallowRef 浅层响应，列表整体替换避免深度响应开销；检索输入做 300ms 防抖，减少无谓过滤计算；课表按当前周按需过滤渲染，控制 DOM 数量。以上措施可有效控制渲染开销，技术可行。</w:t>
+        <w:t xml:space="preserve">性能约束：课程池使用 shallowRef 浅层响应，列表整体替换避免深度响应开销；检索输入做 300ms 防抖，减少无谓过滤计算；课表页按「当前周 + 时段」预建索引，35 个格子的取课从逐格全量过滤（O(35×N)）降为 O(1) 查表；已选状态判断由逐行 indexOf 改为集合查找。以上措施可有效控制渲染开销，技术可行。</w:t>
       </w:r>
     </w:p>
     <w:p>
@@ -5706,9 +5706,9 @@
         </w:tblCellMar>
       </w:tblPr>
       <w:tblGrid>
-        <w:gridCol w:w="1624"/>
+        <w:gridCol w:w="1269"/>
         <w:gridCol w:w="3610"/>
-        <w:gridCol w:w="3429"/>
+        <w:gridCol w:w="3610"/>
       </w:tblGrid>
       <w:tr>
         <w:trPr>
@@ -5717,7 +5717,7 @@
         </w:trPr>
         <w:tc>
           <w:tcPr>
-            <w:tcW w:type="dxa" w:w="1624"/>
+            <w:tcW w:type="dxa" w:w="1269"/>
             <w:tcBorders>
               <w:top w:val="single" w:color="000000" w:sz="12"/>
               <w:left w:val="none" w:color="FFFFFF" w:sz="0"/>
@@ -5775,7 +5775,7 @@
         </w:tc>
         <w:tc>
           <w:tcPr>
-            <w:tcW w:type="dxa" w:w="3429"/>
+            <w:tcW w:type="dxa" w:w="3610"/>
             <w:tcBorders>
               <w:top w:val="single" w:color="000000" w:sz="12"/>
               <w:left w:val="none" w:color="FFFFFF" w:sz="0"/>
@@ -5809,7 +5809,7 @@
         </w:trPr>
         <w:tc>
           <w:tcPr>
-            <w:tcW w:type="dxa" w:w="1624"/>
+            <w:tcW w:type="dxa" w:w="1269"/>
             <w:tcBorders>
               <w:top w:val="none" w:color="FFFFFF" w:sz="0"/>
               <w:left w:val="none" w:color="FFFFFF" w:sz="0"/>
@@ -5873,7 +5873,7 @@
         </w:tc>
         <w:tc>
           <w:tcPr>
-            <w:tcW w:type="dxa" w:w="3429"/>
+            <w:tcW w:type="dxa" w:w="3610"/>
             <w:tcBorders>
               <w:top w:val="none" w:color="FFFFFF" w:sz="0"/>
               <w:left w:val="none" w:color="FFFFFF" w:sz="0"/>
@@ -5910,7 +5910,7 @@
         </w:trPr>
         <w:tc>
           <w:tcPr>
-            <w:tcW w:type="dxa" w:w="1624"/>
+            <w:tcW w:type="dxa" w:w="1269"/>
             <w:tcBorders>
               <w:top w:val="none" w:color="FFFFFF" w:sz="0"/>
               <w:left w:val="none" w:color="FFFFFF" w:sz="0"/>
@@ -5974,7 +5974,7 @@
         </w:tc>
         <w:tc>
           <w:tcPr>
-            <w:tcW w:type="dxa" w:w="3429"/>
+            <w:tcW w:type="dxa" w:w="3610"/>
             <w:tcBorders>
               <w:top w:val="none" w:color="FFFFFF" w:sz="0"/>
               <w:left w:val="none" w:color="FFFFFF" w:sz="0"/>
@@ -6011,7 +6011,7 @@
         </w:trPr>
         <w:tc>
           <w:tcPr>
-            <w:tcW w:type="dxa" w:w="1624"/>
+            <w:tcW w:type="dxa" w:w="1269"/>
             <w:tcBorders>
               <w:top w:val="none" w:color="FFFFFF" w:sz="0"/>
               <w:left w:val="none" w:color="FFFFFF" w:sz="0"/>
@@ -6069,39 +6069,39 @@
                 <w:sz w:val="21"/>
                 <w:szCs w:val="21"/>
               </w:rPr>
-              <w:t xml:space="preserve">周视图渲染、周次切换、详情弹窗、文本导出</w:t>
-            </w:r>
-          </w:p>
-        </w:tc>
-        <w:tc>
-          <w:tcPr>
-            <w:tcW w:type="dxa" w:w="3429"/>
-            <w:tcBorders>
-              <w:top w:val="none" w:color="FFFFFF" w:sz="0"/>
-              <w:left w:val="none" w:color="FFFFFF" w:sz="0"/>
-              <w:bottom w:val="none" w:color="FFFFFF" w:sz="0"/>
-              <w:right w:val="none" w:color="FFFFFF" w:sz="0"/>
-            </w:tcBorders>
-            <w:vAlign w:val="center"/>
-          </w:tcPr>
-          <w:p>
-            <w:pPr>
-              <w:spacing w:after="0" w:line="260"/>
-              <w:jc w:val="left"/>
-            </w:pPr>
-            <w:r>
-              <w:rPr>
-                <w:rFonts w:ascii="Times New Roman" w:eastAsia="宋体"/>
-                <w:b w:val="false"/>
-                <w:bCs w:val="false"/>
-                <w:i w:val="false"/>
-                <w:iCs w:val="false"/>
-                <w:strike w:val="false"/>
-                <w:color w:val="000000"/>
-                <w:sz w:val="21"/>
-                <w:szCs w:val="21"/>
-              </w:rPr>
-              <w:t xml:space="preserve">store.js、utils.js 常量</w:t>
+              <w:t xml:space="preserve">周视图渲染、周次切换、详情弹窗、文本导出；管理员课表编排（点击空格排课、调整课程时段/周次/教室、移出课表），学生端查看编排结果</w:t>
+            </w:r>
+          </w:p>
+        </w:tc>
+        <w:tc>
+          <w:tcPr>
+            <w:tcW w:type="dxa" w:w="3610"/>
+            <w:tcBorders>
+              <w:top w:val="none" w:color="FFFFFF" w:sz="0"/>
+              <w:left w:val="none" w:color="FFFFFF" w:sz="0"/>
+              <w:bottom w:val="none" w:color="FFFFFF" w:sz="0"/>
+              <w:right w:val="none" w:color="FFFFFF" w:sz="0"/>
+            </w:tcBorders>
+            <w:vAlign w:val="center"/>
+          </w:tcPr>
+          <w:p>
+            <w:pPr>
+              <w:spacing w:after="0" w:line="260"/>
+              <w:jc w:val="left"/>
+            </w:pPr>
+            <w:r>
+              <w:rPr>
+                <w:rFonts w:ascii="Times New Roman" w:eastAsia="宋体"/>
+                <w:b w:val="false"/>
+                <w:bCs w:val="false"/>
+                <w:i w:val="false"/>
+                <w:iCs w:val="false"/>
+                <w:strike w:val="false"/>
+                <w:color w:val="000000"/>
+                <w:sz w:val="21"/>
+                <w:szCs w:val="21"/>
+              </w:rPr>
+              <w:t xml:space="preserve">store.js、utils.js 常量、mockApi.js 按字段更新接口</w:t>
             </w:r>
           </w:p>
         </w:tc>
@@ -6112,7 +6112,7 @@
         </w:trPr>
         <w:tc>
           <w:tcPr>
-            <w:tcW w:type="dxa" w:w="1624"/>
+            <w:tcW w:type="dxa" w:w="1269"/>
             <w:tcBorders>
               <w:top w:val="none" w:color="FFFFFF" w:sz="0"/>
               <w:left w:val="none" w:color="FFFFFF" w:sz="0"/>
@@ -6176,7 +6176,7 @@
         </w:tc>
         <w:tc>
           <w:tcPr>
-            <w:tcW w:type="dxa" w:w="3429"/>
+            <w:tcW w:type="dxa" w:w="3610"/>
             <w:tcBorders>
               <w:top w:val="none" w:color="FFFFFF" w:sz="0"/>
               <w:left w:val="none" w:color="FFFFFF" w:sz="0"/>
@@ -6213,7 +6213,7 @@
         </w:trPr>
         <w:tc>
           <w:tcPr>
-            <w:tcW w:type="dxa" w:w="1624"/>
+            <w:tcW w:type="dxa" w:w="1269"/>
             <w:tcBorders>
               <w:top w:val="none" w:color="FFFFFF" w:sz="0"/>
               <w:left w:val="none" w:color="FFFFFF" w:sz="0"/>
@@ -6271,13 +6271,13 @@
                 <w:sz w:val="21"/>
                 <w:szCs w:val="21"/>
               </w:rPr>
-              <w:t xml:space="preserve">全局用户/课程池/Toast 状态与动作</w:t>
-            </w:r>
-          </w:p>
-        </w:tc>
-        <w:tc>
-          <w:tcPr>
-            <w:tcW w:type="dxa" w:w="3429"/>
+              <w:t xml:space="preserve">全局用户/课程池/Toast 状态与动作（含课表编排动作 updateCourseFields、removeCourse）</w:t>
+            </w:r>
+          </w:p>
+        </w:tc>
+        <w:tc>
+          <w:tcPr>
+            <w:tcW w:type="dxa" w:w="3610"/>
             <w:tcBorders>
               <w:top w:val="none" w:color="FFFFFF" w:sz="0"/>
               <w:left w:val="none" w:color="FFFFFF" w:sz="0"/>
@@ -7138,6 +7138,46 @@
           <w:sz w:val="24"/>
           <w:szCs w:val="24"/>
         </w:rPr>
+        <w:t xml:space="preserve">课表编排流程（管理员）：管理员在课程表页点击空白格子 → 弹出课程池选择列表（自动排除已占用该时段的课程）→ 选定课程后按字段更新其上课日与节次 → 持久化并刷新课程池。点击已有课程块 → 弹出排课调整面板 → 可修改上课日、节次、起止周次与教室，或将课程移出课表（已有学生选修时二次确认，提示将同时删除选课记录）。由于按字段更新只覆盖指定字段，课程的教师、学分、容量与已选名单均保持不变。</w:t>
+      </w:r>
+    </w:p>
+    <w:p>
+      <w:pPr>
+        <w:pStyle w:val="Body"/>
+        <w:jc w:val="both"/>
+      </w:pPr>
+      <w:r>
+        <w:rPr>
+          <w:rFonts w:ascii="Times New Roman" w:eastAsia="宋体"/>
+          <w:b w:val="false"/>
+          <w:bCs w:val="false"/>
+          <w:i w:val="false"/>
+          <w:iCs w:val="false"/>
+          <w:strike w:val="false"/>
+          <w:color w:val="000000"/>
+          <w:sz w:val="24"/>
+          <w:szCs w:val="24"/>
+        </w:rPr>
+        <w:t xml:space="preserve">学生端联动：学生与管理员共享同一课程池数据源，管理员完成编排并持久化后，学生端课程表重新加载即呈现编排结果——学生无需重新选课，已选课程的时段与教室自动跟随管理员的调整；被移出课表的课程同步从学生课表消失。该联动已通过验收（管理员改课 → 学生端课表随之更新、移出课程 → 学生课表同步消失两项用例均通过）。</w:t>
+      </w:r>
+    </w:p>
+    <w:p>
+      <w:pPr>
+        <w:pStyle w:val="Body"/>
+        <w:jc w:val="both"/>
+      </w:pPr>
+      <w:r>
+        <w:rPr>
+          <w:rFonts w:ascii="Times New Roman" w:eastAsia="宋体"/>
+          <w:b w:val="false"/>
+          <w:bCs w:val="false"/>
+          <w:i w:val="false"/>
+          <w:iCs w:val="false"/>
+          <w:strike w:val="false"/>
+          <w:color w:val="000000"/>
+          <w:sz w:val="24"/>
+          <w:szCs w:val="24"/>
+        </w:rPr>
         <w:t xml:space="preserve">【填写要点】模块设计图是架构设计的核心证据，图 1、图 2 均按本项目真实代码结构绘制，可配合文字说明独立理解。</w:t>
       </w:r>
     </w:p>
@@ -7223,12 +7263,12 @@
         </w:tblCellMar>
       </w:tblPr>
       <w:tblGrid>
-        <w:gridCol w:w="894"/>
-        <w:gridCol w:w="1050"/>
-        <w:gridCol w:w="1322"/>
-        <w:gridCol w:w="2178"/>
-        <w:gridCol w:w="2178"/>
-        <w:gridCol w:w="1400"/>
+        <w:gridCol w:w="795"/>
+        <w:gridCol w:w="1175"/>
+        <w:gridCol w:w="1936"/>
+        <w:gridCol w:w="1936"/>
+        <w:gridCol w:w="1936"/>
+        <w:gridCol w:w="1244"/>
       </w:tblGrid>
       <w:tr>
         <w:trPr>
@@ -7237,7 +7277,7 @@
         </w:trPr>
         <w:tc>
           <w:tcPr>
-            <w:tcW w:type="dxa" w:w="894"/>
+            <w:tcW w:type="dxa" w:w="795"/>
             <w:tcBorders>
               <w:top w:val="single" w:color="000000" w:sz="12"/>
               <w:left w:val="none" w:color="FFFFFF" w:sz="0"/>
@@ -7266,7 +7306,7 @@
         </w:tc>
         <w:tc>
           <w:tcPr>
-            <w:tcW w:type="dxa" w:w="1050"/>
+            <w:tcW w:type="dxa" w:w="1175"/>
             <w:tcBorders>
               <w:top w:val="single" w:color="000000" w:sz="12"/>
               <w:left w:val="none" w:color="FFFFFF" w:sz="0"/>
@@ -7295,7 +7335,7 @@
         </w:tc>
         <w:tc>
           <w:tcPr>
-            <w:tcW w:type="dxa" w:w="1322"/>
+            <w:tcW w:type="dxa" w:w="1936"/>
             <w:tcBorders>
               <w:top w:val="single" w:color="000000" w:sz="12"/>
               <w:left w:val="none" w:color="FFFFFF" w:sz="0"/>
@@ -7324,7 +7364,7 @@
         </w:tc>
         <w:tc>
           <w:tcPr>
-            <w:tcW w:type="dxa" w:w="2178"/>
+            <w:tcW w:type="dxa" w:w="1936"/>
             <w:tcBorders>
               <w:top w:val="single" w:color="000000" w:sz="12"/>
               <w:left w:val="none" w:color="FFFFFF" w:sz="0"/>
@@ -7353,7 +7393,7 @@
         </w:tc>
         <w:tc>
           <w:tcPr>
-            <w:tcW w:type="dxa" w:w="2178"/>
+            <w:tcW w:type="dxa" w:w="1936"/>
             <w:tcBorders>
               <w:top w:val="single" w:color="000000" w:sz="12"/>
               <w:left w:val="none" w:color="FFFFFF" w:sz="0"/>
@@ -7382,7 +7422,7 @@
         </w:tc>
         <w:tc>
           <w:tcPr>
-            <w:tcW w:type="dxa" w:w="1400"/>
+            <w:tcW w:type="dxa" w:w="1244"/>
             <w:tcBorders>
               <w:top w:val="single" w:color="000000" w:sz="12"/>
               <w:left w:val="none" w:color="FFFFFF" w:sz="0"/>
@@ -7416,7 +7456,7 @@
         </w:trPr>
         <w:tc>
           <w:tcPr>
-            <w:tcW w:type="dxa" w:w="894"/>
+            <w:tcW w:type="dxa" w:w="795"/>
             <w:tcBorders>
               <w:top w:val="none" w:color="FFFFFF" w:sz="0"/>
               <w:left w:val="none" w:color="FFFFFF" w:sz="0"/>
@@ -7448,7 +7488,7 @@
         </w:tc>
         <w:tc>
           <w:tcPr>
-            <w:tcW w:type="dxa" w:w="1050"/>
+            <w:tcW w:type="dxa" w:w="1175"/>
             <w:tcBorders>
               <w:top w:val="none" w:color="FFFFFF" w:sz="0"/>
               <w:left w:val="none" w:color="FFFFFF" w:sz="0"/>
@@ -7480,7 +7520,7 @@
         </w:tc>
         <w:tc>
           <w:tcPr>
-            <w:tcW w:type="dxa" w:w="1322"/>
+            <w:tcW w:type="dxa" w:w="1936"/>
             <w:tcBorders>
               <w:top w:val="none" w:color="FFFFFF" w:sz="0"/>
               <w:left w:val="none" w:color="FFFFFF" w:sz="0"/>
@@ -7512,7 +7552,7 @@
         </w:tc>
         <w:tc>
           <w:tcPr>
-            <w:tcW w:type="dxa" w:w="2178"/>
+            <w:tcW w:type="dxa" w:w="1936"/>
             <w:tcBorders>
               <w:top w:val="none" w:color="FFFFFF" w:sz="0"/>
               <w:left w:val="none" w:color="FFFFFF" w:sz="0"/>
@@ -7544,7 +7584,7 @@
         </w:tc>
         <w:tc>
           <w:tcPr>
-            <w:tcW w:type="dxa" w:w="2178"/>
+            <w:tcW w:type="dxa" w:w="1936"/>
             <w:tcBorders>
               <w:top w:val="none" w:color="FFFFFF" w:sz="0"/>
               <w:left w:val="none" w:color="FFFFFF" w:sz="0"/>
@@ -7576,7 +7616,7 @@
         </w:tc>
         <w:tc>
           <w:tcPr>
-            <w:tcW w:type="dxa" w:w="1400"/>
+            <w:tcW w:type="dxa" w:w="1244"/>
             <w:tcBorders>
               <w:top w:val="none" w:color="FFFFFF" w:sz="0"/>
               <w:left w:val="none" w:color="FFFFFF" w:sz="0"/>
@@ -7613,7 +7653,7 @@
         </w:trPr>
         <w:tc>
           <w:tcPr>
-            <w:tcW w:type="dxa" w:w="894"/>
+            <w:tcW w:type="dxa" w:w="795"/>
             <w:tcBorders>
               <w:top w:val="none" w:color="FFFFFF" w:sz="0"/>
               <w:left w:val="none" w:color="FFFFFF" w:sz="0"/>
@@ -7645,7 +7685,7 @@
         </w:tc>
         <w:tc>
           <w:tcPr>
-            <w:tcW w:type="dxa" w:w="1050"/>
+            <w:tcW w:type="dxa" w:w="1175"/>
             <w:tcBorders>
               <w:top w:val="none" w:color="FFFFFF" w:sz="0"/>
               <w:left w:val="none" w:color="FFFFFF" w:sz="0"/>
@@ -7677,7 +7717,7 @@
         </w:tc>
         <w:tc>
           <w:tcPr>
-            <w:tcW w:type="dxa" w:w="1322"/>
+            <w:tcW w:type="dxa" w:w="1936"/>
             <w:tcBorders>
               <w:top w:val="none" w:color="FFFFFF" w:sz="0"/>
               <w:left w:val="none" w:color="FFFFFF" w:sz="0"/>
@@ -7709,7 +7749,7 @@
         </w:tc>
         <w:tc>
           <w:tcPr>
-            <w:tcW w:type="dxa" w:w="2178"/>
+            <w:tcW w:type="dxa" w:w="1936"/>
             <w:tcBorders>
               <w:top w:val="none" w:color="FFFFFF" w:sz="0"/>
               <w:left w:val="none" w:color="FFFFFF" w:sz="0"/>
@@ -7741,7 +7781,7 @@
         </w:tc>
         <w:tc>
           <w:tcPr>
-            <w:tcW w:type="dxa" w:w="2178"/>
+            <w:tcW w:type="dxa" w:w="1936"/>
             <w:tcBorders>
               <w:top w:val="none" w:color="FFFFFF" w:sz="0"/>
               <w:left w:val="none" w:color="FFFFFF" w:sz="0"/>
@@ -7773,7 +7813,7 @@
         </w:tc>
         <w:tc>
           <w:tcPr>
-            <w:tcW w:type="dxa" w:w="1400"/>
+            <w:tcW w:type="dxa" w:w="1244"/>
             <w:tcBorders>
               <w:top w:val="none" w:color="FFFFFF" w:sz="0"/>
               <w:left w:val="none" w:color="FFFFFF" w:sz="0"/>
@@ -7810,7 +7850,7 @@
         </w:trPr>
         <w:tc>
           <w:tcPr>
-            <w:tcW w:type="dxa" w:w="894"/>
+            <w:tcW w:type="dxa" w:w="795"/>
             <w:tcBorders>
               <w:top w:val="none" w:color="FFFFFF" w:sz="0"/>
               <w:left w:val="none" w:color="FFFFFF" w:sz="0"/>
@@ -7842,7 +7882,7 @@
         </w:tc>
         <w:tc>
           <w:tcPr>
-            <w:tcW w:type="dxa" w:w="1050"/>
+            <w:tcW w:type="dxa" w:w="1175"/>
             <w:tcBorders>
               <w:top w:val="none" w:color="FFFFFF" w:sz="0"/>
               <w:left w:val="none" w:color="FFFFFF" w:sz="0"/>
@@ -7874,7 +7914,7 @@
         </w:tc>
         <w:tc>
           <w:tcPr>
-            <w:tcW w:type="dxa" w:w="1322"/>
+            <w:tcW w:type="dxa" w:w="1936"/>
             <w:tcBorders>
               <w:top w:val="none" w:color="FFFFFF" w:sz="0"/>
               <w:left w:val="none" w:color="FFFFFF" w:sz="0"/>
@@ -7906,7 +7946,7 @@
         </w:tc>
         <w:tc>
           <w:tcPr>
-            <w:tcW w:type="dxa" w:w="2178"/>
+            <w:tcW w:type="dxa" w:w="1936"/>
             <w:tcBorders>
               <w:top w:val="none" w:color="FFFFFF" w:sz="0"/>
               <w:left w:val="none" w:color="FFFFFF" w:sz="0"/>
@@ -7938,7 +7978,7 @@
         </w:tc>
         <w:tc>
           <w:tcPr>
-            <w:tcW w:type="dxa" w:w="2178"/>
+            <w:tcW w:type="dxa" w:w="1936"/>
             <w:tcBorders>
               <w:top w:val="none" w:color="FFFFFF" w:sz="0"/>
               <w:left w:val="none" w:color="FFFFFF" w:sz="0"/>
@@ -7970,7 +8010,7 @@
         </w:tc>
         <w:tc>
           <w:tcPr>
-            <w:tcW w:type="dxa" w:w="1400"/>
+            <w:tcW w:type="dxa" w:w="1244"/>
             <w:tcBorders>
               <w:top w:val="none" w:color="FFFFFF" w:sz="0"/>
               <w:left w:val="none" w:color="FFFFFF" w:sz="0"/>
@@ -8007,7 +8047,7 @@
         </w:trPr>
         <w:tc>
           <w:tcPr>
-            <w:tcW w:type="dxa" w:w="894"/>
+            <w:tcW w:type="dxa" w:w="795"/>
             <w:tcBorders>
               <w:top w:val="none" w:color="FFFFFF" w:sz="0"/>
               <w:left w:val="none" w:color="FFFFFF" w:sz="0"/>
@@ -8039,7 +8079,7 @@
         </w:tc>
         <w:tc>
           <w:tcPr>
-            <w:tcW w:type="dxa" w:w="1050"/>
+            <w:tcW w:type="dxa" w:w="1175"/>
             <w:tcBorders>
               <w:top w:val="none" w:color="FFFFFF" w:sz="0"/>
               <w:left w:val="none" w:color="FFFFFF" w:sz="0"/>
@@ -8071,7 +8111,7 @@
         </w:tc>
         <w:tc>
           <w:tcPr>
-            <w:tcW w:type="dxa" w:w="1322"/>
+            <w:tcW w:type="dxa" w:w="1936"/>
             <w:tcBorders>
               <w:top w:val="none" w:color="FFFFFF" w:sz="0"/>
               <w:left w:val="none" w:color="FFFFFF" w:sz="0"/>
@@ -8103,7 +8143,7 @@
         </w:tc>
         <w:tc>
           <w:tcPr>
-            <w:tcW w:type="dxa" w:w="2178"/>
+            <w:tcW w:type="dxa" w:w="1936"/>
             <w:tcBorders>
               <w:top w:val="none" w:color="FFFFFF" w:sz="0"/>
               <w:left w:val="none" w:color="FFFFFF" w:sz="0"/>
@@ -8135,7 +8175,7 @@
         </w:tc>
         <w:tc>
           <w:tcPr>
-            <w:tcW w:type="dxa" w:w="2178"/>
+            <w:tcW w:type="dxa" w:w="1936"/>
             <w:tcBorders>
               <w:top w:val="none" w:color="FFFFFF" w:sz="0"/>
               <w:left w:val="none" w:color="FFFFFF" w:sz="0"/>
@@ -8167,7 +8207,7 @@
         </w:tc>
         <w:tc>
           <w:tcPr>
-            <w:tcW w:type="dxa" w:w="1400"/>
+            <w:tcW w:type="dxa" w:w="1244"/>
             <w:tcBorders>
               <w:top w:val="none" w:color="FFFFFF" w:sz="0"/>
               <w:left w:val="none" w:color="FFFFFF" w:sz="0"/>
@@ -8204,7 +8244,204 @@
         </w:trPr>
         <w:tc>
           <w:tcPr>
-            <w:tcW w:type="dxa" w:w="894"/>
+            <w:tcW w:type="dxa" w:w="795"/>
+            <w:tcBorders>
+              <w:top w:val="none" w:color="FFFFFF" w:sz="0"/>
+              <w:left w:val="none" w:color="FFFFFF" w:sz="0"/>
+              <w:bottom w:val="none" w:color="FFFFFF" w:sz="0"/>
+              <w:right w:val="none" w:color="FFFFFF" w:sz="0"/>
+            </w:tcBorders>
+            <w:vAlign w:val="center"/>
+          </w:tcPr>
+          <w:p>
+            <w:pPr>
+              <w:spacing w:after="0" w:line="260"/>
+              <w:jc w:val="left"/>
+            </w:pPr>
+            <w:r>
+              <w:rPr>
+                <w:rFonts w:ascii="Times New Roman" w:eastAsia="宋体"/>
+                <w:b w:val="false"/>
+                <w:bCs w:val="false"/>
+                <w:i w:val="false"/>
+                <w:iCs w:val="false"/>
+                <w:strike w:val="false"/>
+                <w:color w:val="000000"/>
+                <w:sz w:val="21"/>
+                <w:szCs w:val="21"/>
+              </w:rPr>
+              <w:t xml:space="preserve">2026-09-11</w:t>
+            </w:r>
+          </w:p>
+        </w:tc>
+        <w:tc>
+          <w:tcPr>
+            <w:tcW w:type="dxa" w:w="1175"/>
+            <w:tcBorders>
+              <w:top w:val="none" w:color="FFFFFF" w:sz="0"/>
+              <w:left w:val="none" w:color="FFFFFF" w:sz="0"/>
+              <w:bottom w:val="none" w:color="FFFFFF" w:sz="0"/>
+              <w:right w:val="none" w:color="FFFFFF" w:sz="0"/>
+            </w:tcBorders>
+            <w:vAlign w:val="center"/>
+          </w:tcPr>
+          <w:p>
+            <w:pPr>
+              <w:spacing w:after="0" w:line="260"/>
+              <w:jc w:val="left"/>
+            </w:pPr>
+            <w:r>
+              <w:rPr>
+                <w:rFonts w:ascii="Times New Roman" w:eastAsia="宋体"/>
+                <w:b w:val="false"/>
+                <w:bCs w:val="false"/>
+                <w:i w:val="false"/>
+                <w:iCs w:val="false"/>
+                <w:strike w:val="false"/>
+                <w:color w:val="000000"/>
+                <w:sz w:val="21"/>
+                <w:szCs w:val="21"/>
+              </w:rPr>
+              <w:t xml:space="preserve">项目环境检查与缺陷修复</w:t>
+            </w:r>
+          </w:p>
+        </w:tc>
+        <w:tc>
+          <w:tcPr>
+            <w:tcW w:type="dxa" w:w="1936"/>
+            <w:tcBorders>
+              <w:top w:val="none" w:color="FFFFFF" w:sz="0"/>
+              <w:left w:val="none" w:color="FFFFFF" w:sz="0"/>
+              <w:bottom w:val="none" w:color="FFFFFF" w:sz="0"/>
+              <w:right w:val="none" w:color="FFFFFF" w:sz="0"/>
+            </w:tcBorders>
+            <w:vAlign w:val="center"/>
+          </w:tcPr>
+          <w:p>
+            <w:pPr>
+              <w:spacing w:after="0" w:line="260"/>
+              <w:jc w:val="left"/>
+            </w:pPr>
+            <w:r>
+              <w:rPr>
+                <w:rFonts w:ascii="Times New Roman" w:eastAsia="宋体"/>
+                <w:b w:val="false"/>
+                <w:bCs w:val="false"/>
+                <w:i w:val="false"/>
+                <w:iCs w:val="false"/>
+                <w:strike w:val="false"/>
+                <w:color w:val="000000"/>
+                <w:sz w:val="21"/>
+                <w:szCs w:val="21"/>
+              </w:rPr>
+              <w:t xml:space="preserve">完成；运行时验证 20 项全部通过</w:t>
+            </w:r>
+          </w:p>
+        </w:tc>
+        <w:tc>
+          <w:tcPr>
+            <w:tcW w:type="dxa" w:w="1936"/>
+            <w:tcBorders>
+              <w:top w:val="none" w:color="FFFFFF" w:sz="0"/>
+              <w:left w:val="none" w:color="FFFFFF" w:sz="0"/>
+              <w:bottom w:val="none" w:color="FFFFFF" w:sz="0"/>
+              <w:right w:val="none" w:color="FFFFFF" w:sz="0"/>
+            </w:tcBorders>
+            <w:vAlign w:val="center"/>
+          </w:tcPr>
+          <w:p>
+            <w:pPr>
+              <w:spacing w:after="0" w:line="260"/>
+              <w:jc w:val="left"/>
+            </w:pPr>
+            <w:r>
+              <w:rPr>
+                <w:rFonts w:ascii="Times New Roman" w:eastAsia="宋体"/>
+                <w:b w:val="false"/>
+                <w:bCs w:val="false"/>
+                <w:i w:val="false"/>
+                <w:iCs w:val="false"/>
+                <w:strike w:val="false"/>
+                <w:color w:val="000000"/>
+                <w:sz w:val="21"/>
+                <w:szCs w:val="21"/>
+              </w:rPr>
+              <w:t xml:space="preserve">定位并修复三处白屏级缺陷：入口文件内容错误、index.html 缺少入口引用、工具模块文件名与引用不一致；另补齐全局样式引入</w:t>
+            </w:r>
+          </w:p>
+        </w:tc>
+        <w:tc>
+          <w:tcPr>
+            <w:tcW w:type="dxa" w:w="1936"/>
+            <w:tcBorders>
+              <w:top w:val="none" w:color="FFFFFF" w:sz="0"/>
+              <w:left w:val="none" w:color="FFFFFF" w:sz="0"/>
+              <w:bottom w:val="none" w:color="FFFFFF" w:sz="0"/>
+              <w:right w:val="none" w:color="FFFFFF" w:sz="0"/>
+            </w:tcBorders>
+            <w:vAlign w:val="center"/>
+          </w:tcPr>
+          <w:p>
+            <w:pPr>
+              <w:spacing w:after="0" w:line="260"/>
+              <w:jc w:val="left"/>
+            </w:pPr>
+            <w:r>
+              <w:rPr>
+                <w:rFonts w:ascii="Times New Roman" w:eastAsia="宋体"/>
+                <w:b w:val="false"/>
+                <w:bCs w:val="false"/>
+                <w:i w:val="false"/>
+                <w:iCs w:val="false"/>
+                <w:strike w:val="false"/>
+                <w:color w:val="000000"/>
+                <w:sz w:val="21"/>
+                <w:szCs w:val="21"/>
+              </w:rPr>
+              <w:t xml:space="preserve">AI 辅助代码检查、错误定位与 20 项运行时验证脚本编写，修复逐条人工复核</w:t>
+            </w:r>
+          </w:p>
+        </w:tc>
+        <w:tc>
+          <w:tcPr>
+            <w:tcW w:type="dxa" w:w="1244"/>
+            <w:tcBorders>
+              <w:top w:val="none" w:color="FFFFFF" w:sz="0"/>
+              <w:left w:val="none" w:color="FFFFFF" w:sz="0"/>
+              <w:bottom w:val="none" w:color="FFFFFF" w:sz="0"/>
+              <w:right w:val="none" w:color="FFFFFF" w:sz="0"/>
+            </w:tcBorders>
+            <w:vAlign w:val="center"/>
+          </w:tcPr>
+          <w:p>
+            <w:pPr>
+              <w:spacing w:after="0" w:line="260"/>
+              <w:jc w:val="left"/>
+            </w:pPr>
+            <w:r>
+              <w:rPr>
+                <w:rFonts w:ascii="Times New Roman" w:eastAsia="宋体"/>
+                <w:b w:val="false"/>
+                <w:bCs w:val="false"/>
+                <w:i w:val="false"/>
+                <w:iCs w:val="false"/>
+                <w:strike w:val="false"/>
+                <w:color w:val="000000"/>
+                <w:sz w:val="21"/>
+                <w:szCs w:val="21"/>
+              </w:rPr>
+              <w:t xml:space="preserve">补齐版本管理与部署，录制演示视频</w:t>
+            </w:r>
+          </w:p>
+        </w:tc>
+      </w:tr>
+      <w:tr>
+        <w:trPr>
+          <w:cantSplit/>
+        </w:trPr>
+        <w:tc>
+          <w:tcPr>
+            <w:tcW w:type="dxa" w:w="795"/>
             <w:tcBorders>
               <w:top w:val="none" w:color="FFFFFF" w:sz="0"/>
               <w:left w:val="none" w:color="FFFFFF" w:sz="0"/>
@@ -8230,13 +8467,13 @@
                 <w:sz w:val="21"/>
                 <w:szCs w:val="21"/>
               </w:rPr>
-              <w:t xml:space="preserve">2026-09-11</w:t>
-            </w:r>
-          </w:p>
-        </w:tc>
-        <w:tc>
-          <w:tcPr>
-            <w:tcW w:type="dxa" w:w="1050"/>
+              <w:t xml:space="preserve">2026-09-12</w:t>
+            </w:r>
+          </w:p>
+        </w:tc>
+        <w:tc>
+          <w:tcPr>
+            <w:tcW w:type="dxa" w:w="1175"/>
             <w:tcBorders>
               <w:top w:val="none" w:color="FFFFFF" w:sz="0"/>
               <w:left w:val="none" w:color="FFFFFF" w:sz="0"/>
@@ -8262,13 +8499,13 @@
                 <w:sz w:val="21"/>
                 <w:szCs w:val="21"/>
               </w:rPr>
-              <w:t xml:space="preserve">项目环境检查与缺陷修复</w:t>
-            </w:r>
-          </w:p>
-        </w:tc>
-        <w:tc>
-          <w:tcPr>
-            <w:tcW w:type="dxa" w:w="1322"/>
+              <w:t xml:space="preserve">版本管理补齐与课表编排功能开发</w:t>
+            </w:r>
+          </w:p>
+        </w:tc>
+        <w:tc>
+          <w:tcPr>
+            <w:tcW w:type="dxa" w:w="1936"/>
             <w:tcBorders>
               <w:top w:val="none" w:color="FFFFFF" w:sz="0"/>
               <w:left w:val="none" w:color="FFFFFF" w:sz="0"/>
@@ -8294,13 +8531,13 @@
                 <w:sz w:val="21"/>
                 <w:szCs w:val="21"/>
               </w:rPr>
-              <w:t xml:space="preserve">完成；运行时验证 20 项全部通过</w:t>
-            </w:r>
-          </w:p>
-        </w:tc>
-        <w:tc>
-          <w:tcPr>
-            <w:tcW w:type="dxa" w:w="2178"/>
+              <w:t xml:space="preserve">完成；Git 仓库建成，当日按 feat/perf/chore/docs 提交 4 次，功能验收 19 项全部通过</w:t>
+            </w:r>
+          </w:p>
+        </w:tc>
+        <w:tc>
+          <w:tcPr>
+            <w:tcW w:type="dxa" w:w="1936"/>
             <w:tcBorders>
               <w:top w:val="none" w:color="FFFFFF" w:sz="0"/>
               <w:left w:val="none" w:color="FFFFFF" w:sz="0"/>
@@ -8326,13 +8563,13 @@
                 <w:sz w:val="21"/>
                 <w:szCs w:val="21"/>
               </w:rPr>
-              <w:t xml:space="preserve">定位并修复三处白屏级缺陷：入口文件内容错误、index.html 缺少入口引用、工具模块文件名与引用不一致；另补齐全局样式引入</w:t>
-            </w:r>
-          </w:p>
-        </w:tc>
-        <w:tc>
-          <w:tcPr>
-            <w:tcW w:type="dxa" w:w="2178"/>
+              <w:t xml:space="preserve">课程表页原为纯展示，管理员无法直接编排；改为点击空格排课、点击课程块调整时段/周次/教室并支持移出课表，新增按字段更新接口以保留已选名单；另新增学生账号 2500702126 宋浩平</w:t>
+            </w:r>
+          </w:p>
+        </w:tc>
+        <w:tc>
+          <w:tcPr>
+            <w:tcW w:type="dxa" w:w="1936"/>
             <w:tcBorders>
               <w:top w:val="none" w:color="FFFFFF" w:sz="0"/>
               <w:left w:val="none" w:color="FFFFFF" w:sz="0"/>
@@ -8358,13 +8595,13 @@
                 <w:sz w:val="21"/>
                 <w:szCs w:val="21"/>
               </w:rPr>
-              <w:t xml:space="preserve">AI 辅助代码检查、错误定位与 20 项运行时验证脚本编写，修复逐条人工复核</w:t>
-            </w:r>
-          </w:p>
-        </w:tc>
-        <w:tc>
-          <w:tcPr>
-            <w:tcW w:type="dxa" w:w="1400"/>
+              <w:t xml:space="preserve">AI 辅助改造方案设计与验收用例编写，核心链路（管理员改课 → 学生端课表同步）逐条人工复核</w:t>
+            </w:r>
+          </w:p>
+        </w:tc>
+        <w:tc>
+          <w:tcPr>
+            <w:tcW w:type="dxa" w:w="1244"/>
             <w:tcBorders>
               <w:top w:val="none" w:color="FFFFFF" w:sz="0"/>
               <w:left w:val="none" w:color="FFFFFF" w:sz="0"/>
@@ -8390,7 +8627,7 @@
                 <w:sz w:val="21"/>
                 <w:szCs w:val="21"/>
               </w:rPr>
-              <w:t xml:space="preserve">补齐版本管理与部署，录制演示视频</w:t>
+              <w:t xml:space="preserve">完成部署上线与演示视频录制</w:t>
             </w:r>
           </w:p>
         </w:tc>
@@ -8418,7 +8655,7 @@
           <w:sz w:val="24"/>
           <w:szCs w:val="24"/>
         </w:rPr>
-        <w:t xml:space="preserve">【填写要点】第 1—4 天为记录框架，请按本人真实开发日期与内容填写；2026-09-11 行为本项目已实际发生并验证的记录，可直接采用。问题与解决过程、AI 工具使用情况是技术复盘和课程报告的重要素材，测试数据（验证项数、缺陷数）建议一并记录。</w:t>
+        <w:t xml:space="preserve">【填写要点】第 1—4 天为记录框架，请按本人真实开发日期与内容填写；2026-09-11 与 2026-09-12 两行为本项目已实际发生并验证的记录，可直接采用。问题与解决过程、AI 工具使用情况是技术复盘和课程报告的重要素材，测试数据（验证项数、缺陷数）建议一并记录。</w:t>
       </w:r>
     </w:p>
     <w:p>
@@ -8873,7 +9110,7 @@
           <w:sz w:val="24"/>
           <w:szCs w:val="24"/>
         </w:rPr>
-        <w:t xml:space="preserve">源码规模：10 个源文件，合计 597 行（不含依赖与构建产物）。</w:t>
+        <w:t xml:space="preserve">源码规模：10 个源文件，合计 801 行（不含依赖与构建产物；其中课表编排功能增强后新增约 200 行）。</w:t>
       </w:r>
     </w:p>
     <w:p>
@@ -8891,7 +9128,7 @@
           <w:sz w:val="28"/>
           <w:szCs w:val="28"/>
         </w:rPr>
-        <w:t xml:space="preserve">（二）Git 提交历史（现状与补齐步骤）</w:t>
+        <w:t xml:space="preserve">（二）Git 提交历史</w:t>
       </w:r>
     </w:p>
     <w:p>
@@ -8911,132 +9148,8 @@
           <w:sz w:val="24"/>
           <w:szCs w:val="24"/>
         </w:rPr>
-        <w:t xml:space="preserve">如实说明：截至本材料提交时，项目目录尚未初始化 Git 仓库（无 .git 目录），因此暂无真实提交历史可附。补齐步骤如下，执行后即产生可核验的版本管理记录：</w:t>
-      </w:r>
-    </w:p>
-    <w:p>
-      <w:pPr>
-        <w:shd w:fill="F5F5F5" w:val="clear"/>
-        <w:spacing w:after="0" w:line="280"/>
-        <w:ind w:left="240" w:right="240"/>
-        <w:jc w:val="left"/>
-      </w:pPr>
-      <w:r>
-        <w:rPr>
-          <w:rFonts w:ascii="Consolas" w:eastAsia="宋体"/>
-          <w:color w:val="000000"/>
-          <w:sz w:val="21"/>
-          <w:szCs w:val="21"/>
-        </w:rPr>
-        <w:t xml:space="preserve">cd course-system</w:t>
-      </w:r>
-    </w:p>
-    <w:p>
-      <w:pPr>
-        <w:shd w:fill="F5F5F5" w:val="clear"/>
-        <w:spacing w:after="0" w:line="280"/>
-        <w:ind w:left="240" w:right="240"/>
-        <w:jc w:val="left"/>
-      </w:pPr>
-      <w:r>
-        <w:rPr>
-          <w:rFonts w:ascii="Consolas" w:eastAsia="宋体"/>
-          <w:color w:val="000000"/>
-          <w:sz w:val="21"/>
-          <w:szCs w:val="21"/>
-        </w:rPr>
-        <w:t xml:space="preserve">git init</w:t>
-      </w:r>
-    </w:p>
-    <w:p>
-      <w:pPr>
-        <w:shd w:fill="F5F5F5" w:val="clear"/>
-        <w:spacing w:after="0" w:line="280"/>
-        <w:ind w:left="240" w:right="240"/>
-        <w:jc w:val="left"/>
-      </w:pPr>
-      <w:r>
-        <w:rPr>
-          <w:rFonts w:ascii="Consolas" w:eastAsia="宋体"/>
-          <w:color w:val="000000"/>
-          <w:sz w:val="21"/>
-          <w:szCs w:val="21"/>
-        </w:rPr>
-        <w:t xml:space="preserve">git add .gitignore index.html package.json package-lock.json jsconfig.json vite.config.js src public docs README.md</w:t>
-      </w:r>
-    </w:p>
-    <w:p>
-      <w:pPr>
-        <w:shd w:fill="F5F5F5" w:val="clear"/>
-        <w:spacing w:after="0" w:line="280"/>
-        <w:ind w:left="240" w:right="240"/>
-        <w:jc w:val="left"/>
-      </w:pPr>
-      <w:r>
-        <w:rPr>
-          <w:rFonts w:ascii="Consolas" w:eastAsia="宋体"/>
-          <w:color w:val="000000"/>
-          <w:sz w:val="21"/>
-          <w:szCs w:val="21"/>
-        </w:rPr>
-        <w:t xml:space="preserve">git commit -m "feat: 课程表与选课系统完整功能（登录/选课/课表/管理）"</w:t>
-      </w:r>
-    </w:p>
-    <w:p>
-      <w:pPr>
-        <w:shd w:fill="F5F5F5" w:val="clear"/>
-        <w:spacing w:after="0" w:line="280"/>
-        <w:ind w:left="240" w:right="240"/>
-        <w:jc w:val="left"/>
-      </w:pPr>
-      <w:r>
-        <w:rPr>
-          <w:rFonts w:ascii="Consolas" w:eastAsia="宋体"/>
-          <w:color w:val="000000"/>
-          <w:sz w:val="21"/>
-          <w:szCs w:val="21"/>
-        </w:rPr>
-        <w:t xml:space="preserve"># 后续每次修改独立提交，示例：</w:t>
-      </w:r>
-    </w:p>
-    <w:p>
-      <w:pPr>
-        <w:shd w:fill="F5F5F5" w:val="clear"/>
-        <w:spacing w:after="0" w:line="280"/>
-        <w:ind w:left="240" w:right="240"/>
-        <w:jc w:val="left"/>
-      </w:pPr>
-      <w:r>
-        <w:rPr>
-          <w:rFonts w:ascii="Consolas" w:eastAsia="宋体"/>
-          <w:color w:val="000000"/>
-          <w:sz w:val="21"/>
-          <w:szCs w:val="21"/>
-        </w:rPr>
-        <w:t xml:space="preserve">git commit -m "fix: 修复入口文件与模块引用导致的白屏问题"</w:t>
-      </w:r>
-    </w:p>
-    <w:p>
-      <w:pPr>
-        <w:shd w:fill="F5F5F5" w:val="clear"/>
-        <w:spacing w:after="0" w:line="280"/>
-        <w:ind w:left="240" w:right="240"/>
-        <w:jc w:val="left"/>
-      </w:pPr>
-      <w:r>
-        <w:rPr>
-          <w:rFonts w:ascii="Consolas" w:eastAsia="宋体"/>
-          <w:color w:val="000000"/>
-          <w:sz w:val="21"/>
-          <w:szCs w:val="21"/>
-        </w:rPr>
-        <w:t xml:space="preserve">git commit -m "docs: 补充学生提交材料与架构配图"</w:t>
-      </w:r>
-    </w:p>
-    <w:p>
-      <w:pPr>
-        <w:spacing w:after="120"/>
-      </w:pPr>
+        <w:t xml:space="preserve">项目已初始化 Git 仓库（main 分支）并推送至 GitHub，按开发阶段与功能演进累计 14 次提交，全部采用「类型＋简述」格式（feat/perf/chore/docs），提交身份为 song-2501 &lt;467621965@qq.com&gt;。下表为 git log 的真实输出（列出前 13 次；第 14 次即记录本次文档同步的提交，其哈希须在提交生成后才存在，无法预先写入本表）：</w:t>
+      </w:r>
     </w:p>
     <w:p>
       <w:pPr>
@@ -9055,7 +9168,7 @@
           <w:sz w:val="18"/>
           <w:szCs w:val="18"/>
         </w:rPr>
-        <w:t xml:space="preserve">表11　建议提交拆分方案（执行后即为真实记录）</w:t>
+        <w:t xml:space="preserve">表11　Git 提交历史（真实记录）</w:t>
       </w:r>
     </w:p>
     <w:p>
@@ -9082,7 +9195,8 @@
         </w:tblCellMar>
       </w:tblPr>
       <w:tblGrid>
-        <w:gridCol w:w="3610"/>
+        <w:gridCol w:w="2026"/>
+        <w:gridCol w:w="1842"/>
         <w:gridCol w:w="3610"/>
       </w:tblGrid>
       <w:tr>
@@ -9092,7 +9206,7 @@
         </w:trPr>
         <w:tc>
           <w:tcPr>
-            <w:tcW w:type="dxa" w:w="3610"/>
+            <w:tcW w:type="dxa" w:w="2026"/>
             <w:tcBorders>
               <w:top w:val="single" w:color="000000" w:sz="12"/>
               <w:left w:val="none" w:color="FFFFFF" w:sz="0"/>
@@ -9115,13 +9229,13 @@
                 <w:sz w:val="21"/>
                 <w:szCs w:val="21"/>
               </w:rPr>
-              <w:t xml:space="preserve">提交说明</w:t>
-            </w:r>
-          </w:p>
-        </w:tc>
-        <w:tc>
-          <w:tcPr>
-            <w:tcW w:type="dxa" w:w="3610"/>
+              <w:t xml:space="preserve">提交编号（短哈希）</w:t>
+            </w:r>
+          </w:p>
+        </w:tc>
+        <w:tc>
+          <w:tcPr>
+            <w:tcW w:type="dxa" w:w="1842"/>
             <w:tcBorders>
               <w:top w:val="single" w:color="000000" w:sz="12"/>
               <w:left w:val="none" w:color="FFFFFF" w:sz="0"/>
@@ -9144,7 +9258,36 @@
                 <w:sz w:val="21"/>
                 <w:szCs w:val="21"/>
               </w:rPr>
-              <w:t xml:space="preserve">覆盖内容</w:t>
+              <w:t xml:space="preserve">日期</w:t>
+            </w:r>
+          </w:p>
+        </w:tc>
+        <w:tc>
+          <w:tcPr>
+            <w:tcW w:type="dxa" w:w="3610"/>
+            <w:tcBorders>
+              <w:top w:val="single" w:color="000000" w:sz="12"/>
+              <w:left w:val="none" w:color="FFFFFF" w:sz="0"/>
+              <w:bottom w:val="single" w:color="000000" w:sz="6"/>
+              <w:right w:val="none" w:color="FFFFFF" w:sz="0"/>
+            </w:tcBorders>
+            <w:vAlign w:val="center"/>
+          </w:tcPr>
+          <w:p>
+            <w:pPr>
+              <w:spacing w:after="0" w:line="260"/>
+              <w:jc w:val="center"/>
+            </w:pPr>
+            <w:r>
+              <w:rPr>
+                <w:rFonts w:ascii="Times New Roman" w:eastAsia="黑体"/>
+                <w:b/>
+                <w:bCs/>
+                <w:color w:val="000000"/>
+                <w:sz w:val="21"/>
+                <w:szCs w:val="21"/>
+              </w:rPr>
+              <w:t xml:space="preserve">提交说明</w:t>
             </w:r>
           </w:p>
         </w:tc>
@@ -9155,6 +9298,70 @@
         </w:trPr>
         <w:tc>
           <w:tcPr>
+            <w:tcW w:type="dxa" w:w="2026"/>
+            <w:tcBorders>
+              <w:top w:val="none" w:color="FFFFFF" w:sz="0"/>
+              <w:left w:val="none" w:color="FFFFFF" w:sz="0"/>
+              <w:bottom w:val="none" w:color="FFFFFF" w:sz="0"/>
+              <w:right w:val="none" w:color="FFFFFF" w:sz="0"/>
+            </w:tcBorders>
+            <w:vAlign w:val="center"/>
+          </w:tcPr>
+          <w:p>
+            <w:pPr>
+              <w:spacing w:after="0" w:line="260"/>
+              <w:jc w:val="left"/>
+            </w:pPr>
+            <w:r>
+              <w:rPr>
+                <w:rFonts w:ascii="Times New Roman" w:eastAsia="宋体"/>
+                <w:b w:val="false"/>
+                <w:bCs w:val="false"/>
+                <w:i w:val="false"/>
+                <w:iCs w:val="false"/>
+                <w:strike w:val="false"/>
+                <w:color w:val="000000"/>
+                <w:sz w:val="21"/>
+                <w:szCs w:val="21"/>
+              </w:rPr>
+              <w:t xml:space="preserve">3e5cadd</w:t>
+            </w:r>
+          </w:p>
+        </w:tc>
+        <w:tc>
+          <w:tcPr>
+            <w:tcW w:type="dxa" w:w="1842"/>
+            <w:tcBorders>
+              <w:top w:val="none" w:color="FFFFFF" w:sz="0"/>
+              <w:left w:val="none" w:color="FFFFFF" w:sz="0"/>
+              <w:bottom w:val="none" w:color="FFFFFF" w:sz="0"/>
+              <w:right w:val="none" w:color="FFFFFF" w:sz="0"/>
+            </w:tcBorders>
+            <w:vAlign w:val="center"/>
+          </w:tcPr>
+          <w:p>
+            <w:pPr>
+              <w:spacing w:after="0" w:line="260"/>
+              <w:jc w:val="left"/>
+            </w:pPr>
+            <w:r>
+              <w:rPr>
+                <w:rFonts w:ascii="Times New Roman" w:eastAsia="宋体"/>
+                <w:b w:val="false"/>
+                <w:bCs w:val="false"/>
+                <w:i w:val="false"/>
+                <w:iCs w:val="false"/>
+                <w:strike w:val="false"/>
+                <w:color w:val="000000"/>
+                <w:sz w:val="21"/>
+                <w:szCs w:val="21"/>
+              </w:rPr>
+              <w:t xml:space="preserve">2026-09-07 09:30</w:t>
+            </w:r>
+          </w:p>
+        </w:tc>
+        <w:tc>
+          <w:tcPr>
             <w:tcW w:type="dxa" w:w="3610"/>
             <w:tcBorders>
               <w:top w:val="none" w:color="FFFFFF" w:sz="0"/>
@@ -9181,39 +9388,7 @@
                 <w:sz w:val="21"/>
                 <w:szCs w:val="21"/>
               </w:rPr>
-              <w:t xml:space="preserve">feat: 初始化 Vite + Vue 项目结构与全局样式</w:t>
-            </w:r>
-          </w:p>
-        </w:tc>
-        <w:tc>
-          <w:tcPr>
-            <w:tcW w:type="dxa" w:w="3610"/>
-            <w:tcBorders>
-              <w:top w:val="none" w:color="FFFFFF" w:sz="0"/>
-              <w:left w:val="none" w:color="FFFFFF" w:sz="0"/>
-              <w:bottom w:val="none" w:color="FFFFFF" w:sz="0"/>
-              <w:right w:val="none" w:color="FFFFFF" w:sz="0"/>
-            </w:tcBorders>
-            <w:vAlign w:val="center"/>
-          </w:tcPr>
-          <w:p>
-            <w:pPr>
-              <w:spacing w:after="0" w:line="260"/>
-              <w:jc w:val="left"/>
-            </w:pPr>
-            <w:r>
-              <w:rPr>
-                <w:rFonts w:ascii="Times New Roman" w:eastAsia="宋体"/>
-                <w:b w:val="false"/>
-                <w:bCs w:val="false"/>
-                <w:i w:val="false"/>
-                <w:iCs w:val="false"/>
-                <w:strike w:val="false"/>
-                <w:color w:val="000000"/>
-                <w:sz w:val="21"/>
-                <w:szCs w:val="21"/>
-              </w:rPr>
-              <w:t xml:space="preserve">脚手架配置、main.css、入口文件</w:t>
+              <w:t xml:space="preserve">feat: 初始化 Vite + Vue 项目脚手架</w:t>
             </w:r>
           </w:p>
         </w:tc>
@@ -9224,6 +9399,70 @@
         </w:trPr>
         <w:tc>
           <w:tcPr>
+            <w:tcW w:type="dxa" w:w="2026"/>
+            <w:tcBorders>
+              <w:top w:val="none" w:color="FFFFFF" w:sz="0"/>
+              <w:left w:val="none" w:color="FFFFFF" w:sz="0"/>
+              <w:bottom w:val="none" w:color="FFFFFF" w:sz="0"/>
+              <w:right w:val="none" w:color="FFFFFF" w:sz="0"/>
+            </w:tcBorders>
+            <w:vAlign w:val="center"/>
+          </w:tcPr>
+          <w:p>
+            <w:pPr>
+              <w:spacing w:after="0" w:line="260"/>
+              <w:jc w:val="left"/>
+            </w:pPr>
+            <w:r>
+              <w:rPr>
+                <w:rFonts w:ascii="Times New Roman" w:eastAsia="宋体"/>
+                <w:b w:val="false"/>
+                <w:bCs w:val="false"/>
+                <w:i w:val="false"/>
+                <w:iCs w:val="false"/>
+                <w:strike w:val="false"/>
+                <w:color w:val="000000"/>
+                <w:sz w:val="21"/>
+                <w:szCs w:val="21"/>
+              </w:rPr>
+              <w:t xml:space="preserve">c784557</w:t>
+            </w:r>
+          </w:p>
+        </w:tc>
+        <w:tc>
+          <w:tcPr>
+            <w:tcW w:type="dxa" w:w="1842"/>
+            <w:tcBorders>
+              <w:top w:val="none" w:color="FFFFFF" w:sz="0"/>
+              <w:left w:val="none" w:color="FFFFFF" w:sz="0"/>
+              <w:bottom w:val="none" w:color="FFFFFF" w:sz="0"/>
+              <w:right w:val="none" w:color="FFFFFF" w:sz="0"/>
+            </w:tcBorders>
+            <w:vAlign w:val="center"/>
+          </w:tcPr>
+          <w:p>
+            <w:pPr>
+              <w:spacing w:after="0" w:line="260"/>
+              <w:jc w:val="left"/>
+            </w:pPr>
+            <w:r>
+              <w:rPr>
+                <w:rFonts w:ascii="Times New Roman" w:eastAsia="宋体"/>
+                <w:b w:val="false"/>
+                <w:bCs w:val="false"/>
+                <w:i w:val="false"/>
+                <w:iCs w:val="false"/>
+                <w:strike w:val="false"/>
+                <w:color w:val="000000"/>
+                <w:sz w:val="21"/>
+                <w:szCs w:val="21"/>
+              </w:rPr>
+              <w:t xml:space="preserve">2026-09-07 14:20</w:t>
+            </w:r>
+          </w:p>
+        </w:tc>
+        <w:tc>
+          <w:tcPr>
             <w:tcW w:type="dxa" w:w="3610"/>
             <w:tcBorders>
               <w:top w:val="none" w:color="FFFFFF" w:sz="0"/>
@@ -9250,39 +9489,7 @@
                 <w:sz w:val="21"/>
                 <w:szCs w:val="21"/>
               </w:rPr>
-              <w:t xml:space="preserve">feat: 登录认证与全局状态层</w:t>
-            </w:r>
-          </w:p>
-        </w:tc>
-        <w:tc>
-          <w:tcPr>
-            <w:tcW w:type="dxa" w:w="3610"/>
-            <w:tcBorders>
-              <w:top w:val="none" w:color="FFFFFF" w:sz="0"/>
-              <w:left w:val="none" w:color="FFFFFF" w:sz="0"/>
-              <w:bottom w:val="none" w:color="FFFFFF" w:sz="0"/>
-              <w:right w:val="none" w:color="FFFFFF" w:sz="0"/>
-            </w:tcBorders>
-            <w:vAlign w:val="center"/>
-          </w:tcPr>
-          <w:p>
-            <w:pPr>
-              <w:spacing w:after="0" w:line="260"/>
-              <w:jc w:val="left"/>
-            </w:pPr>
-            <w:r>
-              <w:rPr>
-                <w:rFonts w:ascii="Times New Roman" w:eastAsia="宋体"/>
-                <w:b w:val="false"/>
-                <w:bCs w:val="false"/>
-                <w:i w:val="false"/>
-                <w:iCs w:val="false"/>
-                <w:strike w:val="false"/>
-                <w:color w:val="000000"/>
-                <w:sz w:val="21"/>
-                <w:szCs w:val="21"/>
-              </w:rPr>
-              <w:t xml:space="preserve">LoginView.vue、store.js、mockApi.js 登录部分</w:t>
+              <w:t xml:space="preserve">feat: 编写全局样式与公共常量工具</w:t>
             </w:r>
           </w:p>
         </w:tc>
@@ -9293,6 +9500,70 @@
         </w:trPr>
         <w:tc>
           <w:tcPr>
+            <w:tcW w:type="dxa" w:w="2026"/>
+            <w:tcBorders>
+              <w:top w:val="none" w:color="FFFFFF" w:sz="0"/>
+              <w:left w:val="none" w:color="FFFFFF" w:sz="0"/>
+              <w:bottom w:val="none" w:color="FFFFFF" w:sz="0"/>
+              <w:right w:val="none" w:color="FFFFFF" w:sz="0"/>
+            </w:tcBorders>
+            <w:vAlign w:val="center"/>
+          </w:tcPr>
+          <w:p>
+            <w:pPr>
+              <w:spacing w:after="0" w:line="260"/>
+              <w:jc w:val="left"/>
+            </w:pPr>
+            <w:r>
+              <w:rPr>
+                <w:rFonts w:ascii="Times New Roman" w:eastAsia="宋体"/>
+                <w:b w:val="false"/>
+                <w:bCs w:val="false"/>
+                <w:i w:val="false"/>
+                <w:iCs w:val="false"/>
+                <w:strike w:val="false"/>
+                <w:color w:val="000000"/>
+                <w:sz w:val="21"/>
+                <w:szCs w:val="21"/>
+              </w:rPr>
+              <w:t xml:space="preserve">47a4cd5</w:t>
+            </w:r>
+          </w:p>
+        </w:tc>
+        <w:tc>
+          <w:tcPr>
+            <w:tcW w:type="dxa" w:w="1842"/>
+            <w:tcBorders>
+              <w:top w:val="none" w:color="FFFFFF" w:sz="0"/>
+              <w:left w:val="none" w:color="FFFFFF" w:sz="0"/>
+              <w:bottom w:val="none" w:color="FFFFFF" w:sz="0"/>
+              <w:right w:val="none" w:color="FFFFFF" w:sz="0"/>
+            </w:tcBorders>
+            <w:vAlign w:val="center"/>
+          </w:tcPr>
+          <w:p>
+            <w:pPr>
+              <w:spacing w:after="0" w:line="260"/>
+              <w:jc w:val="left"/>
+            </w:pPr>
+            <w:r>
+              <w:rPr>
+                <w:rFonts w:ascii="Times New Roman" w:eastAsia="宋体"/>
+                <w:b w:val="false"/>
+                <w:bCs w:val="false"/>
+                <w:i w:val="false"/>
+                <w:iCs w:val="false"/>
+                <w:strike w:val="false"/>
+                <w:color w:val="000000"/>
+                <w:sz w:val="21"/>
+                <w:szCs w:val="21"/>
+              </w:rPr>
+              <w:t xml:space="preserve">2026-09-08 10:15</w:t>
+            </w:r>
+          </w:p>
+        </w:tc>
+        <w:tc>
+          <w:tcPr>
             <w:tcW w:type="dxa" w:w="3610"/>
             <w:tcBorders>
               <w:top w:val="none" w:color="FFFFFF" w:sz="0"/>
@@ -9319,39 +9590,7 @@
                 <w:sz w:val="21"/>
                 <w:szCs w:val="21"/>
               </w:rPr>
-              <w:t xml:space="preserve">feat: 选课中心与我的课程表</w:t>
-            </w:r>
-          </w:p>
-        </w:tc>
-        <w:tc>
-          <w:tcPr>
-            <w:tcW w:type="dxa" w:w="3610"/>
-            <w:tcBorders>
-              <w:top w:val="none" w:color="FFFFFF" w:sz="0"/>
-              <w:left w:val="none" w:color="FFFFFF" w:sz="0"/>
-              <w:bottom w:val="none" w:color="FFFFFF" w:sz="0"/>
-              <w:right w:val="none" w:color="FFFFFF" w:sz="0"/>
-            </w:tcBorders>
-            <w:vAlign w:val="center"/>
-          </w:tcPr>
-          <w:p>
-            <w:pPr>
-              <w:spacing w:after="0" w:line="260"/>
-              <w:jc w:val="left"/>
-            </w:pPr>
-            <w:r>
-              <w:rPr>
-                <w:rFonts w:ascii="Times New Roman" w:eastAsia="宋体"/>
-                <w:b w:val="false"/>
-                <w:bCs w:val="false"/>
-                <w:i w:val="false"/>
-                <w:iCs w:val="false"/>
-                <w:strike w:val="false"/>
-                <w:color w:val="000000"/>
-                <w:sz w:val="21"/>
-                <w:szCs w:val="21"/>
-              </w:rPr>
-              <w:t xml:space="preserve">SelectView.vue、ScheduleView.vue</w:t>
+              <w:t xml:space="preserve">feat: 实现模拟接口层与本地数据持久化</w:t>
             </w:r>
           </w:p>
         </w:tc>
@@ -9362,6 +9601,70 @@
         </w:trPr>
         <w:tc>
           <w:tcPr>
+            <w:tcW w:type="dxa" w:w="2026"/>
+            <w:tcBorders>
+              <w:top w:val="none" w:color="FFFFFF" w:sz="0"/>
+              <w:left w:val="none" w:color="FFFFFF" w:sz="0"/>
+              <w:bottom w:val="none" w:color="FFFFFF" w:sz="0"/>
+              <w:right w:val="none" w:color="FFFFFF" w:sz="0"/>
+            </w:tcBorders>
+            <w:vAlign w:val="center"/>
+          </w:tcPr>
+          <w:p>
+            <w:pPr>
+              <w:spacing w:after="0" w:line="260"/>
+              <w:jc w:val="left"/>
+            </w:pPr>
+            <w:r>
+              <w:rPr>
+                <w:rFonts w:ascii="Times New Roman" w:eastAsia="宋体"/>
+                <w:b w:val="false"/>
+                <w:bCs w:val="false"/>
+                <w:i w:val="false"/>
+                <w:iCs w:val="false"/>
+                <w:strike w:val="false"/>
+                <w:color w:val="000000"/>
+                <w:sz w:val="21"/>
+                <w:szCs w:val="21"/>
+              </w:rPr>
+              <w:t xml:space="preserve">1a179f9</w:t>
+            </w:r>
+          </w:p>
+        </w:tc>
+        <w:tc>
+          <w:tcPr>
+            <w:tcW w:type="dxa" w:w="1842"/>
+            <w:tcBorders>
+              <w:top w:val="none" w:color="FFFFFF" w:sz="0"/>
+              <w:left w:val="none" w:color="FFFFFF" w:sz="0"/>
+              <w:bottom w:val="none" w:color="FFFFFF" w:sz="0"/>
+              <w:right w:val="none" w:color="FFFFFF" w:sz="0"/>
+            </w:tcBorders>
+            <w:vAlign w:val="center"/>
+          </w:tcPr>
+          <w:p>
+            <w:pPr>
+              <w:spacing w:after="0" w:line="260"/>
+              <w:jc w:val="left"/>
+            </w:pPr>
+            <w:r>
+              <w:rPr>
+                <w:rFonts w:ascii="Times New Roman" w:eastAsia="宋体"/>
+                <w:b w:val="false"/>
+                <w:bCs w:val="false"/>
+                <w:i w:val="false"/>
+                <w:iCs w:val="false"/>
+                <w:strike w:val="false"/>
+                <w:color w:val="000000"/>
+                <w:sz w:val="21"/>
+                <w:szCs w:val="21"/>
+              </w:rPr>
+              <w:t xml:space="preserve">2026-09-08 15:40</w:t>
+            </w:r>
+          </w:p>
+        </w:tc>
+        <w:tc>
+          <w:tcPr>
             <w:tcW w:type="dxa" w:w="3610"/>
             <w:tcBorders>
               <w:top w:val="none" w:color="FFFFFF" w:sz="0"/>
@@ -9388,39 +9691,7 @@
                 <w:sz w:val="21"/>
                 <w:szCs w:val="21"/>
               </w:rPr>
-              <w:t xml:space="preserve">feat: 课程管理模块</w:t>
-            </w:r>
-          </w:p>
-        </w:tc>
-        <w:tc>
-          <w:tcPr>
-            <w:tcW w:type="dxa" w:w="3610"/>
-            <w:tcBorders>
-              <w:top w:val="none" w:color="FFFFFF" w:sz="0"/>
-              <w:left w:val="none" w:color="FFFFFF" w:sz="0"/>
-              <w:bottom w:val="none" w:color="FFFFFF" w:sz="0"/>
-              <w:right w:val="none" w:color="FFFFFF" w:sz="0"/>
-            </w:tcBorders>
-            <w:vAlign w:val="center"/>
-          </w:tcPr>
-          <w:p>
-            <w:pPr>
-              <w:spacing w:after="0" w:line="260"/>
-              <w:jc w:val="left"/>
-            </w:pPr>
-            <w:r>
-              <w:rPr>
-                <w:rFonts w:ascii="Times New Roman" w:eastAsia="宋体"/>
-                <w:b w:val="false"/>
-                <w:bCs w:val="false"/>
-                <w:i w:val="false"/>
-                <w:iCs w:val="false"/>
-                <w:strike w:val="false"/>
-                <w:color w:val="000000"/>
-                <w:sz w:val="21"/>
-                <w:szCs w:val="21"/>
-              </w:rPr>
-              <w:t xml:space="preserve">ManageView.vue、mockApi.js 增删改部分</w:t>
+              <w:t xml:space="preserve">feat: 实现全局状态层与登录认证页</w:t>
             </w:r>
           </w:p>
         </w:tc>
@@ -9431,6 +9702,70 @@
         </w:trPr>
         <w:tc>
           <w:tcPr>
+            <w:tcW w:type="dxa" w:w="2026"/>
+            <w:tcBorders>
+              <w:top w:val="none" w:color="FFFFFF" w:sz="0"/>
+              <w:left w:val="none" w:color="FFFFFF" w:sz="0"/>
+              <w:bottom w:val="none" w:color="FFFFFF" w:sz="0"/>
+              <w:right w:val="none" w:color="FFFFFF" w:sz="0"/>
+            </w:tcBorders>
+            <w:vAlign w:val="center"/>
+          </w:tcPr>
+          <w:p>
+            <w:pPr>
+              <w:spacing w:after="0" w:line="260"/>
+              <w:jc w:val="left"/>
+            </w:pPr>
+            <w:r>
+              <w:rPr>
+                <w:rFonts w:ascii="Times New Roman" w:eastAsia="宋体"/>
+                <w:b w:val="false"/>
+                <w:bCs w:val="false"/>
+                <w:i w:val="false"/>
+                <w:iCs w:val="false"/>
+                <w:strike w:val="false"/>
+                <w:color w:val="000000"/>
+                <w:sz w:val="21"/>
+                <w:szCs w:val="21"/>
+              </w:rPr>
+              <w:t xml:space="preserve">17a3ebe</w:t>
+            </w:r>
+          </w:p>
+        </w:tc>
+        <w:tc>
+          <w:tcPr>
+            <w:tcW w:type="dxa" w:w="1842"/>
+            <w:tcBorders>
+              <w:top w:val="none" w:color="FFFFFF" w:sz="0"/>
+              <w:left w:val="none" w:color="FFFFFF" w:sz="0"/>
+              <w:bottom w:val="none" w:color="FFFFFF" w:sz="0"/>
+              <w:right w:val="none" w:color="FFFFFF" w:sz="0"/>
+            </w:tcBorders>
+            <w:vAlign w:val="center"/>
+          </w:tcPr>
+          <w:p>
+            <w:pPr>
+              <w:spacing w:after="0" w:line="260"/>
+              <w:jc w:val="left"/>
+            </w:pPr>
+            <w:r>
+              <w:rPr>
+                <w:rFonts w:ascii="Times New Roman" w:eastAsia="宋体"/>
+                <w:b w:val="false"/>
+                <w:bCs w:val="false"/>
+                <w:i w:val="false"/>
+                <w:iCs w:val="false"/>
+                <w:strike w:val="false"/>
+                <w:color w:val="000000"/>
+                <w:sz w:val="21"/>
+                <w:szCs w:val="21"/>
+              </w:rPr>
+              <w:t xml:space="preserve">2026-09-09 09:45</w:t>
+            </w:r>
+          </w:p>
+        </w:tc>
+        <w:tc>
+          <w:tcPr>
             <w:tcW w:type="dxa" w:w="3610"/>
             <w:tcBorders>
               <w:top w:val="none" w:color="FFFFFF" w:sz="0"/>
@@ -9457,39 +9792,7 @@
                 <w:sz w:val="21"/>
                 <w:szCs w:val="21"/>
               </w:rPr>
-              <w:t xml:space="preserve">fix: 修复入口与模块引用缺陷</w:t>
-            </w:r>
-          </w:p>
-        </w:tc>
-        <w:tc>
-          <w:tcPr>
-            <w:tcW w:type="dxa" w:w="3610"/>
-            <w:tcBorders>
-              <w:top w:val="none" w:color="FFFFFF" w:sz="0"/>
-              <w:left w:val="none" w:color="FFFFFF" w:sz="0"/>
-              <w:bottom w:val="none" w:color="FFFFFF" w:sz="0"/>
-              <w:right w:val="none" w:color="FFFFFF" w:sz="0"/>
-            </w:tcBorders>
-            <w:vAlign w:val="center"/>
-          </w:tcPr>
-          <w:p>
-            <w:pPr>
-              <w:spacing w:after="0" w:line="260"/>
-              <w:jc w:val="left"/>
-            </w:pPr>
-            <w:r>
-              <w:rPr>
-                <w:rFonts w:ascii="Times New Roman" w:eastAsia="宋体"/>
-                <w:b w:val="false"/>
-                <w:bCs w:val="false"/>
-                <w:i w:val="false"/>
-                <w:iCs w:val="false"/>
-                <w:strike w:val="false"/>
-                <w:color w:val="000000"/>
-                <w:sz w:val="21"/>
-                <w:szCs w:val="21"/>
-              </w:rPr>
-              <w:t xml:space="preserve">main.js、index.html、utils.js 重命名</w:t>
+              <w:t xml:space="preserve">feat: 实现选课中心页面与检索防抖</w:t>
             </w:r>
           </w:p>
         </w:tc>
@@ -9500,10 +9803,717 @@
         </w:trPr>
         <w:tc>
           <w:tcPr>
+            <w:tcW w:type="dxa" w:w="2026"/>
+            <w:tcBorders>
+              <w:top w:val="none" w:color="FFFFFF" w:sz="0"/>
+              <w:left w:val="none" w:color="FFFFFF" w:sz="0"/>
+              <w:bottom w:val="none" w:color="FFFFFF" w:sz="0"/>
+              <w:right w:val="none" w:color="FFFFFF" w:sz="0"/>
+            </w:tcBorders>
+            <w:vAlign w:val="center"/>
+          </w:tcPr>
+          <w:p>
+            <w:pPr>
+              <w:spacing w:after="0" w:line="260"/>
+              <w:jc w:val="left"/>
+            </w:pPr>
+            <w:r>
+              <w:rPr>
+                <w:rFonts w:ascii="Times New Roman" w:eastAsia="宋体"/>
+                <w:b w:val="false"/>
+                <w:bCs w:val="false"/>
+                <w:i w:val="false"/>
+                <w:iCs w:val="false"/>
+                <w:strike w:val="false"/>
+                <w:color w:val="000000"/>
+                <w:sz w:val="21"/>
+                <w:szCs w:val="21"/>
+              </w:rPr>
+              <w:t xml:space="preserve">d2b48a3</w:t>
+            </w:r>
+          </w:p>
+        </w:tc>
+        <w:tc>
+          <w:tcPr>
+            <w:tcW w:type="dxa" w:w="1842"/>
+            <w:tcBorders>
+              <w:top w:val="none" w:color="FFFFFF" w:sz="0"/>
+              <w:left w:val="none" w:color="FFFFFF" w:sz="0"/>
+              <w:bottom w:val="none" w:color="FFFFFF" w:sz="0"/>
+              <w:right w:val="none" w:color="FFFFFF" w:sz="0"/>
+            </w:tcBorders>
+            <w:vAlign w:val="center"/>
+          </w:tcPr>
+          <w:p>
+            <w:pPr>
+              <w:spacing w:after="0" w:line="260"/>
+              <w:jc w:val="left"/>
+            </w:pPr>
+            <w:r>
+              <w:rPr>
+                <w:rFonts w:ascii="Times New Roman" w:eastAsia="宋体"/>
+                <w:b w:val="false"/>
+                <w:bCs w:val="false"/>
+                <w:i w:val="false"/>
+                <w:iCs w:val="false"/>
+                <w:strike w:val="false"/>
+                <w:color w:val="000000"/>
+                <w:sz w:val="21"/>
+                <w:szCs w:val="21"/>
+              </w:rPr>
+              <w:t xml:space="preserve">2026-09-09 16:10</w:t>
+            </w:r>
+          </w:p>
+        </w:tc>
+        <w:tc>
+          <w:tcPr>
             <w:tcW w:type="dxa" w:w="3610"/>
             <w:tcBorders>
               <w:top w:val="none" w:color="FFFFFF" w:sz="0"/>
               <w:left w:val="none" w:color="FFFFFF" w:sz="0"/>
+              <w:bottom w:val="none" w:color="FFFFFF" w:sz="0"/>
+              <w:right w:val="none" w:color="FFFFFF" w:sz="0"/>
+            </w:tcBorders>
+            <w:vAlign w:val="center"/>
+          </w:tcPr>
+          <w:p>
+            <w:pPr>
+              <w:spacing w:after="0" w:line="260"/>
+              <w:jc w:val="left"/>
+            </w:pPr>
+            <w:r>
+              <w:rPr>
+                <w:rFonts w:ascii="Times New Roman" w:eastAsia="宋体"/>
+                <w:b w:val="false"/>
+                <w:bCs w:val="false"/>
+                <w:i w:val="false"/>
+                <w:iCs w:val="false"/>
+                <w:strike w:val="false"/>
+                <w:color w:val="000000"/>
+                <w:sz w:val="21"/>
+                <w:szCs w:val="21"/>
+              </w:rPr>
+              <w:t xml:space="preserve">feat: 实现我的课程表周视图与文本导出</w:t>
+            </w:r>
+          </w:p>
+        </w:tc>
+      </w:tr>
+      <w:tr>
+        <w:trPr>
+          <w:cantSplit/>
+        </w:trPr>
+        <w:tc>
+          <w:tcPr>
+            <w:tcW w:type="dxa" w:w="2026"/>
+            <w:tcBorders>
+              <w:top w:val="none" w:color="FFFFFF" w:sz="0"/>
+              <w:left w:val="none" w:color="FFFFFF" w:sz="0"/>
+              <w:bottom w:val="none" w:color="FFFFFF" w:sz="0"/>
+              <w:right w:val="none" w:color="FFFFFF" w:sz="0"/>
+            </w:tcBorders>
+            <w:vAlign w:val="center"/>
+          </w:tcPr>
+          <w:p>
+            <w:pPr>
+              <w:spacing w:after="0" w:line="260"/>
+              <w:jc w:val="left"/>
+            </w:pPr>
+            <w:r>
+              <w:rPr>
+                <w:rFonts w:ascii="Times New Roman" w:eastAsia="宋体"/>
+                <w:b w:val="false"/>
+                <w:bCs w:val="false"/>
+                <w:i w:val="false"/>
+                <w:iCs w:val="false"/>
+                <w:strike w:val="false"/>
+                <w:color w:val="000000"/>
+                <w:sz w:val="21"/>
+                <w:szCs w:val="21"/>
+              </w:rPr>
+              <w:t xml:space="preserve">292d337</w:t>
+            </w:r>
+          </w:p>
+        </w:tc>
+        <w:tc>
+          <w:tcPr>
+            <w:tcW w:type="dxa" w:w="1842"/>
+            <w:tcBorders>
+              <w:top w:val="none" w:color="FFFFFF" w:sz="0"/>
+              <w:left w:val="none" w:color="FFFFFF" w:sz="0"/>
+              <w:bottom w:val="none" w:color="FFFFFF" w:sz="0"/>
+              <w:right w:val="none" w:color="FFFFFF" w:sz="0"/>
+            </w:tcBorders>
+            <w:vAlign w:val="center"/>
+          </w:tcPr>
+          <w:p>
+            <w:pPr>
+              <w:spacing w:after="0" w:line="260"/>
+              <w:jc w:val="left"/>
+            </w:pPr>
+            <w:r>
+              <w:rPr>
+                <w:rFonts w:ascii="Times New Roman" w:eastAsia="宋体"/>
+                <w:b w:val="false"/>
+                <w:bCs w:val="false"/>
+                <w:i w:val="false"/>
+                <w:iCs w:val="false"/>
+                <w:strike w:val="false"/>
+                <w:color w:val="000000"/>
+                <w:sz w:val="21"/>
+                <w:szCs w:val="21"/>
+              </w:rPr>
+              <w:t xml:space="preserve">2026-09-10 10:30</w:t>
+            </w:r>
+          </w:p>
+        </w:tc>
+        <w:tc>
+          <w:tcPr>
+            <w:tcW w:type="dxa" w:w="3610"/>
+            <w:tcBorders>
+              <w:top w:val="none" w:color="FFFFFF" w:sz="0"/>
+              <w:left w:val="none" w:color="FFFFFF" w:sz="0"/>
+              <w:bottom w:val="none" w:color="FFFFFF" w:sz="0"/>
+              <w:right w:val="none" w:color="FFFFFF" w:sz="0"/>
+            </w:tcBorders>
+            <w:vAlign w:val="center"/>
+          </w:tcPr>
+          <w:p>
+            <w:pPr>
+              <w:spacing w:after="0" w:line="260"/>
+              <w:jc w:val="left"/>
+            </w:pPr>
+            <w:r>
+              <w:rPr>
+                <w:rFonts w:ascii="Times New Roman" w:eastAsia="宋体"/>
+                <w:b w:val="false"/>
+                <w:bCs w:val="false"/>
+                <w:i w:val="false"/>
+                <w:iCs w:val="false"/>
+                <w:strike w:val="false"/>
+                <w:color w:val="000000"/>
+                <w:sz w:val="21"/>
+                <w:szCs w:val="21"/>
+              </w:rPr>
+              <w:t xml:space="preserve">feat: 实现课程管理模块与表单校验</w:t>
+            </w:r>
+          </w:p>
+        </w:tc>
+      </w:tr>
+      <w:tr>
+        <w:trPr>
+          <w:cantSplit/>
+        </w:trPr>
+        <w:tc>
+          <w:tcPr>
+            <w:tcW w:type="dxa" w:w="2026"/>
+            <w:tcBorders>
+              <w:top w:val="none" w:color="FFFFFF" w:sz="0"/>
+              <w:left w:val="none" w:color="FFFFFF" w:sz="0"/>
+              <w:bottom w:val="none" w:color="FFFFFF" w:sz="0"/>
+              <w:right w:val="none" w:color="FFFFFF" w:sz="0"/>
+            </w:tcBorders>
+            <w:vAlign w:val="center"/>
+          </w:tcPr>
+          <w:p>
+            <w:pPr>
+              <w:spacing w:after="0" w:line="260"/>
+              <w:jc w:val="left"/>
+            </w:pPr>
+            <w:r>
+              <w:rPr>
+                <w:rFonts w:ascii="Times New Roman" w:eastAsia="宋体"/>
+                <w:b w:val="false"/>
+                <w:bCs w:val="false"/>
+                <w:i w:val="false"/>
+                <w:iCs w:val="false"/>
+                <w:strike w:val="false"/>
+                <w:color w:val="000000"/>
+                <w:sz w:val="21"/>
+                <w:szCs w:val="21"/>
+              </w:rPr>
+              <w:t xml:space="preserve">38ea9f9</w:t>
+            </w:r>
+          </w:p>
+        </w:tc>
+        <w:tc>
+          <w:tcPr>
+            <w:tcW w:type="dxa" w:w="1842"/>
+            <w:tcBorders>
+              <w:top w:val="none" w:color="FFFFFF" w:sz="0"/>
+              <w:left w:val="none" w:color="FFFFFF" w:sz="0"/>
+              <w:bottom w:val="none" w:color="FFFFFF" w:sz="0"/>
+              <w:right w:val="none" w:color="FFFFFF" w:sz="0"/>
+            </w:tcBorders>
+            <w:vAlign w:val="center"/>
+          </w:tcPr>
+          <w:p>
+            <w:pPr>
+              <w:spacing w:after="0" w:line="260"/>
+              <w:jc w:val="left"/>
+            </w:pPr>
+            <w:r>
+              <w:rPr>
+                <w:rFonts w:ascii="Times New Roman" w:eastAsia="宋体"/>
+                <w:b w:val="false"/>
+                <w:bCs w:val="false"/>
+                <w:i w:val="false"/>
+                <w:iCs w:val="false"/>
+                <w:strike w:val="false"/>
+                <w:color w:val="000000"/>
+                <w:sz w:val="21"/>
+                <w:szCs w:val="21"/>
+              </w:rPr>
+              <w:t xml:space="preserve">2026-09-10 15:55</w:t>
+            </w:r>
+          </w:p>
+        </w:tc>
+        <w:tc>
+          <w:tcPr>
+            <w:tcW w:type="dxa" w:w="3610"/>
+            <w:tcBorders>
+              <w:top w:val="none" w:color="FFFFFF" w:sz="0"/>
+              <w:left w:val="none" w:color="FFFFFF" w:sz="0"/>
+              <w:bottom w:val="none" w:color="FFFFFF" w:sz="0"/>
+              <w:right w:val="none" w:color="FFFFFF" w:sz="0"/>
+            </w:tcBorders>
+            <w:vAlign w:val="center"/>
+          </w:tcPr>
+          <w:p>
+            <w:pPr>
+              <w:spacing w:after="0" w:line="260"/>
+              <w:jc w:val="left"/>
+            </w:pPr>
+            <w:r>
+              <w:rPr>
+                <w:rFonts w:ascii="Times New Roman" w:eastAsia="宋体"/>
+                <w:b w:val="false"/>
+                <w:bCs w:val="false"/>
+                <w:i w:val="false"/>
+                <w:iCs w:val="false"/>
+                <w:strike w:val="false"/>
+                <w:color w:val="000000"/>
+                <w:sz w:val="21"/>
+                <w:szCs w:val="21"/>
+              </w:rPr>
+              <w:t xml:space="preserve">feat: 集成根组件与角色权限切换</w:t>
+            </w:r>
+          </w:p>
+        </w:tc>
+      </w:tr>
+      <w:tr>
+        <w:trPr>
+          <w:cantSplit/>
+        </w:trPr>
+        <w:tc>
+          <w:tcPr>
+            <w:tcW w:type="dxa" w:w="2026"/>
+            <w:tcBorders>
+              <w:top w:val="none" w:color="FFFFFF" w:sz="0"/>
+              <w:left w:val="none" w:color="FFFFFF" w:sz="0"/>
+              <w:bottom w:val="none" w:color="FFFFFF" w:sz="0"/>
+              <w:right w:val="none" w:color="FFFFFF" w:sz="0"/>
+            </w:tcBorders>
+            <w:vAlign w:val="center"/>
+          </w:tcPr>
+          <w:p>
+            <w:pPr>
+              <w:spacing w:after="0" w:line="260"/>
+              <w:jc w:val="left"/>
+            </w:pPr>
+            <w:r>
+              <w:rPr>
+                <w:rFonts w:ascii="Times New Roman" w:eastAsia="宋体"/>
+                <w:b w:val="false"/>
+                <w:bCs w:val="false"/>
+                <w:i w:val="false"/>
+                <w:iCs w:val="false"/>
+                <w:strike w:val="false"/>
+                <w:color w:val="000000"/>
+                <w:sz w:val="21"/>
+                <w:szCs w:val="21"/>
+              </w:rPr>
+              <w:t xml:space="preserve">a3e765c</w:t>
+            </w:r>
+          </w:p>
+        </w:tc>
+        <w:tc>
+          <w:tcPr>
+            <w:tcW w:type="dxa" w:w="1842"/>
+            <w:tcBorders>
+              <w:top w:val="none" w:color="FFFFFF" w:sz="0"/>
+              <w:left w:val="none" w:color="FFFFFF" w:sz="0"/>
+              <w:bottom w:val="none" w:color="FFFFFF" w:sz="0"/>
+              <w:right w:val="none" w:color="FFFFFF" w:sz="0"/>
+            </w:tcBorders>
+            <w:vAlign w:val="center"/>
+          </w:tcPr>
+          <w:p>
+            <w:pPr>
+              <w:spacing w:after="0" w:line="260"/>
+              <w:jc w:val="left"/>
+            </w:pPr>
+            <w:r>
+              <w:rPr>
+                <w:rFonts w:ascii="Times New Roman" w:eastAsia="宋体"/>
+                <w:b w:val="false"/>
+                <w:bCs w:val="false"/>
+                <w:i w:val="false"/>
+                <w:iCs w:val="false"/>
+                <w:strike w:val="false"/>
+                <w:color w:val="000000"/>
+                <w:sz w:val="21"/>
+                <w:szCs w:val="21"/>
+              </w:rPr>
+              <w:t xml:space="preserve">2026-09-11 11:20</w:t>
+            </w:r>
+          </w:p>
+        </w:tc>
+        <w:tc>
+          <w:tcPr>
+            <w:tcW w:type="dxa" w:w="3610"/>
+            <w:tcBorders>
+              <w:top w:val="none" w:color="FFFFFF" w:sz="0"/>
+              <w:left w:val="none" w:color="FFFFFF" w:sz="0"/>
+              <w:bottom w:val="none" w:color="FFFFFF" w:sz="0"/>
+              <w:right w:val="none" w:color="FFFFFF" w:sz="0"/>
+            </w:tcBorders>
+            <w:vAlign w:val="center"/>
+          </w:tcPr>
+          <w:p>
+            <w:pPr>
+              <w:spacing w:after="0" w:line="260"/>
+              <w:jc w:val="left"/>
+            </w:pPr>
+            <w:r>
+              <w:rPr>
+                <w:rFonts w:ascii="Times New Roman" w:eastAsia="宋体"/>
+                <w:b w:val="false"/>
+                <w:bCs w:val="false"/>
+                <w:i w:val="false"/>
+                <w:iCs w:val="false"/>
+                <w:strike w:val="false"/>
+                <w:color w:val="000000"/>
+                <w:sz w:val="21"/>
+                <w:szCs w:val="21"/>
+              </w:rPr>
+              <w:t xml:space="preserve">docs: 补充学生提交材料、架构配图与依赖清单</w:t>
+            </w:r>
+          </w:p>
+        </w:tc>
+      </w:tr>
+      <w:tr>
+        <w:trPr>
+          <w:cantSplit/>
+        </w:trPr>
+        <w:tc>
+          <w:tcPr>
+            <w:tcW w:type="dxa" w:w="2026"/>
+            <w:tcBorders>
+              <w:top w:val="none" w:color="FFFFFF" w:sz="0"/>
+              <w:left w:val="none" w:color="FFFFFF" w:sz="0"/>
+              <w:bottom w:val="none" w:color="FFFFFF" w:sz="0"/>
+              <w:right w:val="none" w:color="FFFFFF" w:sz="0"/>
+            </w:tcBorders>
+            <w:vAlign w:val="center"/>
+          </w:tcPr>
+          <w:p>
+            <w:pPr>
+              <w:spacing w:after="0" w:line="260"/>
+              <w:jc w:val="left"/>
+            </w:pPr>
+            <w:r>
+              <w:rPr>
+                <w:rFonts w:ascii="Times New Roman" w:eastAsia="宋体"/>
+                <w:b w:val="false"/>
+                <w:bCs w:val="false"/>
+                <w:i w:val="false"/>
+                <w:iCs w:val="false"/>
+                <w:strike w:val="false"/>
+                <w:color w:val="000000"/>
+                <w:sz w:val="21"/>
+                <w:szCs w:val="21"/>
+              </w:rPr>
+              <w:t xml:space="preserve">d4c1551</w:t>
+            </w:r>
+          </w:p>
+        </w:tc>
+        <w:tc>
+          <w:tcPr>
+            <w:tcW w:type="dxa" w:w="1842"/>
+            <w:tcBorders>
+              <w:top w:val="none" w:color="FFFFFF" w:sz="0"/>
+              <w:left w:val="none" w:color="FFFFFF" w:sz="0"/>
+              <w:bottom w:val="none" w:color="FFFFFF" w:sz="0"/>
+              <w:right w:val="none" w:color="FFFFFF" w:sz="0"/>
+            </w:tcBorders>
+            <w:vAlign w:val="center"/>
+          </w:tcPr>
+          <w:p>
+            <w:pPr>
+              <w:spacing w:after="0" w:line="260"/>
+              <w:jc w:val="left"/>
+            </w:pPr>
+            <w:r>
+              <w:rPr>
+                <w:rFonts w:ascii="Times New Roman" w:eastAsia="宋体"/>
+                <w:b w:val="false"/>
+                <w:bCs w:val="false"/>
+                <w:i w:val="false"/>
+                <w:iCs w:val="false"/>
+                <w:strike w:val="false"/>
+                <w:color w:val="000000"/>
+                <w:sz w:val="21"/>
+                <w:szCs w:val="21"/>
+              </w:rPr>
+              <w:t xml:space="preserve">2026-09-12 20:23</w:t>
+            </w:r>
+          </w:p>
+        </w:tc>
+        <w:tc>
+          <w:tcPr>
+            <w:tcW w:type="dxa" w:w="3610"/>
+            <w:tcBorders>
+              <w:top w:val="none" w:color="FFFFFF" w:sz="0"/>
+              <w:left w:val="none" w:color="FFFFFF" w:sz="0"/>
+              <w:bottom w:val="none" w:color="FFFFFF" w:sz="0"/>
+              <w:right w:val="none" w:color="FFFFFF" w:sz="0"/>
+            </w:tcBorders>
+            <w:vAlign w:val="center"/>
+          </w:tcPr>
+          <w:p>
+            <w:pPr>
+              <w:spacing w:after="0" w:line="260"/>
+              <w:jc w:val="left"/>
+            </w:pPr>
+            <w:r>
+              <w:rPr>
+                <w:rFonts w:ascii="Times New Roman" w:eastAsia="宋体"/>
+                <w:b w:val="false"/>
+                <w:bCs w:val="false"/>
+                <w:i w:val="false"/>
+                <w:iCs w:val="false"/>
+                <w:strike w:val="false"/>
+                <w:color w:val="000000"/>
+                <w:sz w:val="21"/>
+                <w:szCs w:val="21"/>
+              </w:rPr>
+              <w:t xml:space="preserve">feat: 管理员可在课程表页编排课表，学生端实时查看编排结果</w:t>
+            </w:r>
+          </w:p>
+        </w:tc>
+      </w:tr>
+      <w:tr>
+        <w:trPr>
+          <w:cantSplit/>
+        </w:trPr>
+        <w:tc>
+          <w:tcPr>
+            <w:tcW w:type="dxa" w:w="2026"/>
+            <w:tcBorders>
+              <w:top w:val="none" w:color="FFFFFF" w:sz="0"/>
+              <w:left w:val="none" w:color="FFFFFF" w:sz="0"/>
+              <w:bottom w:val="none" w:color="FFFFFF" w:sz="0"/>
+              <w:right w:val="none" w:color="FFFFFF" w:sz="0"/>
+            </w:tcBorders>
+            <w:vAlign w:val="center"/>
+          </w:tcPr>
+          <w:p>
+            <w:pPr>
+              <w:spacing w:after="0" w:line="260"/>
+              <w:jc w:val="left"/>
+            </w:pPr>
+            <w:r>
+              <w:rPr>
+                <w:rFonts w:ascii="Times New Roman" w:eastAsia="宋体"/>
+                <w:b w:val="false"/>
+                <w:bCs w:val="false"/>
+                <w:i w:val="false"/>
+                <w:iCs w:val="false"/>
+                <w:strike w:val="false"/>
+                <w:color w:val="000000"/>
+                <w:sz w:val="21"/>
+                <w:szCs w:val="21"/>
+              </w:rPr>
+              <w:t xml:space="preserve">b63b199</w:t>
+            </w:r>
+          </w:p>
+        </w:tc>
+        <w:tc>
+          <w:tcPr>
+            <w:tcW w:type="dxa" w:w="1842"/>
+            <w:tcBorders>
+              <w:top w:val="none" w:color="FFFFFF" w:sz="0"/>
+              <w:left w:val="none" w:color="FFFFFF" w:sz="0"/>
+              <w:bottom w:val="none" w:color="FFFFFF" w:sz="0"/>
+              <w:right w:val="none" w:color="FFFFFF" w:sz="0"/>
+            </w:tcBorders>
+            <w:vAlign w:val="center"/>
+          </w:tcPr>
+          <w:p>
+            <w:pPr>
+              <w:spacing w:after="0" w:line="260"/>
+              <w:jc w:val="left"/>
+            </w:pPr>
+            <w:r>
+              <w:rPr>
+                <w:rFonts w:ascii="Times New Roman" w:eastAsia="宋体"/>
+                <w:b w:val="false"/>
+                <w:bCs w:val="false"/>
+                <w:i w:val="false"/>
+                <w:iCs w:val="false"/>
+                <w:strike w:val="false"/>
+                <w:color w:val="000000"/>
+                <w:sz w:val="21"/>
+                <w:szCs w:val="21"/>
+              </w:rPr>
+              <w:t xml:space="preserve">2026-09-12 20:51</w:t>
+            </w:r>
+          </w:p>
+        </w:tc>
+        <w:tc>
+          <w:tcPr>
+            <w:tcW w:type="dxa" w:w="3610"/>
+            <w:tcBorders>
+              <w:top w:val="none" w:color="FFFFFF" w:sz="0"/>
+              <w:left w:val="none" w:color="FFFFFF" w:sz="0"/>
+              <w:bottom w:val="none" w:color="FFFFFF" w:sz="0"/>
+              <w:right w:val="none" w:color="FFFFFF" w:sz="0"/>
+            </w:tcBorders>
+            <w:vAlign w:val="center"/>
+          </w:tcPr>
+          <w:p>
+            <w:pPr>
+              <w:spacing w:after="0" w:line="260"/>
+              <w:jc w:val="left"/>
+            </w:pPr>
+            <w:r>
+              <w:rPr>
+                <w:rFonts w:ascii="Times New Roman" w:eastAsia="宋体"/>
+                <w:b w:val="false"/>
+                <w:bCs w:val="false"/>
+                <w:i w:val="false"/>
+                <w:iCs w:val="false"/>
+                <w:strike w:val="false"/>
+                <w:color w:val="000000"/>
+                <w:sz w:val="21"/>
+                <w:szCs w:val="21"/>
+              </w:rPr>
+              <w:t xml:space="preserve">perf: 课表与选课页渲染性能优化</w:t>
+            </w:r>
+          </w:p>
+        </w:tc>
+      </w:tr>
+      <w:tr>
+        <w:trPr>
+          <w:cantSplit/>
+        </w:trPr>
+        <w:tc>
+          <w:tcPr>
+            <w:tcW w:type="dxa" w:w="2026"/>
+            <w:tcBorders>
+              <w:top w:val="none" w:color="FFFFFF" w:sz="0"/>
+              <w:left w:val="none" w:color="FFFFFF" w:sz="0"/>
+              <w:bottom w:val="none" w:color="FFFFFF" w:sz="0"/>
+              <w:right w:val="none" w:color="FFFFFF" w:sz="0"/>
+            </w:tcBorders>
+            <w:vAlign w:val="center"/>
+          </w:tcPr>
+          <w:p>
+            <w:pPr>
+              <w:spacing w:after="0" w:line="260"/>
+              <w:jc w:val="left"/>
+            </w:pPr>
+            <w:r>
+              <w:rPr>
+                <w:rFonts w:ascii="Times New Roman" w:eastAsia="宋体"/>
+                <w:b w:val="false"/>
+                <w:bCs w:val="false"/>
+                <w:i w:val="false"/>
+                <w:iCs w:val="false"/>
+                <w:strike w:val="false"/>
+                <w:color w:val="000000"/>
+                <w:sz w:val="21"/>
+                <w:szCs w:val="21"/>
+              </w:rPr>
+              <w:t xml:space="preserve">4c89500</w:t>
+            </w:r>
+          </w:p>
+        </w:tc>
+        <w:tc>
+          <w:tcPr>
+            <w:tcW w:type="dxa" w:w="1842"/>
+            <w:tcBorders>
+              <w:top w:val="none" w:color="FFFFFF" w:sz="0"/>
+              <w:left w:val="none" w:color="FFFFFF" w:sz="0"/>
+              <w:bottom w:val="none" w:color="FFFFFF" w:sz="0"/>
+              <w:right w:val="none" w:color="FFFFFF" w:sz="0"/>
+            </w:tcBorders>
+            <w:vAlign w:val="center"/>
+          </w:tcPr>
+          <w:p>
+            <w:pPr>
+              <w:spacing w:after="0" w:line="260"/>
+              <w:jc w:val="left"/>
+            </w:pPr>
+            <w:r>
+              <w:rPr>
+                <w:rFonts w:ascii="Times New Roman" w:eastAsia="宋体"/>
+                <w:b w:val="false"/>
+                <w:bCs w:val="false"/>
+                <w:i w:val="false"/>
+                <w:iCs w:val="false"/>
+                <w:strike w:val="false"/>
+                <w:color w:val="000000"/>
+                <w:sz w:val="21"/>
+                <w:szCs w:val="21"/>
+              </w:rPr>
+              <w:t xml:space="preserve">2026-09-12 20:51</w:t>
+            </w:r>
+          </w:p>
+        </w:tc>
+        <w:tc>
+          <w:tcPr>
+            <w:tcW w:type="dxa" w:w="3610"/>
+            <w:tcBorders>
+              <w:top w:val="none" w:color="FFFFFF" w:sz="0"/>
+              <w:left w:val="none" w:color="FFFFFF" w:sz="0"/>
+              <w:bottom w:val="none" w:color="FFFFFF" w:sz="0"/>
+              <w:right w:val="none" w:color="FFFFFF" w:sz="0"/>
+            </w:tcBorders>
+            <w:vAlign w:val="center"/>
+          </w:tcPr>
+          <w:p>
+            <w:pPr>
+              <w:spacing w:after="0" w:line="260"/>
+              <w:jc w:val="left"/>
+            </w:pPr>
+            <w:r>
+              <w:rPr>
+                <w:rFonts w:ascii="Times New Roman" w:eastAsia="宋体"/>
+                <w:b w:val="false"/>
+                <w:bCs w:val="false"/>
+                <w:i w:val="false"/>
+                <w:iCs w:val="false"/>
+                <w:strike w:val="false"/>
+                <w:color w:val="000000"/>
+                <w:sz w:val="21"/>
+                <w:szCs w:val="21"/>
+              </w:rPr>
+              <w:t xml:space="preserve">chore: 统一换行符策略并忽略 Office 临时文件</w:t>
+            </w:r>
+          </w:p>
+        </w:tc>
+      </w:tr>
+      <w:tr>
+        <w:trPr>
+          <w:cantSplit/>
+        </w:trPr>
+        <w:tc>
+          <w:tcPr>
+            <w:tcW w:type="dxa" w:w="2026"/>
+            <w:tcBorders>
+              <w:top w:val="none" w:color="FFFFFF" w:sz="0"/>
+              <w:left w:val="none" w:color="FFFFFF" w:sz="0"/>
               <w:bottom w:val="single" w:color="000000" w:sz="12"/>
               <w:right w:val="none" w:color="FFFFFF" w:sz="0"/>
             </w:tcBorders>
@@ -9526,7 +10536,39 @@
                 <w:sz w:val="21"/>
                 <w:szCs w:val="21"/>
               </w:rPr>
-              <w:t xml:space="preserve">docs: 提交材料与架构配图</w:t>
+              <w:t xml:space="preserve">6605210</w:t>
+            </w:r>
+          </w:p>
+        </w:tc>
+        <w:tc>
+          <w:tcPr>
+            <w:tcW w:type="dxa" w:w="1842"/>
+            <w:tcBorders>
+              <w:top w:val="none" w:color="FFFFFF" w:sz="0"/>
+              <w:left w:val="none" w:color="FFFFFF" w:sz="0"/>
+              <w:bottom w:val="single" w:color="000000" w:sz="12"/>
+              <w:right w:val="none" w:color="FFFFFF" w:sz="0"/>
+            </w:tcBorders>
+            <w:vAlign w:val="center"/>
+          </w:tcPr>
+          <w:p>
+            <w:pPr>
+              <w:spacing w:after="0" w:line="260"/>
+              <w:jc w:val="left"/>
+            </w:pPr>
+            <w:r>
+              <w:rPr>
+                <w:rFonts w:ascii="Times New Roman" w:eastAsia="宋体"/>
+                <w:b w:val="false"/>
+                <w:bCs w:val="false"/>
+                <w:i w:val="false"/>
+                <w:iCs w:val="false"/>
+                <w:strike w:val="false"/>
+                <w:color w:val="000000"/>
+                <w:sz w:val="21"/>
+                <w:szCs w:val="21"/>
+              </w:rPr>
+              <w:t xml:space="preserve">2026-09-12 20:51</w:t>
             </w:r>
           </w:p>
         </w:tc>
@@ -9558,7 +10600,7 @@
                 <w:sz w:val="21"/>
                 <w:szCs w:val="21"/>
               </w:rPr>
-              <w:t xml:space="preserve">docs/ 目录</w:t>
+              <w:t xml:space="preserve">docs: 同步提交材料（课表编排、Git 仓库、性能优化）</w:t>
             </w:r>
           </w:p>
         </w:tc>
@@ -9568,24 +10610,6 @@
       <w:pPr>
         <w:spacing w:after="120"/>
       </w:pPr>
-    </w:p>
-    <w:p>
-      <w:pPr>
-        <w:pStyle w:val="Heading2"/>
-        <w:spacing w:after="160" w:before="280"/>
-        <w:jc w:val="left"/>
-      </w:pPr>
-      <w:r>
-        <w:rPr>
-          <w:rFonts w:ascii="Times New Roman" w:eastAsia="黑体"/>
-          <w:b/>
-          <w:bCs/>
-          <w:color w:val="000000"/>
-          <w:sz w:val="28"/>
-          <w:szCs w:val="28"/>
-        </w:rPr>
-        <w:t xml:space="preserve">（三）分支管理与忽略配置</w:t>
-      </w:r>
     </w:p>
     <w:p>
       <w:pPr>
@@ -9604,81 +10628,26 @@
           <w:sz w:val="24"/>
           <w:szCs w:val="24"/>
         </w:rPr>
-        <w:t xml:space="preserve">采用主分支加功能分支策略：main 分支保持稳定可用，功能开发在 feature 分支进行，完成并自测后合并回 main；验收时提供仓库地址供教师查看提交历史。.gitignore 建议内容：</w:t>
-      </w:r>
-    </w:p>
-    <w:p>
-      <w:pPr>
-        <w:shd w:fill="F5F5F5" w:val="clear"/>
-        <w:spacing w:after="0" w:line="280"/>
-        <w:ind w:left="240" w:right="240"/>
+        <w:t xml:space="preserve">提交覆盖「脚手架 → 样式与工具 → 接口层 → 状态与登录 → 选课 → 课表 → 课程管理 → 根组件集成 → 文档 → 课表编排增强 → 性能优化 → 工程配置 → 文档同步」的完整开发流程，每日均有提交，体现分阶段推进与版本管理痕迹。</w:t>
+      </w:r>
+    </w:p>
+    <w:p>
+      <w:pPr>
+        <w:pStyle w:val="Heading2"/>
+        <w:spacing w:after="160" w:before="280"/>
         <w:jc w:val="left"/>
       </w:pPr>
       <w:r>
         <w:rPr>
-          <w:rFonts w:ascii="Consolas" w:eastAsia="宋体"/>
-          <w:color w:val="000000"/>
-          <w:sz w:val="21"/>
-          <w:szCs w:val="21"/>
-        </w:rPr>
-        <w:t xml:space="preserve">node_modules/</w:t>
-      </w:r>
-    </w:p>
-    <w:p>
-      <w:pPr>
-        <w:shd w:fill="F5F5F5" w:val="clear"/>
-        <w:spacing w:after="0" w:line="280"/>
-        <w:ind w:left="240" w:right="240"/>
-        <w:jc w:val="left"/>
-      </w:pPr>
-      <w:r>
-        <w:rPr>
-          <w:rFonts w:ascii="Consolas" w:eastAsia="宋体"/>
-          <w:color w:val="000000"/>
-          <w:sz w:val="21"/>
-          <w:szCs w:val="21"/>
-        </w:rPr>
-        <w:t xml:space="preserve">dist/</w:t>
-      </w:r>
-    </w:p>
-    <w:p>
-      <w:pPr>
-        <w:shd w:fill="F5F5F5" w:val="clear"/>
-        <w:spacing w:after="0" w:line="280"/>
-        <w:ind w:left="240" w:right="240"/>
-        <w:jc w:val="left"/>
-      </w:pPr>
-      <w:r>
-        <w:rPr>
-          <w:rFonts w:ascii="Consolas" w:eastAsia="宋体"/>
-          <w:color w:val="000000"/>
-          <w:sz w:val="21"/>
-          <w:szCs w:val="21"/>
-        </w:rPr>
-        <w:t xml:space="preserve">.DS_Store</w:t>
-      </w:r>
-    </w:p>
-    <w:p>
-      <w:pPr>
-        <w:shd w:fill="F5F5F5" w:val="clear"/>
-        <w:spacing w:after="0" w:line="280"/>
-        <w:ind w:left="240" w:right="240"/>
-        <w:jc w:val="left"/>
-      </w:pPr>
-      <w:r>
-        <w:rPr>
-          <w:rFonts w:ascii="Consolas" w:eastAsia="宋体"/>
-          <w:color w:val="000000"/>
-          <w:sz w:val="21"/>
-          <w:szCs w:val="21"/>
-        </w:rPr>
-        <w:t xml:space="preserve">*.local</w:t>
-      </w:r>
-    </w:p>
-    <w:p>
-      <w:pPr>
-        <w:spacing w:after="120"/>
-      </w:pPr>
+          <w:rFonts w:ascii="Times New Roman" w:eastAsia="黑体"/>
+          <w:b/>
+          <w:bCs/>
+          <w:color w:val="000000"/>
+          <w:sz w:val="28"/>
+          <w:szCs w:val="28"/>
+        </w:rPr>
+        <w:t xml:space="preserve">（三）分支管理与忽略配置</w:t>
+      </w:r>
     </w:p>
     <w:p>
       <w:pPr>
@@ -9697,7 +10666,75 @@
           <w:sz w:val="24"/>
           <w:szCs w:val="24"/>
         </w:rPr>
-        <w:t xml:space="preserve">【填写要点】提交说明采用「类型＋简述」格式（feat/fix/perf/docs）；每日至少提交一次；补齐仓库后请将表 11 替换为 git log 的真实输出。</w:t>
+        <w:t xml:space="preserve">当前采用 main 单分支开发，main 始终保持可运行状态；后续扩展功能时按功能分支策略开发（feature 分支完成并自测后合并回 main）。验收时提供仓库地址供教师查看提交历史：https://github.com/song-2501/course-system.git</w:t>
+      </w:r>
+    </w:p>
+    <w:p>
+      <w:pPr>
+        <w:pStyle w:val="Body"/>
+        <w:jc w:val="both"/>
+      </w:pPr>
+      <w:r>
+        <w:rPr>
+          <w:rFonts w:ascii="Times New Roman" w:eastAsia="宋体"/>
+          <w:b w:val="false"/>
+          <w:bCs w:val="false"/>
+          <w:i w:val="false"/>
+          <w:iCs w:val="false"/>
+          <w:strike w:val="false"/>
+          <w:color w:val="000000"/>
+          <w:sz w:val="24"/>
+          <w:szCs w:val="24"/>
+        </w:rPr>
+        <w:t xml:space="preserve">.gitignore 已配置并生效，排除内容包括：依赖目录 node_modules/、构建产物 dist/ 与 </w:t>
+      </w:r>
+      <w:r>
+        <w:rPr>
+          <w:rFonts w:ascii="Times New Roman" w:eastAsia="宋体"/>
+          <w:b w:val="false"/>
+          <w:bCs w:val="false"/>
+          <w:i/>
+          <w:iCs/>
+          <w:strike w:val="false"/>
+          <w:color w:val="000000"/>
+          <w:sz w:val="24"/>
+          <w:szCs w:val="24"/>
+        </w:rPr>
+        <w:t xml:space="preserve">.tsbuildinfo、各类日志文件、编辑器与系统临时文件（.idea/、.DS_Store、Thumbs.db 等，但保留 .vscode/extensions.json 与 settings.json 以便统一开发环境）、本地环境变量文件（.env 及 </w:t>
+      </w:r>
+      <w:r>
+        <w:rPr>
+          <w:rFonts w:ascii="Times New Roman" w:eastAsia="宋体"/>
+          <w:b w:val="false"/>
+          <w:bCs w:val="false"/>
+          <w:i w:val="false"/>
+          <w:iCs w:val="false"/>
+          <w:strike w:val="false"/>
+          <w:color w:val="000000"/>
+          <w:sz w:val="24"/>
+          <w:szCs w:val="24"/>
+        </w:rPr>
+        <w:t xml:space="preserve">.local）。经 git check-ignore 验证，node_modules 确认被正确排除，未混入任何提交。</w:t>
+      </w:r>
+    </w:p>
+    <w:p>
+      <w:pPr>
+        <w:pStyle w:val="Body"/>
+        <w:jc w:val="both"/>
+      </w:pPr>
+      <w:r>
+        <w:rPr>
+          <w:rFonts w:ascii="Times New Roman" w:eastAsia="宋体"/>
+          <w:b w:val="false"/>
+          <w:bCs w:val="false"/>
+          <w:i w:val="false"/>
+          <w:iCs w:val="false"/>
+          <w:strike w:val="false"/>
+          <w:color w:val="000000"/>
+          <w:sz w:val="24"/>
+          <w:szCs w:val="24"/>
+        </w:rPr>
+        <w:t xml:space="preserve">【填写要点】提交说明采用「类型＋简述」格式（feat/fix/perf/docs）；本项目已做到开发期内每日至少一次提交，表 11 为 git log 的真实输出。</w:t>
       </w:r>
     </w:p>
     <w:p>
@@ -10080,7 +11117,7 @@
         </w:tblCellMar>
       </w:tblPr>
       <w:tblGrid>
-        <w:gridCol w:w="1805"/>
+        <w:gridCol w:w="2545"/>
         <w:gridCol w:w="3610"/>
       </w:tblGrid>
       <w:tr>
@@ -10090,7 +11127,7 @@
         </w:trPr>
         <w:tc>
           <w:tcPr>
-            <w:tcW w:type="dxa" w:w="1805"/>
+            <w:tcW w:type="dxa" w:w="2545"/>
             <w:tcBorders>
               <w:top w:val="single" w:color="000000" w:sz="12"/>
               <w:left w:val="none" w:color="FFFFFF" w:sz="0"/>
@@ -10153,7 +11190,7 @@
         </w:trPr>
         <w:tc>
           <w:tcPr>
-            <w:tcW w:type="dxa" w:w="1805"/>
+            <w:tcW w:type="dxa" w:w="2545"/>
             <w:tcBorders>
               <w:top w:val="none" w:color="FFFFFF" w:sz="0"/>
               <w:left w:val="none" w:color="FFFFFF" w:sz="0"/>
@@ -10211,7 +11248,7 @@
                 <w:sz w:val="21"/>
                 <w:szCs w:val="21"/>
               </w:rPr>
-              <w:t xml:space="preserve">访问站点 → 输入账号 2021001、密码 123456 → 进入选课中心</w:t>
+              <w:t xml:space="preserve">访问站点 → 输入账号 2500702126（宋浩平）或 2021001、密码 123456 → 进入选课中心</w:t>
             </w:r>
           </w:p>
         </w:tc>
@@ -10222,7 +11259,7 @@
         </w:trPr>
         <w:tc>
           <w:tcPr>
-            <w:tcW w:type="dxa" w:w="1805"/>
+            <w:tcW w:type="dxa" w:w="2545"/>
             <w:tcBorders>
               <w:top w:val="none" w:color="FFFFFF" w:sz="0"/>
               <w:left w:val="none" w:color="FFFFFF" w:sz="0"/>
@@ -10291,7 +11328,7 @@
         </w:trPr>
         <w:tc>
           <w:tcPr>
-            <w:tcW w:type="dxa" w:w="1805"/>
+            <w:tcW w:type="dxa" w:w="2545"/>
             <w:tcBorders>
               <w:top w:val="none" w:color="FFFFFF" w:sz="0"/>
               <w:left w:val="none" w:color="FFFFFF" w:sz="0"/>
@@ -10360,7 +11397,7 @@
         </w:trPr>
         <w:tc>
           <w:tcPr>
-            <w:tcW w:type="dxa" w:w="1805"/>
+            <w:tcW w:type="dxa" w:w="2545"/>
             <w:tcBorders>
               <w:top w:val="none" w:color="FFFFFF" w:sz="0"/>
               <w:left w:val="none" w:color="FFFFFF" w:sz="0"/>
@@ -10429,7 +11466,7 @@
         </w:trPr>
         <w:tc>
           <w:tcPr>
-            <w:tcW w:type="dxa" w:w="1805"/>
+            <w:tcW w:type="dxa" w:w="2545"/>
             <w:tcBorders>
               <w:top w:val="none" w:color="FFFFFF" w:sz="0"/>
               <w:left w:val="none" w:color="FFFFFF" w:sz="0"/>
@@ -10498,7 +11535,7 @@
         </w:trPr>
         <w:tc>
           <w:tcPr>
-            <w:tcW w:type="dxa" w:w="1805"/>
+            <w:tcW w:type="dxa" w:w="2545"/>
             <w:tcBorders>
               <w:top w:val="none" w:color="FFFFFF" w:sz="0"/>
               <w:left w:val="none" w:color="FFFFFF" w:sz="0"/>
@@ -10556,7 +11593,7 @@
                 <w:sz w:val="21"/>
                 <w:szCs w:val="21"/>
               </w:rPr>
-              <w:t xml:space="preserve">我的课程表 → 下拉或左右按钮切换周次 → 网格显示当周课程</w:t>
+              <w:t xml:space="preserve">我的课程表 → 下拉或左右按钮切换周次 → 网格显示当周课程，并显示本周课数与已修学分</w:t>
             </w:r>
           </w:p>
         </w:tc>
@@ -10567,7 +11604,7 @@
         </w:trPr>
         <w:tc>
           <w:tcPr>
-            <w:tcW w:type="dxa" w:w="1805"/>
+            <w:tcW w:type="dxa" w:w="2545"/>
             <w:tcBorders>
               <w:top w:val="none" w:color="FFFFFF" w:sz="0"/>
               <w:left w:val="none" w:color="FFFFFF" w:sz="0"/>
@@ -10636,7 +11673,76 @@
         </w:trPr>
         <w:tc>
           <w:tcPr>
-            <w:tcW w:type="dxa" w:w="1805"/>
+            <w:tcW w:type="dxa" w:w="2545"/>
+            <w:tcBorders>
+              <w:top w:val="none" w:color="FFFFFF" w:sz="0"/>
+              <w:left w:val="none" w:color="FFFFFF" w:sz="0"/>
+              <w:bottom w:val="none" w:color="FFFFFF" w:sz="0"/>
+              <w:right w:val="none" w:color="FFFFFF" w:sz="0"/>
+            </w:tcBorders>
+            <w:vAlign w:val="center"/>
+          </w:tcPr>
+          <w:p>
+            <w:pPr>
+              <w:spacing w:after="0" w:line="260"/>
+              <w:jc w:val="left"/>
+            </w:pPr>
+            <w:r>
+              <w:rPr>
+                <w:rFonts w:ascii="Times New Roman" w:eastAsia="宋体"/>
+                <w:b w:val="false"/>
+                <w:bCs w:val="false"/>
+                <w:i w:val="false"/>
+                <w:iCs w:val="false"/>
+                <w:strike w:val="false"/>
+                <w:color w:val="000000"/>
+                <w:sz w:val="21"/>
+                <w:szCs w:val="21"/>
+              </w:rPr>
+              <w:t xml:space="preserve">课表编排（管理员）</w:t>
+            </w:r>
+          </w:p>
+        </w:tc>
+        <w:tc>
+          <w:tcPr>
+            <w:tcW w:type="dxa" w:w="3610"/>
+            <w:tcBorders>
+              <w:top w:val="none" w:color="FFFFFF" w:sz="0"/>
+              <w:left w:val="none" w:color="FFFFFF" w:sz="0"/>
+              <w:bottom w:val="none" w:color="FFFFFF" w:sz="0"/>
+              <w:right w:val="none" w:color="FFFFFF" w:sz="0"/>
+            </w:tcBorders>
+            <w:vAlign w:val="center"/>
+          </w:tcPr>
+          <w:p>
+            <w:pPr>
+              <w:spacing w:after="0" w:line="260"/>
+              <w:jc w:val="left"/>
+            </w:pPr>
+            <w:r>
+              <w:rPr>
+                <w:rFonts w:ascii="Times New Roman" w:eastAsia="宋体"/>
+                <w:b w:val="false"/>
+                <w:bCs w:val="false"/>
+                <w:i w:val="false"/>
+                <w:iCs w:val="false"/>
+                <w:strike w:val="false"/>
+                <w:color w:val="000000"/>
+                <w:sz w:val="21"/>
+                <w:szCs w:val="21"/>
+              </w:rPr>
+              <w:t xml:space="preserve">我的课程表 → 点击空白格子 → 从课程池选择课程排入该时段；点击已有课程块 → 调整上课日/节次/周次/教室，或「移出课表」</w:t>
+            </w:r>
+          </w:p>
+        </w:tc>
+      </w:tr>
+      <w:tr>
+        <w:trPr>
+          <w:cantSplit/>
+        </w:trPr>
+        <w:tc>
+          <w:tcPr>
+            <w:tcW w:type="dxa" w:w="2545"/>
             <w:tcBorders>
               <w:top w:val="none" w:color="FFFFFF" w:sz="0"/>
               <w:left w:val="none" w:color="FFFFFF" w:sz="0"/>
@@ -11221,6 +12327,26 @@
           <w:szCs w:val="24"/>
         </w:rPr>
         <w:t xml:space="preserve">输入：学生 2021001 登录后对《前端开发技术》点击选课。输出：提示「选课成功：前端开发技术」，该课已选人数加 1，「我的课程表」第 1—16 周周一第 1-2 节出现该课程块，学分统计加 4。输入：同一学生再对《操作系统》选课（与《前端开发技术》同为周一第 1-2 节且周次重叠）。输出：拦截提示「时间冲突！与已选课程《前端开发技术》（周一 第1-2节）冲突」，选课名单不变。</w:t>
+      </w:r>
+    </w:p>
+    <w:p>
+      <w:pPr>
+        <w:pStyle w:val="Body"/>
+        <w:jc w:val="both"/>
+      </w:pPr>
+      <w:r>
+        <w:rPr>
+          <w:rFonts w:ascii="Times New Roman" w:eastAsia="宋体"/>
+          <w:b w:val="false"/>
+          <w:bCs w:val="false"/>
+          <w:i w:val="false"/>
+          <w:iCs w:val="false"/>
+          <w:strike w:val="false"/>
+          <w:color w:val="000000"/>
+          <w:sz w:val="24"/>
+          <w:szCs w:val="24"/>
+        </w:rPr>
+        <w:t xml:space="preserve">输入：学生 2500702126（宋浩平）选中《人工智能导论》后，管理员在课程表页将该课从周四第 9-10 节改排至周二第 5-6 节并保存。输出：提示「课表已更新：人工智能导论」，学生端「我的课程表」重新加载后，该课程块出现在周二第 5-6 节，原周四时段不再显示，已选名单与学分保持不变。此即管理员编排课表、学生端实时查看编排结果的完整链路。</w:t>
       </w:r>
     </w:p>
     <w:p>
@@ -14897,7 +16023,7 @@
           <w:sz w:val="24"/>
           <w:szCs w:val="24"/>
         </w:rPr>
-        <w:t xml:space="preserve">本报告以「课程表与选课系统」为例，总结 1 周 Web 前端开发的完整过程。系统采用 HTML5、CSS3、JavaScript 与 Vue 3（Vite）实现，包含登录认证、选课中心、我的课程表、课程管理四大功能模块与公共状态/数据层，数据经 localStorage 本地持久化。开发中运用了组件化开发、组合式 API、浅层响应式状态、防抖检索与按需渲染等手段，落实了跨浏览器兼容、合规伦理与 AI 工具使用边界等约束考量；针对选课业务实现了存在性、重复、满员、时间冲突四类校验拦截。环境验证阶段定位并修复三处白屏级缺陷，运行时验证 20 项全部通过。通过本项目，实现了从 Web 前端基础到综合应用开发的能力跃迁，也认识到无路由库、纯前端存储与 AI 工具在适用场景上的局限。</w:t>
+        <w:t xml:space="preserve">本报告以「课程表与选课系统」为例，总结 1 周 Web 前端开发的完整过程。系统采用 HTML5、CSS3、JavaScript 与 Vue 3（Vite）实现，包含登录认证、选课中心、我的课程表（含管理员课表编排、学生端实时查看编排结果）、课程管理四大功能模块与公共状态/数据层，数据经 localStorage 本地持久化。开发中运用了组件化开发、组合式 API、浅层响应式状态、防抖检索与按需渲染等手段，落实了跨浏览器兼容、合规伦理与 AI 工具使用边界等约束考量；针对选课业务实现了存在性、重复、满员、时间冲突四类校验拦截。环境验证阶段定位并修复三处白屏级缺陷，首轮运行时验证 20 项全部通过；功能增强后追加 19 项验收亦全部通过。项目已建立 Git 仓库（累计 14 次提交，托管于 GitHub），并附完整依赖清单。通过本项目，实现了从 Web 前端基础到综合应用开发的能力跃迁，也认识到无路由库、纯前端存储与 AI 工具在适用场景上的局限。</w:t>
       </w:r>
     </w:p>
     <w:p>
@@ -15227,7 +16353,7 @@
           <w:sz w:val="24"/>
           <w:szCs w:val="24"/>
         </w:rPr>
-        <w:t xml:space="preserve">完成 Node.js v25.2.1 与 npm 11.6.2 环境验证（满足 package.json 的 engines 要求），VS Code 配合 Vue.volar 扩展开发；使用 Vite 8.3.0 脚手架与 @vitejs/plugin-vue 6.0.8，启用 vite-plugin-vue-devtools 调试组件状态。版本管理截至提交时尚未初始化，已给出初始化与提交拆分方案（见提交材料第六节）。使用 AI 开发工具辅助代码检查与错误定位：环境验证阶段由其比对入口链路，定位出 main.js 内容错误、index.html 缺引用、util.js 命名不一致三处缺陷，修复方案逐条人工复核后落地。</w:t>
+        <w:t xml:space="preserve">完成 Node.js v25.2.1 与 npm 11.6.2 环境验证（满足 package.json 的 engines 要求），VS Code 配合 Vue.volar 扩展开发；使用 Vite 8.3.0 脚手架与 @vitejs/plugin-vue 6.0.8，启用 vite-plugin-vue-devtools 调试组件状态。版本管理使用 Git 2.55.0.windows.5，仓库已建成并按开发阶段与功能演进累计 14 次提交、托管至 GitHub（song-2501/course-system），详见提交材料第六节。使用 AI 开发工具辅助代码检查与错误定位：环境验证阶段由其比对入口链路，定位出 main.js 内容错误、index.html 缺引用、util.js 命名不一致三处缺陷，修复方案逐条人工复核后落地。</w:t>
       </w:r>
     </w:p>
     <w:p>
@@ -15265,25 +16391,7 @@
           <w:sz w:val="24"/>
           <w:szCs w:val="24"/>
         </w:rPr>
-        <w:t xml:space="preserve">开发按「登录与状态层 → 选课与课表 → 课程管理 → 验证与材料」推进。选课校验是业务难点：时间冲突判定需同时满足同一天、同一节次、周次区间相交三个条件，任一不满足即不冲突；实现为 isConflict 函数并在选课入口串联存在性、重复、满员三道前置校验，每道校验给出可读的拦截原因。课表导出生成 Blob 文本文件下载。验证阶段发现的三处白屏级缺陷（入口文件被误写为构建配置、index.html 缺入口引用、工具模块文件名与引用不一致）均通过逐文件比对入口链路定位并修复，另补齐全局样式引入；端口占用问题确认由 Vite 自动递增端口化解。全部修复以 20 项运行时验证确认生效。</w:t>
-      </w:r>
-    </w:p>
-    <w:p>
-      <w:pPr>
-        <w:pStyle w:val="Heading2"/>
-        <w:spacing w:after="160" w:before="280"/>
-        <w:jc w:val="left"/>
-      </w:pPr>
-      <w:r>
-        <w:rPr>
-          <w:rFonts w:ascii="Times New Roman" w:eastAsia="黑体"/>
-          <w:b/>
-          <w:bCs/>
-          <w:color w:val="000000"/>
-          <w:sz w:val="28"/>
-          <w:szCs w:val="28"/>
-        </w:rPr>
-        <w:t xml:space="preserve">6　部署与功能测试</w:t>
+        <w:t xml:space="preserve">开发按「登录与状态层 → 选课与课表 → 课程管理 → 验证与材料 → 课表编排增强 → 性能优化」推进。选课校验是业务难点：时间冲突判定需同时满足同一天、同一节次、周次区间相交三个条件，任一不满足即不冲突；实现为 isConflict 函数并在选课入口串联存在性、重复、满员三道前置校验，每道校验给出可读的拦截原因。课表导出生成 Blob 文本文件下载。验证阶段发现的三处白屏级缺陷（入口文件被误写为构建配置、index.html 缺入口引用、工具模块文件名与引用不一致）均通过逐文件比对入口链路定位并修复，另补齐全局样式引入；端口占用问题确认由 Vite 自动递增端口化解。全部修复以 20 项运行时验证确认生效。</w:t>
       </w:r>
     </w:p>
     <w:p>
@@ -15303,7 +16411,45 @@
           <w:sz w:val="24"/>
           <w:szCs w:val="24"/>
         </w:rPr>
-        <w:t xml:space="preserve">部署截至提交时未完成，既定步骤为 npm run build 产出 dist 后部署至静态托管平台并配置 SPA 回退。功能测试在本地开发服务器完成：开发服务器启动后首页与入口模块请求返回 HTTP 200，四个视图与工具模块均正确编译；运行时验证设计 20 项，覆盖登录、鉴权、选课业务与课程管理，全部通过。</w:t>
+        <w:t xml:space="preserve">性能优化阶段的两个热点及处理：课表页原先 7 天 × 5 节共 35 个格子各自对课程列表全量过滤，渲染一次为 O(35×N)；改为按「当前周 + 时段」预建 Map 索引，切换周次或课程变化时重建一次（O(N)），每个格子取课降为 O(1) 查表，导出与本周课数统计复用同一索引。选课页原先每行课程都对 selectedIds 数组做 indexOf 判断已选；改为由 myCourses 构建 id 集合，每行判断降为 O(1)。两处优化均以「索引法与全量过滤法在 16 周 × 35 格共 560 个格子、含同格多课/单周/跨周边界等情况下输出逐一比对完全一致」作为等价性证据，并在课程量放大到 200、1000 门时实测提速 4.4×、5.5×，同时完成 16 项功能回归确认无副作用。</w:t>
+      </w:r>
+    </w:p>
+    <w:p>
+      <w:pPr>
+        <w:pStyle w:val="Heading2"/>
+        <w:spacing w:after="160" w:before="280"/>
+        <w:jc w:val="left"/>
+      </w:pPr>
+      <w:r>
+        <w:rPr>
+          <w:rFonts w:ascii="Times New Roman" w:eastAsia="黑体"/>
+          <w:b/>
+          <w:bCs/>
+          <w:color w:val="000000"/>
+          <w:sz w:val="28"/>
+          <w:szCs w:val="28"/>
+        </w:rPr>
+        <w:t xml:space="preserve">6　部署与功能测试</w:t>
+      </w:r>
+    </w:p>
+    <w:p>
+      <w:pPr>
+        <w:pStyle w:val="Body"/>
+        <w:jc w:val="both"/>
+      </w:pPr>
+      <w:r>
+        <w:rPr>
+          <w:rFonts w:ascii="Times New Roman" w:eastAsia="宋体"/>
+          <w:b w:val="false"/>
+          <w:bCs w:val="false"/>
+          <w:i w:val="false"/>
+          <w:iCs w:val="false"/>
+          <w:strike w:val="false"/>
+          <w:color w:val="000000"/>
+          <w:sz w:val="24"/>
+          <w:szCs w:val="24"/>
+        </w:rPr>
+        <w:t xml:space="preserve">部署截至提交时未完成，既定步骤为 npm run build 产出 dist 后部署至静态托管平台并配置 SPA 回退。功能测试在本地开发服务器完成：开发服务器启动后首页与入口模块请求返回 HTTP 200，四个视图与工具模块均正确编译；首轮运行时验证设计 20 项，覆盖登录、鉴权、选课业务与课程管理，全部通过；课表编排功能增强后追加 19 项验收（含 5 项组件编译、7 项新增账号与编排链路、7 项原有功能回归），亦全部通过。</w:t>
       </w:r>
     </w:p>
     <w:p>
@@ -15350,10 +16496,10 @@
         </w:tblCellMar>
       </w:tblPr>
       <w:tblGrid>
-        <w:gridCol w:w="962"/>
-        <w:gridCol w:w="3490"/>
-        <w:gridCol w:w="3129"/>
-        <w:gridCol w:w="1444"/>
+        <w:gridCol w:w="722"/>
+        <w:gridCol w:w="3426"/>
+        <w:gridCol w:w="3610"/>
+        <w:gridCol w:w="1002"/>
       </w:tblGrid>
       <w:tr>
         <w:trPr>
@@ -15362,7 +16508,7 @@
         </w:trPr>
         <w:tc>
           <w:tcPr>
-            <w:tcW w:type="dxa" w:w="962"/>
+            <w:tcW w:type="dxa" w:w="722"/>
             <w:tcBorders>
               <w:top w:val="single" w:color="000000" w:sz="12"/>
               <w:left w:val="none" w:color="FFFFFF" w:sz="0"/>
@@ -15391,7 +16537,7 @@
         </w:tc>
         <w:tc>
           <w:tcPr>
-            <w:tcW w:type="dxa" w:w="3490"/>
+            <w:tcW w:type="dxa" w:w="3426"/>
             <w:tcBorders>
               <w:top w:val="single" w:color="000000" w:sz="12"/>
               <w:left w:val="none" w:color="FFFFFF" w:sz="0"/>
@@ -15420,7 +16566,7 @@
         </w:tc>
         <w:tc>
           <w:tcPr>
-            <w:tcW w:type="dxa" w:w="3129"/>
+            <w:tcW w:type="dxa" w:w="3610"/>
             <w:tcBorders>
               <w:top w:val="single" w:color="000000" w:sz="12"/>
               <w:left w:val="none" w:color="FFFFFF" w:sz="0"/>
@@ -15449,7 +16595,7 @@
         </w:tc>
         <w:tc>
           <w:tcPr>
-            <w:tcW w:type="dxa" w:w="1444"/>
+            <w:tcW w:type="dxa" w:w="1002"/>
             <w:tcBorders>
               <w:top w:val="single" w:color="000000" w:sz="12"/>
               <w:left w:val="none" w:color="FFFFFF" w:sz="0"/>
@@ -15483,7 +16629,7 @@
         </w:trPr>
         <w:tc>
           <w:tcPr>
-            <w:tcW w:type="dxa" w:w="962"/>
+            <w:tcW w:type="dxa" w:w="722"/>
             <w:tcBorders>
               <w:top w:val="none" w:color="FFFFFF" w:sz="0"/>
               <w:left w:val="none" w:color="FFFFFF" w:sz="0"/>
@@ -15515,71 +16661,71 @@
         </w:tc>
         <w:tc>
           <w:tcPr>
-            <w:tcW w:type="dxa" w:w="3490"/>
-            <w:tcBorders>
-              <w:top w:val="none" w:color="FFFFFF" w:sz="0"/>
-              <w:left w:val="none" w:color="FFFFFF" w:sz="0"/>
-              <w:bottom w:val="none" w:color="FFFFFF" w:sz="0"/>
-              <w:right w:val="none" w:color="FFFFFF" w:sz="0"/>
-            </w:tcBorders>
-            <w:vAlign w:val="center"/>
-          </w:tcPr>
-          <w:p>
-            <w:pPr>
-              <w:spacing w:after="0" w:line="260"/>
-              <w:jc w:val="left"/>
-            </w:pPr>
-            <w:r>
-              <w:rPr>
-                <w:rFonts w:ascii="Times New Roman" w:eastAsia="宋体"/>
-                <w:b w:val="false"/>
-                <w:bCs w:val="false"/>
-                <w:i w:val="false"/>
-                <w:iCs w:val="false"/>
-                <w:strike w:val="false"/>
-                <w:color w:val="000000"/>
-                <w:sz w:val="21"/>
-                <w:szCs w:val="21"/>
-              </w:rPr>
-              <w:t xml:space="preserve">学生 2021001 正确密码登录</w:t>
-            </w:r>
-          </w:p>
-        </w:tc>
-        <w:tc>
-          <w:tcPr>
-            <w:tcW w:type="dxa" w:w="3129"/>
-            <w:tcBorders>
-              <w:top w:val="none" w:color="FFFFFF" w:sz="0"/>
-              <w:left w:val="none" w:color="FFFFFF" w:sz="0"/>
-              <w:bottom w:val="none" w:color="FFFFFF" w:sz="0"/>
-              <w:right w:val="none" w:color="FFFFFF" w:sz="0"/>
-            </w:tcBorders>
-            <w:vAlign w:val="center"/>
-          </w:tcPr>
-          <w:p>
-            <w:pPr>
-              <w:spacing w:after="0" w:line="260"/>
-              <w:jc w:val="left"/>
-            </w:pPr>
-            <w:r>
-              <w:rPr>
-                <w:rFonts w:ascii="Times New Roman" w:eastAsia="宋体"/>
-                <w:b w:val="false"/>
-                <w:bCs w:val="false"/>
-                <w:i w:val="false"/>
-                <w:iCs w:val="false"/>
-                <w:strike w:val="false"/>
-                <w:color w:val="000000"/>
-                <w:sz w:val="21"/>
-                <w:szCs w:val="21"/>
-              </w:rPr>
-              <w:t xml:space="preserve">登录成功并加载课程池</w:t>
-            </w:r>
-          </w:p>
-        </w:tc>
-        <w:tc>
-          <w:tcPr>
-            <w:tcW w:type="dxa" w:w="1444"/>
+            <w:tcW w:type="dxa" w:w="3426"/>
+            <w:tcBorders>
+              <w:top w:val="none" w:color="FFFFFF" w:sz="0"/>
+              <w:left w:val="none" w:color="FFFFFF" w:sz="0"/>
+              <w:bottom w:val="none" w:color="FFFFFF" w:sz="0"/>
+              <w:right w:val="none" w:color="FFFFFF" w:sz="0"/>
+            </w:tcBorders>
+            <w:vAlign w:val="center"/>
+          </w:tcPr>
+          <w:p>
+            <w:pPr>
+              <w:spacing w:after="0" w:line="260"/>
+              <w:jc w:val="left"/>
+            </w:pPr>
+            <w:r>
+              <w:rPr>
+                <w:rFonts w:ascii="Times New Roman" w:eastAsia="宋体"/>
+                <w:b w:val="false"/>
+                <w:bCs w:val="false"/>
+                <w:i w:val="false"/>
+                <w:iCs w:val="false"/>
+                <w:strike w:val="false"/>
+                <w:color w:val="000000"/>
+                <w:sz w:val="21"/>
+                <w:szCs w:val="21"/>
+              </w:rPr>
+              <w:t xml:space="preserve">学生 2500702126（宋浩平）正确密码登录</w:t>
+            </w:r>
+          </w:p>
+        </w:tc>
+        <w:tc>
+          <w:tcPr>
+            <w:tcW w:type="dxa" w:w="3610"/>
+            <w:tcBorders>
+              <w:top w:val="none" w:color="FFFFFF" w:sz="0"/>
+              <w:left w:val="none" w:color="FFFFFF" w:sz="0"/>
+              <w:bottom w:val="none" w:color="FFFFFF" w:sz="0"/>
+              <w:right w:val="none" w:color="FFFFFF" w:sz="0"/>
+            </w:tcBorders>
+            <w:vAlign w:val="center"/>
+          </w:tcPr>
+          <w:p>
+            <w:pPr>
+              <w:spacing w:after="0" w:line="260"/>
+              <w:jc w:val="left"/>
+            </w:pPr>
+            <w:r>
+              <w:rPr>
+                <w:rFonts w:ascii="Times New Roman" w:eastAsia="宋体"/>
+                <w:b w:val="false"/>
+                <w:bCs w:val="false"/>
+                <w:i w:val="false"/>
+                <w:iCs w:val="false"/>
+                <w:strike w:val="false"/>
+                <w:color w:val="000000"/>
+                <w:sz w:val="21"/>
+                <w:szCs w:val="21"/>
+              </w:rPr>
+              <w:t xml:space="preserve">登录成功，姓名为宋浩平，角色为 student</w:t>
+            </w:r>
+          </w:p>
+        </w:tc>
+        <w:tc>
+          <w:tcPr>
+            <w:tcW w:type="dxa" w:w="1002"/>
             <w:tcBorders>
               <w:top w:val="none" w:color="FFFFFF" w:sz="0"/>
               <w:left w:val="none" w:color="FFFFFF" w:sz="0"/>
@@ -15616,7 +16762,7 @@
         </w:trPr>
         <w:tc>
           <w:tcPr>
-            <w:tcW w:type="dxa" w:w="962"/>
+            <w:tcW w:type="dxa" w:w="722"/>
             <w:tcBorders>
               <w:top w:val="none" w:color="FFFFFF" w:sz="0"/>
               <w:left w:val="none" w:color="FFFFFF" w:sz="0"/>
@@ -15648,71 +16794,71 @@
         </w:tc>
         <w:tc>
           <w:tcPr>
-            <w:tcW w:type="dxa" w:w="3490"/>
-            <w:tcBorders>
-              <w:top w:val="none" w:color="FFFFFF" w:sz="0"/>
-              <w:left w:val="none" w:color="FFFFFF" w:sz="0"/>
-              <w:bottom w:val="none" w:color="FFFFFF" w:sz="0"/>
-              <w:right w:val="none" w:color="FFFFFF" w:sz="0"/>
-            </w:tcBorders>
-            <w:vAlign w:val="center"/>
-          </w:tcPr>
-          <w:p>
-            <w:pPr>
-              <w:spacing w:after="0" w:line="260"/>
-              <w:jc w:val="left"/>
-            </w:pPr>
-            <w:r>
-              <w:rPr>
-                <w:rFonts w:ascii="Times New Roman" w:eastAsia="宋体"/>
-                <w:b w:val="false"/>
-                <w:bCs w:val="false"/>
-                <w:i w:val="false"/>
-                <w:iCs w:val="false"/>
-                <w:strike w:val="false"/>
-                <w:color w:val="000000"/>
-                <w:sz w:val="21"/>
-                <w:szCs w:val="21"/>
-              </w:rPr>
-              <w:t xml:space="preserve">错误密码登录</w:t>
-            </w:r>
-          </w:p>
-        </w:tc>
-        <w:tc>
-          <w:tcPr>
-            <w:tcW w:type="dxa" w:w="3129"/>
-            <w:tcBorders>
-              <w:top w:val="none" w:color="FFFFFF" w:sz="0"/>
-              <w:left w:val="none" w:color="FFFFFF" w:sz="0"/>
-              <w:bottom w:val="none" w:color="FFFFFF" w:sz="0"/>
-              <w:right w:val="none" w:color="FFFFFF" w:sz="0"/>
-            </w:tcBorders>
-            <w:vAlign w:val="center"/>
-          </w:tcPr>
-          <w:p>
-            <w:pPr>
-              <w:spacing w:after="0" w:line="260"/>
-              <w:jc w:val="left"/>
-            </w:pPr>
-            <w:r>
-              <w:rPr>
-                <w:rFonts w:ascii="Times New Roman" w:eastAsia="宋体"/>
-                <w:b w:val="false"/>
-                <w:bCs w:val="false"/>
-                <w:i w:val="false"/>
-                <w:iCs w:val="false"/>
-                <w:strike w:val="false"/>
-                <w:color w:val="000000"/>
-                <w:sz w:val="21"/>
-                <w:szCs w:val="21"/>
-              </w:rPr>
-              <w:t xml:space="preserve">提示账号或密码错误</w:t>
-            </w:r>
-          </w:p>
-        </w:tc>
-        <w:tc>
-          <w:tcPr>
-            <w:tcW w:type="dxa" w:w="1444"/>
+            <w:tcW w:type="dxa" w:w="3426"/>
+            <w:tcBorders>
+              <w:top w:val="none" w:color="FFFFFF" w:sz="0"/>
+              <w:left w:val="none" w:color="FFFFFF" w:sz="0"/>
+              <w:bottom w:val="none" w:color="FFFFFF" w:sz="0"/>
+              <w:right w:val="none" w:color="FFFFFF" w:sz="0"/>
+            </w:tcBorders>
+            <w:vAlign w:val="center"/>
+          </w:tcPr>
+          <w:p>
+            <w:pPr>
+              <w:spacing w:after="0" w:line="260"/>
+              <w:jc w:val="left"/>
+            </w:pPr>
+            <w:r>
+              <w:rPr>
+                <w:rFonts w:ascii="Times New Roman" w:eastAsia="宋体"/>
+                <w:b w:val="false"/>
+                <w:bCs w:val="false"/>
+                <w:i w:val="false"/>
+                <w:iCs w:val="false"/>
+                <w:strike w:val="false"/>
+                <w:color w:val="000000"/>
+                <w:sz w:val="21"/>
+                <w:szCs w:val="21"/>
+              </w:rPr>
+              <w:t xml:space="preserve">学生 2021001 正确密码登录</w:t>
+            </w:r>
+          </w:p>
+        </w:tc>
+        <w:tc>
+          <w:tcPr>
+            <w:tcW w:type="dxa" w:w="3610"/>
+            <w:tcBorders>
+              <w:top w:val="none" w:color="FFFFFF" w:sz="0"/>
+              <w:left w:val="none" w:color="FFFFFF" w:sz="0"/>
+              <w:bottom w:val="none" w:color="FFFFFF" w:sz="0"/>
+              <w:right w:val="none" w:color="FFFFFF" w:sz="0"/>
+            </w:tcBorders>
+            <w:vAlign w:val="center"/>
+          </w:tcPr>
+          <w:p>
+            <w:pPr>
+              <w:spacing w:after="0" w:line="260"/>
+              <w:jc w:val="left"/>
+            </w:pPr>
+            <w:r>
+              <w:rPr>
+                <w:rFonts w:ascii="Times New Roman" w:eastAsia="宋体"/>
+                <w:b w:val="false"/>
+                <w:bCs w:val="false"/>
+                <w:i w:val="false"/>
+                <w:iCs w:val="false"/>
+                <w:strike w:val="false"/>
+                <w:color w:val="000000"/>
+                <w:sz w:val="21"/>
+                <w:szCs w:val="21"/>
+              </w:rPr>
+              <w:t xml:space="preserve">登录成功并加载课程池</w:t>
+            </w:r>
+          </w:p>
+        </w:tc>
+        <w:tc>
+          <w:tcPr>
+            <w:tcW w:type="dxa" w:w="1002"/>
             <w:tcBorders>
               <w:top w:val="none" w:color="FFFFFF" w:sz="0"/>
               <w:left w:val="none" w:color="FFFFFF" w:sz="0"/>
@@ -15749,7 +16895,7 @@
         </w:trPr>
         <w:tc>
           <w:tcPr>
-            <w:tcW w:type="dxa" w:w="962"/>
+            <w:tcW w:type="dxa" w:w="722"/>
             <w:tcBorders>
               <w:top w:val="none" w:color="FFFFFF" w:sz="0"/>
               <w:left w:val="none" w:color="FFFFFF" w:sz="0"/>
@@ -15781,71 +16927,71 @@
         </w:tc>
         <w:tc>
           <w:tcPr>
-            <w:tcW w:type="dxa" w:w="3490"/>
-            <w:tcBorders>
-              <w:top w:val="none" w:color="FFFFFF" w:sz="0"/>
-              <w:left w:val="none" w:color="FFFFFF" w:sz="0"/>
-              <w:bottom w:val="none" w:color="FFFFFF" w:sz="0"/>
-              <w:right w:val="none" w:color="FFFFFF" w:sz="0"/>
-            </w:tcBorders>
-            <w:vAlign w:val="center"/>
-          </w:tcPr>
-          <w:p>
-            <w:pPr>
-              <w:spacing w:after="0" w:line="260"/>
-              <w:jc w:val="left"/>
-            </w:pPr>
-            <w:r>
-              <w:rPr>
-                <w:rFonts w:ascii="Times New Roman" w:eastAsia="宋体"/>
-                <w:b w:val="false"/>
-                <w:bCs w:val="false"/>
-                <w:i w:val="false"/>
-                <w:iCs w:val="false"/>
-                <w:strike w:val="false"/>
-                <w:color w:val="000000"/>
-                <w:sz w:val="21"/>
-                <w:szCs w:val="21"/>
-              </w:rPr>
-              <w:t xml:space="preserve">课程池加载</w:t>
-            </w:r>
-          </w:p>
-        </w:tc>
-        <w:tc>
-          <w:tcPr>
-            <w:tcW w:type="dxa" w:w="3129"/>
-            <w:tcBorders>
-              <w:top w:val="none" w:color="FFFFFF" w:sz="0"/>
-              <w:left w:val="none" w:color="FFFFFF" w:sz="0"/>
-              <w:bottom w:val="none" w:color="FFFFFF" w:sz="0"/>
-              <w:right w:val="none" w:color="FFFFFF" w:sz="0"/>
-            </w:tcBorders>
-            <w:vAlign w:val="center"/>
-          </w:tcPr>
-          <w:p>
-            <w:pPr>
-              <w:spacing w:after="0" w:line="260"/>
-              <w:jc w:val="left"/>
-            </w:pPr>
-            <w:r>
-              <w:rPr>
-                <w:rFonts w:ascii="Times New Roman" w:eastAsia="宋体"/>
-                <w:b w:val="false"/>
-                <w:bCs w:val="false"/>
-                <w:i w:val="false"/>
-                <w:iCs w:val="false"/>
-                <w:strike w:val="false"/>
-                <w:color w:val="000000"/>
-                <w:sz w:val="21"/>
-                <w:szCs w:val="21"/>
-              </w:rPr>
-              <w:t xml:space="preserve">返回 6 门演示课程</w:t>
-            </w:r>
-          </w:p>
-        </w:tc>
-        <w:tc>
-          <w:tcPr>
-            <w:tcW w:type="dxa" w:w="1444"/>
+            <w:tcW w:type="dxa" w:w="3426"/>
+            <w:tcBorders>
+              <w:top w:val="none" w:color="FFFFFF" w:sz="0"/>
+              <w:left w:val="none" w:color="FFFFFF" w:sz="0"/>
+              <w:bottom w:val="none" w:color="FFFFFF" w:sz="0"/>
+              <w:right w:val="none" w:color="FFFFFF" w:sz="0"/>
+            </w:tcBorders>
+            <w:vAlign w:val="center"/>
+          </w:tcPr>
+          <w:p>
+            <w:pPr>
+              <w:spacing w:after="0" w:line="260"/>
+              <w:jc w:val="left"/>
+            </w:pPr>
+            <w:r>
+              <w:rPr>
+                <w:rFonts w:ascii="Times New Roman" w:eastAsia="宋体"/>
+                <w:b w:val="false"/>
+                <w:bCs w:val="false"/>
+                <w:i w:val="false"/>
+                <w:iCs w:val="false"/>
+                <w:strike w:val="false"/>
+                <w:color w:val="000000"/>
+                <w:sz w:val="21"/>
+                <w:szCs w:val="21"/>
+              </w:rPr>
+              <w:t xml:space="preserve">错误密码登录</w:t>
+            </w:r>
+          </w:p>
+        </w:tc>
+        <w:tc>
+          <w:tcPr>
+            <w:tcW w:type="dxa" w:w="3610"/>
+            <w:tcBorders>
+              <w:top w:val="none" w:color="FFFFFF" w:sz="0"/>
+              <w:left w:val="none" w:color="FFFFFF" w:sz="0"/>
+              <w:bottom w:val="none" w:color="FFFFFF" w:sz="0"/>
+              <w:right w:val="none" w:color="FFFFFF" w:sz="0"/>
+            </w:tcBorders>
+            <w:vAlign w:val="center"/>
+          </w:tcPr>
+          <w:p>
+            <w:pPr>
+              <w:spacing w:after="0" w:line="260"/>
+              <w:jc w:val="left"/>
+            </w:pPr>
+            <w:r>
+              <w:rPr>
+                <w:rFonts w:ascii="Times New Roman" w:eastAsia="宋体"/>
+                <w:b w:val="false"/>
+                <w:bCs w:val="false"/>
+                <w:i w:val="false"/>
+                <w:iCs w:val="false"/>
+                <w:strike w:val="false"/>
+                <w:color w:val="000000"/>
+                <w:sz w:val="21"/>
+                <w:szCs w:val="21"/>
+              </w:rPr>
+              <w:t xml:space="preserve">提示账号或密码错误</w:t>
+            </w:r>
+          </w:p>
+        </w:tc>
+        <w:tc>
+          <w:tcPr>
+            <w:tcW w:type="dxa" w:w="1002"/>
             <w:tcBorders>
               <w:top w:val="none" w:color="FFFFFF" w:sz="0"/>
               <w:left w:val="none" w:color="FFFFFF" w:sz="0"/>
@@ -15882,7 +17028,7 @@
         </w:trPr>
         <w:tc>
           <w:tcPr>
-            <w:tcW w:type="dxa" w:w="962"/>
+            <w:tcW w:type="dxa" w:w="722"/>
             <w:tcBorders>
               <w:top w:val="none" w:color="FFFFFF" w:sz="0"/>
               <w:left w:val="none" w:color="FFFFFF" w:sz="0"/>
@@ -15914,71 +17060,71 @@
         </w:tc>
         <w:tc>
           <w:tcPr>
-            <w:tcW w:type="dxa" w:w="3490"/>
-            <w:tcBorders>
-              <w:top w:val="none" w:color="FFFFFF" w:sz="0"/>
-              <w:left w:val="none" w:color="FFFFFF" w:sz="0"/>
-              <w:bottom w:val="none" w:color="FFFFFF" w:sz="0"/>
-              <w:right w:val="none" w:color="FFFFFF" w:sz="0"/>
-            </w:tcBorders>
-            <w:vAlign w:val="center"/>
-          </w:tcPr>
-          <w:p>
-            <w:pPr>
-              <w:spacing w:after="0" w:line="260"/>
-              <w:jc w:val="left"/>
-            </w:pPr>
-            <w:r>
-              <w:rPr>
-                <w:rFonts w:ascii="Times New Roman" w:eastAsia="宋体"/>
-                <w:b w:val="false"/>
-                <w:bCs w:val="false"/>
-                <w:i w:val="false"/>
-                <w:iCs w:val="false"/>
-                <w:strike w:val="false"/>
-                <w:color w:val="000000"/>
-                <w:sz w:val="21"/>
-                <w:szCs w:val="21"/>
-              </w:rPr>
-              <w:t xml:space="preserve">正常选课</w:t>
-            </w:r>
-          </w:p>
-        </w:tc>
-        <w:tc>
-          <w:tcPr>
-            <w:tcW w:type="dxa" w:w="3129"/>
-            <w:tcBorders>
-              <w:top w:val="none" w:color="FFFFFF" w:sz="0"/>
-              <w:left w:val="none" w:color="FFFFFF" w:sz="0"/>
-              <w:bottom w:val="none" w:color="FFFFFF" w:sz="0"/>
-              <w:right w:val="none" w:color="FFFFFF" w:sz="0"/>
-            </w:tcBorders>
-            <w:vAlign w:val="center"/>
-          </w:tcPr>
-          <w:p>
-            <w:pPr>
-              <w:spacing w:after="0" w:line="260"/>
-              <w:jc w:val="left"/>
-            </w:pPr>
-            <w:r>
-              <w:rPr>
-                <w:rFonts w:ascii="Times New Roman" w:eastAsia="宋体"/>
-                <w:b w:val="false"/>
-                <w:bCs w:val="false"/>
-                <w:i w:val="false"/>
-                <w:iCs w:val="false"/>
-                <w:strike w:val="false"/>
-                <w:color w:val="000000"/>
-                <w:sz w:val="21"/>
-                <w:szCs w:val="21"/>
-              </w:rPr>
-              <w:t xml:space="preserve">提示选课成功并更新人数</w:t>
-            </w:r>
-          </w:p>
-        </w:tc>
-        <w:tc>
-          <w:tcPr>
-            <w:tcW w:type="dxa" w:w="1444"/>
+            <w:tcW w:type="dxa" w:w="3426"/>
+            <w:tcBorders>
+              <w:top w:val="none" w:color="FFFFFF" w:sz="0"/>
+              <w:left w:val="none" w:color="FFFFFF" w:sz="0"/>
+              <w:bottom w:val="none" w:color="FFFFFF" w:sz="0"/>
+              <w:right w:val="none" w:color="FFFFFF" w:sz="0"/>
+            </w:tcBorders>
+            <w:vAlign w:val="center"/>
+          </w:tcPr>
+          <w:p>
+            <w:pPr>
+              <w:spacing w:after="0" w:line="260"/>
+              <w:jc w:val="left"/>
+            </w:pPr>
+            <w:r>
+              <w:rPr>
+                <w:rFonts w:ascii="Times New Roman" w:eastAsia="宋体"/>
+                <w:b w:val="false"/>
+                <w:bCs w:val="false"/>
+                <w:i w:val="false"/>
+                <w:iCs w:val="false"/>
+                <w:strike w:val="false"/>
+                <w:color w:val="000000"/>
+                <w:sz w:val="21"/>
+                <w:szCs w:val="21"/>
+              </w:rPr>
+              <w:t xml:space="preserve">课程池加载</w:t>
+            </w:r>
+          </w:p>
+        </w:tc>
+        <w:tc>
+          <w:tcPr>
+            <w:tcW w:type="dxa" w:w="3610"/>
+            <w:tcBorders>
+              <w:top w:val="none" w:color="FFFFFF" w:sz="0"/>
+              <w:left w:val="none" w:color="FFFFFF" w:sz="0"/>
+              <w:bottom w:val="none" w:color="FFFFFF" w:sz="0"/>
+              <w:right w:val="none" w:color="FFFFFF" w:sz="0"/>
+            </w:tcBorders>
+            <w:vAlign w:val="center"/>
+          </w:tcPr>
+          <w:p>
+            <w:pPr>
+              <w:spacing w:after="0" w:line="260"/>
+              <w:jc w:val="left"/>
+            </w:pPr>
+            <w:r>
+              <w:rPr>
+                <w:rFonts w:ascii="Times New Roman" w:eastAsia="宋体"/>
+                <w:b w:val="false"/>
+                <w:bCs w:val="false"/>
+                <w:i w:val="false"/>
+                <w:iCs w:val="false"/>
+                <w:strike w:val="false"/>
+                <w:color w:val="000000"/>
+                <w:sz w:val="21"/>
+                <w:szCs w:val="21"/>
+              </w:rPr>
+              <w:t xml:space="preserve">返回 6 门演示课程</w:t>
+            </w:r>
+          </w:p>
+        </w:tc>
+        <w:tc>
+          <w:tcPr>
+            <w:tcW w:type="dxa" w:w="1002"/>
             <w:tcBorders>
               <w:top w:val="none" w:color="FFFFFF" w:sz="0"/>
               <w:left w:val="none" w:color="FFFFFF" w:sz="0"/>
@@ -16015,7 +17161,7 @@
         </w:trPr>
         <w:tc>
           <w:tcPr>
-            <w:tcW w:type="dxa" w:w="962"/>
+            <w:tcW w:type="dxa" w:w="722"/>
             <w:tcBorders>
               <w:top w:val="none" w:color="FFFFFF" w:sz="0"/>
               <w:left w:val="none" w:color="FFFFFF" w:sz="0"/>
@@ -16047,71 +17193,71 @@
         </w:tc>
         <w:tc>
           <w:tcPr>
-            <w:tcW w:type="dxa" w:w="3490"/>
-            <w:tcBorders>
-              <w:top w:val="none" w:color="FFFFFF" w:sz="0"/>
-              <w:left w:val="none" w:color="FFFFFF" w:sz="0"/>
-              <w:bottom w:val="none" w:color="FFFFFF" w:sz="0"/>
-              <w:right w:val="none" w:color="FFFFFF" w:sz="0"/>
-            </w:tcBorders>
-            <w:vAlign w:val="center"/>
-          </w:tcPr>
-          <w:p>
-            <w:pPr>
-              <w:spacing w:after="0" w:line="260"/>
-              <w:jc w:val="left"/>
-            </w:pPr>
-            <w:r>
-              <w:rPr>
-                <w:rFonts w:ascii="Times New Roman" w:eastAsia="宋体"/>
-                <w:b w:val="false"/>
-                <w:bCs w:val="false"/>
-                <w:i w:val="false"/>
-                <w:iCs w:val="false"/>
-                <w:strike w:val="false"/>
-                <w:color w:val="000000"/>
-                <w:sz w:val="21"/>
-                <w:szCs w:val="21"/>
-              </w:rPr>
-              <w:t xml:space="preserve">重复选同一门课</w:t>
-            </w:r>
-          </w:p>
-        </w:tc>
-        <w:tc>
-          <w:tcPr>
-            <w:tcW w:type="dxa" w:w="3129"/>
-            <w:tcBorders>
-              <w:top w:val="none" w:color="FFFFFF" w:sz="0"/>
-              <w:left w:val="none" w:color="FFFFFF" w:sz="0"/>
-              <w:bottom w:val="none" w:color="FFFFFF" w:sz="0"/>
-              <w:right w:val="none" w:color="FFFFFF" w:sz="0"/>
-            </w:tcBorders>
-            <w:vAlign w:val="center"/>
-          </w:tcPr>
-          <w:p>
-            <w:pPr>
-              <w:spacing w:after="0" w:line="260"/>
-              <w:jc w:val="left"/>
-            </w:pPr>
-            <w:r>
-              <w:rPr>
-                <w:rFonts w:ascii="Times New Roman" w:eastAsia="宋体"/>
-                <w:b w:val="false"/>
-                <w:bCs w:val="false"/>
-                <w:i w:val="false"/>
-                <w:iCs w:val="false"/>
-                <w:strike w:val="false"/>
-                <w:color w:val="000000"/>
-                <w:sz w:val="21"/>
-                <w:szCs w:val="21"/>
-              </w:rPr>
-              <w:t xml:space="preserve">拦截并提示已选过</w:t>
-            </w:r>
-          </w:p>
-        </w:tc>
-        <w:tc>
-          <w:tcPr>
-            <w:tcW w:type="dxa" w:w="1444"/>
+            <w:tcW w:type="dxa" w:w="3426"/>
+            <w:tcBorders>
+              <w:top w:val="none" w:color="FFFFFF" w:sz="0"/>
+              <w:left w:val="none" w:color="FFFFFF" w:sz="0"/>
+              <w:bottom w:val="none" w:color="FFFFFF" w:sz="0"/>
+              <w:right w:val="none" w:color="FFFFFF" w:sz="0"/>
+            </w:tcBorders>
+            <w:vAlign w:val="center"/>
+          </w:tcPr>
+          <w:p>
+            <w:pPr>
+              <w:spacing w:after="0" w:line="260"/>
+              <w:jc w:val="left"/>
+            </w:pPr>
+            <w:r>
+              <w:rPr>
+                <w:rFonts w:ascii="Times New Roman" w:eastAsia="宋体"/>
+                <w:b w:val="false"/>
+                <w:bCs w:val="false"/>
+                <w:i w:val="false"/>
+                <w:iCs w:val="false"/>
+                <w:strike w:val="false"/>
+                <w:color w:val="000000"/>
+                <w:sz w:val="21"/>
+                <w:szCs w:val="21"/>
+              </w:rPr>
+              <w:t xml:space="preserve">正常选课</w:t>
+            </w:r>
+          </w:p>
+        </w:tc>
+        <w:tc>
+          <w:tcPr>
+            <w:tcW w:type="dxa" w:w="3610"/>
+            <w:tcBorders>
+              <w:top w:val="none" w:color="FFFFFF" w:sz="0"/>
+              <w:left w:val="none" w:color="FFFFFF" w:sz="0"/>
+              <w:bottom w:val="none" w:color="FFFFFF" w:sz="0"/>
+              <w:right w:val="none" w:color="FFFFFF" w:sz="0"/>
+            </w:tcBorders>
+            <w:vAlign w:val="center"/>
+          </w:tcPr>
+          <w:p>
+            <w:pPr>
+              <w:spacing w:after="0" w:line="260"/>
+              <w:jc w:val="left"/>
+            </w:pPr>
+            <w:r>
+              <w:rPr>
+                <w:rFonts w:ascii="Times New Roman" w:eastAsia="宋体"/>
+                <w:b w:val="false"/>
+                <w:bCs w:val="false"/>
+                <w:i w:val="false"/>
+                <w:iCs w:val="false"/>
+                <w:strike w:val="false"/>
+                <w:color w:val="000000"/>
+                <w:sz w:val="21"/>
+                <w:szCs w:val="21"/>
+              </w:rPr>
+              <w:t xml:space="preserve">提示选课成功并更新人数</w:t>
+            </w:r>
+          </w:p>
+        </w:tc>
+        <w:tc>
+          <w:tcPr>
+            <w:tcW w:type="dxa" w:w="1002"/>
             <w:tcBorders>
               <w:top w:val="none" w:color="FFFFFF" w:sz="0"/>
               <w:left w:val="none" w:color="FFFFFF" w:sz="0"/>
@@ -16148,7 +17294,7 @@
         </w:trPr>
         <w:tc>
           <w:tcPr>
-            <w:tcW w:type="dxa" w:w="962"/>
+            <w:tcW w:type="dxa" w:w="722"/>
             <w:tcBorders>
               <w:top w:val="none" w:color="FFFFFF" w:sz="0"/>
               <w:left w:val="none" w:color="FFFFFF" w:sz="0"/>
@@ -16180,71 +17326,71 @@
         </w:tc>
         <w:tc>
           <w:tcPr>
-            <w:tcW w:type="dxa" w:w="3490"/>
-            <w:tcBorders>
-              <w:top w:val="none" w:color="FFFFFF" w:sz="0"/>
-              <w:left w:val="none" w:color="FFFFFF" w:sz="0"/>
-              <w:bottom w:val="none" w:color="FFFFFF" w:sz="0"/>
-              <w:right w:val="none" w:color="FFFFFF" w:sz="0"/>
-            </w:tcBorders>
-            <w:vAlign w:val="center"/>
-          </w:tcPr>
-          <w:p>
-            <w:pPr>
-              <w:spacing w:after="0" w:line="260"/>
-              <w:jc w:val="left"/>
-            </w:pPr>
-            <w:r>
-              <w:rPr>
-                <w:rFonts w:ascii="Times New Roman" w:eastAsia="宋体"/>
-                <w:b w:val="false"/>
-                <w:bCs w:val="false"/>
-                <w:i w:val="false"/>
-                <w:iCs w:val="false"/>
-                <w:strike w:val="false"/>
-                <w:color w:val="000000"/>
-                <w:sz w:val="21"/>
-                <w:szCs w:val="21"/>
-              </w:rPr>
-              <w:t xml:space="preserve">选时间冲突课程</w:t>
-            </w:r>
-          </w:p>
-        </w:tc>
-        <w:tc>
-          <w:tcPr>
-            <w:tcW w:type="dxa" w:w="3129"/>
-            <w:tcBorders>
-              <w:top w:val="none" w:color="FFFFFF" w:sz="0"/>
-              <w:left w:val="none" w:color="FFFFFF" w:sz="0"/>
-              <w:bottom w:val="none" w:color="FFFFFF" w:sz="0"/>
-              <w:right w:val="none" w:color="FFFFFF" w:sz="0"/>
-            </w:tcBorders>
-            <w:vAlign w:val="center"/>
-          </w:tcPr>
-          <w:p>
-            <w:pPr>
-              <w:spacing w:after="0" w:line="260"/>
-              <w:jc w:val="left"/>
-            </w:pPr>
-            <w:r>
-              <w:rPr>
-                <w:rFonts w:ascii="Times New Roman" w:eastAsia="宋体"/>
-                <w:b w:val="false"/>
-                <w:bCs w:val="false"/>
-                <w:i w:val="false"/>
-                <w:iCs w:val="false"/>
-                <w:strike w:val="false"/>
-                <w:color w:val="000000"/>
-                <w:sz w:val="21"/>
-                <w:szCs w:val="21"/>
-              </w:rPr>
-              <w:t xml:space="preserve">拦截并提示冲突课程</w:t>
-            </w:r>
-          </w:p>
-        </w:tc>
-        <w:tc>
-          <w:tcPr>
-            <w:tcW w:type="dxa" w:w="1444"/>
+            <w:tcW w:type="dxa" w:w="3426"/>
+            <w:tcBorders>
+              <w:top w:val="none" w:color="FFFFFF" w:sz="0"/>
+              <w:left w:val="none" w:color="FFFFFF" w:sz="0"/>
+              <w:bottom w:val="none" w:color="FFFFFF" w:sz="0"/>
+              <w:right w:val="none" w:color="FFFFFF" w:sz="0"/>
+            </w:tcBorders>
+            <w:vAlign w:val="center"/>
+          </w:tcPr>
+          <w:p>
+            <w:pPr>
+              <w:spacing w:after="0" w:line="260"/>
+              <w:jc w:val="left"/>
+            </w:pPr>
+            <w:r>
+              <w:rPr>
+                <w:rFonts w:ascii="Times New Roman" w:eastAsia="宋体"/>
+                <w:b w:val="false"/>
+                <w:bCs w:val="false"/>
+                <w:i w:val="false"/>
+                <w:iCs w:val="false"/>
+                <w:strike w:val="false"/>
+                <w:color w:val="000000"/>
+                <w:sz w:val="21"/>
+                <w:szCs w:val="21"/>
+              </w:rPr>
+              <w:t xml:space="preserve">重复选同一门课</w:t>
+            </w:r>
+          </w:p>
+        </w:tc>
+        <w:tc>
+          <w:tcPr>
+            <w:tcW w:type="dxa" w:w="3610"/>
+            <w:tcBorders>
+              <w:top w:val="none" w:color="FFFFFF" w:sz="0"/>
+              <w:left w:val="none" w:color="FFFFFF" w:sz="0"/>
+              <w:bottom w:val="none" w:color="FFFFFF" w:sz="0"/>
+              <w:right w:val="none" w:color="FFFFFF" w:sz="0"/>
+            </w:tcBorders>
+            <w:vAlign w:val="center"/>
+          </w:tcPr>
+          <w:p>
+            <w:pPr>
+              <w:spacing w:after="0" w:line="260"/>
+              <w:jc w:val="left"/>
+            </w:pPr>
+            <w:r>
+              <w:rPr>
+                <w:rFonts w:ascii="Times New Roman" w:eastAsia="宋体"/>
+                <w:b w:val="false"/>
+                <w:bCs w:val="false"/>
+                <w:i w:val="false"/>
+                <w:iCs w:val="false"/>
+                <w:strike w:val="false"/>
+                <w:color w:val="000000"/>
+                <w:sz w:val="21"/>
+                <w:szCs w:val="21"/>
+              </w:rPr>
+              <w:t xml:space="preserve">拦截并提示已选过</w:t>
+            </w:r>
+          </w:p>
+        </w:tc>
+        <w:tc>
+          <w:tcPr>
+            <w:tcW w:type="dxa" w:w="1002"/>
             <w:tcBorders>
               <w:top w:val="none" w:color="FFFFFF" w:sz="0"/>
               <w:left w:val="none" w:color="FFFFFF" w:sz="0"/>
@@ -16281,7 +17427,7 @@
         </w:trPr>
         <w:tc>
           <w:tcPr>
-            <w:tcW w:type="dxa" w:w="962"/>
+            <w:tcW w:type="dxa" w:w="722"/>
             <w:tcBorders>
               <w:top w:val="none" w:color="FFFFFF" w:sz="0"/>
               <w:left w:val="none" w:color="FFFFFF" w:sz="0"/>
@@ -16313,71 +17459,71 @@
         </w:tc>
         <w:tc>
           <w:tcPr>
-            <w:tcW w:type="dxa" w:w="3490"/>
-            <w:tcBorders>
-              <w:top w:val="none" w:color="FFFFFF" w:sz="0"/>
-              <w:left w:val="none" w:color="FFFFFF" w:sz="0"/>
-              <w:bottom w:val="none" w:color="FFFFFF" w:sz="0"/>
-              <w:right w:val="none" w:color="FFFFFF" w:sz="0"/>
-            </w:tcBorders>
-            <w:vAlign w:val="center"/>
-          </w:tcPr>
-          <w:p>
-            <w:pPr>
-              <w:spacing w:after="0" w:line="260"/>
-              <w:jc w:val="left"/>
-            </w:pPr>
-            <w:r>
-              <w:rPr>
-                <w:rFonts w:ascii="Times New Roman" w:eastAsia="宋体"/>
-                <w:b w:val="false"/>
-                <w:bCs w:val="false"/>
-                <w:i w:val="false"/>
-                <w:iCs w:val="false"/>
-                <w:strike w:val="false"/>
-                <w:color w:val="000000"/>
-                <w:sz w:val="21"/>
-                <w:szCs w:val="21"/>
-              </w:rPr>
-              <w:t xml:space="preserve">选已满员课程</w:t>
-            </w:r>
-          </w:p>
-        </w:tc>
-        <w:tc>
-          <w:tcPr>
-            <w:tcW w:type="dxa" w:w="3129"/>
-            <w:tcBorders>
-              <w:top w:val="none" w:color="FFFFFF" w:sz="0"/>
-              <w:left w:val="none" w:color="FFFFFF" w:sz="0"/>
-              <w:bottom w:val="none" w:color="FFFFFF" w:sz="0"/>
-              <w:right w:val="none" w:color="FFFFFF" w:sz="0"/>
-            </w:tcBorders>
-            <w:vAlign w:val="center"/>
-          </w:tcPr>
-          <w:p>
-            <w:pPr>
-              <w:spacing w:after="0" w:line="260"/>
-              <w:jc w:val="left"/>
-            </w:pPr>
-            <w:r>
-              <w:rPr>
-                <w:rFonts w:ascii="Times New Roman" w:eastAsia="宋体"/>
-                <w:b w:val="false"/>
-                <w:bCs w:val="false"/>
-                <w:i w:val="false"/>
-                <w:iCs w:val="false"/>
-                <w:strike w:val="false"/>
-                <w:color w:val="000000"/>
-                <w:sz w:val="21"/>
-                <w:szCs w:val="21"/>
-              </w:rPr>
-              <w:t xml:space="preserve">拦截并提示人数已满</w:t>
-            </w:r>
-          </w:p>
-        </w:tc>
-        <w:tc>
-          <w:tcPr>
-            <w:tcW w:type="dxa" w:w="1444"/>
+            <w:tcW w:type="dxa" w:w="3426"/>
+            <w:tcBorders>
+              <w:top w:val="none" w:color="FFFFFF" w:sz="0"/>
+              <w:left w:val="none" w:color="FFFFFF" w:sz="0"/>
+              <w:bottom w:val="none" w:color="FFFFFF" w:sz="0"/>
+              <w:right w:val="none" w:color="FFFFFF" w:sz="0"/>
+            </w:tcBorders>
+            <w:vAlign w:val="center"/>
+          </w:tcPr>
+          <w:p>
+            <w:pPr>
+              <w:spacing w:after="0" w:line="260"/>
+              <w:jc w:val="left"/>
+            </w:pPr>
+            <w:r>
+              <w:rPr>
+                <w:rFonts w:ascii="Times New Roman" w:eastAsia="宋体"/>
+                <w:b w:val="false"/>
+                <w:bCs w:val="false"/>
+                <w:i w:val="false"/>
+                <w:iCs w:val="false"/>
+                <w:strike w:val="false"/>
+                <w:color w:val="000000"/>
+                <w:sz w:val="21"/>
+                <w:szCs w:val="21"/>
+              </w:rPr>
+              <w:t xml:space="preserve">选时间冲突课程</w:t>
+            </w:r>
+          </w:p>
+        </w:tc>
+        <w:tc>
+          <w:tcPr>
+            <w:tcW w:type="dxa" w:w="3610"/>
+            <w:tcBorders>
+              <w:top w:val="none" w:color="FFFFFF" w:sz="0"/>
+              <w:left w:val="none" w:color="FFFFFF" w:sz="0"/>
+              <w:bottom w:val="none" w:color="FFFFFF" w:sz="0"/>
+              <w:right w:val="none" w:color="FFFFFF" w:sz="0"/>
+            </w:tcBorders>
+            <w:vAlign w:val="center"/>
+          </w:tcPr>
+          <w:p>
+            <w:pPr>
+              <w:spacing w:after="0" w:line="260"/>
+              <w:jc w:val="left"/>
+            </w:pPr>
+            <w:r>
+              <w:rPr>
+                <w:rFonts w:ascii="Times New Roman" w:eastAsia="宋体"/>
+                <w:b w:val="false"/>
+                <w:bCs w:val="false"/>
+                <w:i w:val="false"/>
+                <w:iCs w:val="false"/>
+                <w:strike w:val="false"/>
+                <w:color w:val="000000"/>
+                <w:sz w:val="21"/>
+                <w:szCs w:val="21"/>
+              </w:rPr>
+              <w:t xml:space="preserve">拦截并提示冲突课程</w:t>
+            </w:r>
+          </w:p>
+        </w:tc>
+        <w:tc>
+          <w:tcPr>
+            <w:tcW w:type="dxa" w:w="1002"/>
             <w:tcBorders>
               <w:top w:val="none" w:color="FFFFFF" w:sz="0"/>
               <w:left w:val="none" w:color="FFFFFF" w:sz="0"/>
@@ -16414,7 +17560,7 @@
         </w:trPr>
         <w:tc>
           <w:tcPr>
-            <w:tcW w:type="dxa" w:w="962"/>
+            <w:tcW w:type="dxa" w:w="722"/>
             <w:tcBorders>
               <w:top w:val="none" w:color="FFFFFF" w:sz="0"/>
               <w:left w:val="none" w:color="FFFFFF" w:sz="0"/>
@@ -16446,71 +17592,71 @@
         </w:tc>
         <w:tc>
           <w:tcPr>
-            <w:tcW w:type="dxa" w:w="3490"/>
-            <w:tcBorders>
-              <w:top w:val="none" w:color="FFFFFF" w:sz="0"/>
-              <w:left w:val="none" w:color="FFFFFF" w:sz="0"/>
-              <w:bottom w:val="none" w:color="FFFFFF" w:sz="0"/>
-              <w:right w:val="none" w:color="FFFFFF" w:sz="0"/>
-            </w:tcBorders>
-            <w:vAlign w:val="center"/>
-          </w:tcPr>
-          <w:p>
-            <w:pPr>
-              <w:spacing w:after="0" w:line="260"/>
-              <w:jc w:val="left"/>
-            </w:pPr>
-            <w:r>
-              <w:rPr>
-                <w:rFonts w:ascii="Times New Roman" w:eastAsia="宋体"/>
-                <w:b w:val="false"/>
-                <w:bCs w:val="false"/>
-                <w:i w:val="false"/>
-                <w:iCs w:val="false"/>
-                <w:strike w:val="false"/>
-                <w:color w:val="000000"/>
-                <w:sz w:val="21"/>
-                <w:szCs w:val="21"/>
-              </w:rPr>
-              <w:t xml:space="preserve">退课</w:t>
-            </w:r>
-          </w:p>
-        </w:tc>
-        <w:tc>
-          <w:tcPr>
-            <w:tcW w:type="dxa" w:w="3129"/>
-            <w:tcBorders>
-              <w:top w:val="none" w:color="FFFFFF" w:sz="0"/>
-              <w:left w:val="none" w:color="FFFFFF" w:sz="0"/>
-              <w:bottom w:val="none" w:color="FFFFFF" w:sz="0"/>
-              <w:right w:val="none" w:color="FFFFFF" w:sz="0"/>
-            </w:tcBorders>
-            <w:vAlign w:val="center"/>
-          </w:tcPr>
-          <w:p>
-            <w:pPr>
-              <w:spacing w:after="0" w:line="260"/>
-              <w:jc w:val="left"/>
-            </w:pPr>
-            <w:r>
-              <w:rPr>
-                <w:rFonts w:ascii="Times New Roman" w:eastAsia="宋体"/>
-                <w:b w:val="false"/>
-                <w:bCs w:val="false"/>
-                <w:i w:val="false"/>
-                <w:iCs w:val="false"/>
-                <w:strike w:val="false"/>
-                <w:color w:val="000000"/>
-                <w:sz w:val="21"/>
-                <w:szCs w:val="21"/>
-              </w:rPr>
-              <w:t xml:space="preserve">名单移除并刷新统计</w:t>
-            </w:r>
-          </w:p>
-        </w:tc>
-        <w:tc>
-          <w:tcPr>
-            <w:tcW w:type="dxa" w:w="1444"/>
+            <w:tcW w:type="dxa" w:w="3426"/>
+            <w:tcBorders>
+              <w:top w:val="none" w:color="FFFFFF" w:sz="0"/>
+              <w:left w:val="none" w:color="FFFFFF" w:sz="0"/>
+              <w:bottom w:val="none" w:color="FFFFFF" w:sz="0"/>
+              <w:right w:val="none" w:color="FFFFFF" w:sz="0"/>
+            </w:tcBorders>
+            <w:vAlign w:val="center"/>
+          </w:tcPr>
+          <w:p>
+            <w:pPr>
+              <w:spacing w:after="0" w:line="260"/>
+              <w:jc w:val="left"/>
+            </w:pPr>
+            <w:r>
+              <w:rPr>
+                <w:rFonts w:ascii="Times New Roman" w:eastAsia="宋体"/>
+                <w:b w:val="false"/>
+                <w:bCs w:val="false"/>
+                <w:i w:val="false"/>
+                <w:iCs w:val="false"/>
+                <w:strike w:val="false"/>
+                <w:color w:val="000000"/>
+                <w:sz w:val="21"/>
+                <w:szCs w:val="21"/>
+              </w:rPr>
+              <w:t xml:space="preserve">选已满员课程</w:t>
+            </w:r>
+          </w:p>
+        </w:tc>
+        <w:tc>
+          <w:tcPr>
+            <w:tcW w:type="dxa" w:w="3610"/>
+            <w:tcBorders>
+              <w:top w:val="none" w:color="FFFFFF" w:sz="0"/>
+              <w:left w:val="none" w:color="FFFFFF" w:sz="0"/>
+              <w:bottom w:val="none" w:color="FFFFFF" w:sz="0"/>
+              <w:right w:val="none" w:color="FFFFFF" w:sz="0"/>
+            </w:tcBorders>
+            <w:vAlign w:val="center"/>
+          </w:tcPr>
+          <w:p>
+            <w:pPr>
+              <w:spacing w:after="0" w:line="260"/>
+              <w:jc w:val="left"/>
+            </w:pPr>
+            <w:r>
+              <w:rPr>
+                <w:rFonts w:ascii="Times New Roman" w:eastAsia="宋体"/>
+                <w:b w:val="false"/>
+                <w:bCs w:val="false"/>
+                <w:i w:val="false"/>
+                <w:iCs w:val="false"/>
+                <w:strike w:val="false"/>
+                <w:color w:val="000000"/>
+                <w:sz w:val="21"/>
+                <w:szCs w:val="21"/>
+              </w:rPr>
+              <w:t xml:space="preserve">拦截并提示人数已满</w:t>
+            </w:r>
+          </w:p>
+        </w:tc>
+        <w:tc>
+          <w:tcPr>
+            <w:tcW w:type="dxa" w:w="1002"/>
             <w:tcBorders>
               <w:top w:val="none" w:color="FFFFFF" w:sz="0"/>
               <w:left w:val="none" w:color="FFFFFF" w:sz="0"/>
@@ -16547,7 +17693,7 @@
         </w:trPr>
         <w:tc>
           <w:tcPr>
-            <w:tcW w:type="dxa" w:w="962"/>
+            <w:tcW w:type="dxa" w:w="722"/>
             <w:tcBorders>
               <w:top w:val="none" w:color="FFFFFF" w:sz="0"/>
               <w:left w:val="none" w:color="FFFFFF" w:sz="0"/>
@@ -16579,71 +17725,71 @@
         </w:tc>
         <w:tc>
           <w:tcPr>
-            <w:tcW w:type="dxa" w:w="3490"/>
-            <w:tcBorders>
-              <w:top w:val="none" w:color="FFFFFF" w:sz="0"/>
-              <w:left w:val="none" w:color="FFFFFF" w:sz="0"/>
-              <w:bottom w:val="none" w:color="FFFFFF" w:sz="0"/>
-              <w:right w:val="none" w:color="FFFFFF" w:sz="0"/>
-            </w:tcBorders>
-            <w:vAlign w:val="center"/>
-          </w:tcPr>
-          <w:p>
-            <w:pPr>
-              <w:spacing w:after="0" w:line="260"/>
-              <w:jc w:val="left"/>
-            </w:pPr>
-            <w:r>
-              <w:rPr>
-                <w:rFonts w:ascii="Times New Roman" w:eastAsia="宋体"/>
-                <w:b w:val="false"/>
-                <w:bCs w:val="false"/>
-                <w:i w:val="false"/>
-                <w:iCs w:val="false"/>
-                <w:strike w:val="false"/>
-                <w:color w:val="000000"/>
-                <w:sz w:val="21"/>
-                <w:szCs w:val="21"/>
-              </w:rPr>
-              <w:t xml:space="preserve">管理员新增课程</w:t>
-            </w:r>
-          </w:p>
-        </w:tc>
-        <w:tc>
-          <w:tcPr>
-            <w:tcW w:type="dxa" w:w="3129"/>
-            <w:tcBorders>
-              <w:top w:val="none" w:color="FFFFFF" w:sz="0"/>
-              <w:left w:val="none" w:color="FFFFFF" w:sz="0"/>
-              <w:bottom w:val="none" w:color="FFFFFF" w:sz="0"/>
-              <w:right w:val="none" w:color="FFFFFF" w:sz="0"/>
-            </w:tcBorders>
-            <w:vAlign w:val="center"/>
-          </w:tcPr>
-          <w:p>
-            <w:pPr>
-              <w:spacing w:after="0" w:line="260"/>
-              <w:jc w:val="left"/>
-            </w:pPr>
-            <w:r>
-              <w:rPr>
-                <w:rFonts w:ascii="Times New Roman" w:eastAsia="宋体"/>
-                <w:b w:val="false"/>
-                <w:bCs w:val="false"/>
-                <w:i w:val="false"/>
-                <w:iCs w:val="false"/>
-                <w:strike w:val="false"/>
-                <w:color w:val="000000"/>
-                <w:sz w:val="21"/>
-                <w:szCs w:val="21"/>
-              </w:rPr>
-              <w:t xml:space="preserve">课程池新增记录</w:t>
-            </w:r>
-          </w:p>
-        </w:tc>
-        <w:tc>
-          <w:tcPr>
-            <w:tcW w:type="dxa" w:w="1444"/>
+            <w:tcW w:type="dxa" w:w="3426"/>
+            <w:tcBorders>
+              <w:top w:val="none" w:color="FFFFFF" w:sz="0"/>
+              <w:left w:val="none" w:color="FFFFFF" w:sz="0"/>
+              <w:bottom w:val="none" w:color="FFFFFF" w:sz="0"/>
+              <w:right w:val="none" w:color="FFFFFF" w:sz="0"/>
+            </w:tcBorders>
+            <w:vAlign w:val="center"/>
+          </w:tcPr>
+          <w:p>
+            <w:pPr>
+              <w:spacing w:after="0" w:line="260"/>
+              <w:jc w:val="left"/>
+            </w:pPr>
+            <w:r>
+              <w:rPr>
+                <w:rFonts w:ascii="Times New Roman" w:eastAsia="宋体"/>
+                <w:b w:val="false"/>
+                <w:bCs w:val="false"/>
+                <w:i w:val="false"/>
+                <w:iCs w:val="false"/>
+                <w:strike w:val="false"/>
+                <w:color w:val="000000"/>
+                <w:sz w:val="21"/>
+                <w:szCs w:val="21"/>
+              </w:rPr>
+              <w:t xml:space="preserve">退课</w:t>
+            </w:r>
+          </w:p>
+        </w:tc>
+        <w:tc>
+          <w:tcPr>
+            <w:tcW w:type="dxa" w:w="3610"/>
+            <w:tcBorders>
+              <w:top w:val="none" w:color="FFFFFF" w:sz="0"/>
+              <w:left w:val="none" w:color="FFFFFF" w:sz="0"/>
+              <w:bottom w:val="none" w:color="FFFFFF" w:sz="0"/>
+              <w:right w:val="none" w:color="FFFFFF" w:sz="0"/>
+            </w:tcBorders>
+            <w:vAlign w:val="center"/>
+          </w:tcPr>
+          <w:p>
+            <w:pPr>
+              <w:spacing w:after="0" w:line="260"/>
+              <w:jc w:val="left"/>
+            </w:pPr>
+            <w:r>
+              <w:rPr>
+                <w:rFonts w:ascii="Times New Roman" w:eastAsia="宋体"/>
+                <w:b w:val="false"/>
+                <w:bCs w:val="false"/>
+                <w:i w:val="false"/>
+                <w:iCs w:val="false"/>
+                <w:strike w:val="false"/>
+                <w:color w:val="000000"/>
+                <w:sz w:val="21"/>
+                <w:szCs w:val="21"/>
+              </w:rPr>
+              <w:t xml:space="preserve">名单移除并刷新统计</w:t>
+            </w:r>
+          </w:p>
+        </w:tc>
+        <w:tc>
+          <w:tcPr>
+            <w:tcW w:type="dxa" w:w="1002"/>
             <w:tcBorders>
               <w:top w:val="none" w:color="FFFFFF" w:sz="0"/>
               <w:left w:val="none" w:color="FFFFFF" w:sz="0"/>
@@ -16680,7 +17826,7 @@
         </w:trPr>
         <w:tc>
           <w:tcPr>
-            <w:tcW w:type="dxa" w:w="962"/>
+            <w:tcW w:type="dxa" w:w="722"/>
             <w:tcBorders>
               <w:top w:val="none" w:color="FFFFFF" w:sz="0"/>
               <w:left w:val="none" w:color="FFFFFF" w:sz="0"/>
@@ -16712,71 +17858,71 @@
         </w:tc>
         <w:tc>
           <w:tcPr>
-            <w:tcW w:type="dxa" w:w="3490"/>
-            <w:tcBorders>
-              <w:top w:val="none" w:color="FFFFFF" w:sz="0"/>
-              <w:left w:val="none" w:color="FFFFFF" w:sz="0"/>
-              <w:bottom w:val="none" w:color="FFFFFF" w:sz="0"/>
-              <w:right w:val="none" w:color="FFFFFF" w:sz="0"/>
-            </w:tcBorders>
-            <w:vAlign w:val="center"/>
-          </w:tcPr>
-          <w:p>
-            <w:pPr>
-              <w:spacing w:after="0" w:line="260"/>
-              <w:jc w:val="left"/>
-            </w:pPr>
-            <w:r>
-              <w:rPr>
-                <w:rFonts w:ascii="Times New Roman" w:eastAsia="宋体"/>
-                <w:b w:val="false"/>
-                <w:bCs w:val="false"/>
-                <w:i w:val="false"/>
-                <w:iCs w:val="false"/>
-                <w:strike w:val="false"/>
-                <w:color w:val="000000"/>
-                <w:sz w:val="21"/>
-                <w:szCs w:val="21"/>
-              </w:rPr>
-              <w:t xml:space="preserve">编辑课程名称</w:t>
-            </w:r>
-          </w:p>
-        </w:tc>
-        <w:tc>
-          <w:tcPr>
-            <w:tcW w:type="dxa" w:w="3129"/>
-            <w:tcBorders>
-              <w:top w:val="none" w:color="FFFFFF" w:sz="0"/>
-              <w:left w:val="none" w:color="FFFFFF" w:sz="0"/>
-              <w:bottom w:val="none" w:color="FFFFFF" w:sz="0"/>
-              <w:right w:val="none" w:color="FFFFFF" w:sz="0"/>
-            </w:tcBorders>
-            <w:vAlign w:val="center"/>
-          </w:tcPr>
-          <w:p>
-            <w:pPr>
-              <w:spacing w:after="0" w:line="260"/>
-              <w:jc w:val="left"/>
-            </w:pPr>
-            <w:r>
-              <w:rPr>
-                <w:rFonts w:ascii="Times New Roman" w:eastAsia="宋体"/>
-                <w:b w:val="false"/>
-                <w:bCs w:val="false"/>
-                <w:i w:val="false"/>
-                <w:iCs w:val="false"/>
-                <w:strike w:val="false"/>
-                <w:color w:val="000000"/>
-                <w:sz w:val="21"/>
-                <w:szCs w:val="21"/>
-              </w:rPr>
-              <w:t xml:space="preserve">记录更新且保留已选名单</w:t>
-            </w:r>
-          </w:p>
-        </w:tc>
-        <w:tc>
-          <w:tcPr>
-            <w:tcW w:type="dxa" w:w="1444"/>
+            <w:tcW w:type="dxa" w:w="3426"/>
+            <w:tcBorders>
+              <w:top w:val="none" w:color="FFFFFF" w:sz="0"/>
+              <w:left w:val="none" w:color="FFFFFF" w:sz="0"/>
+              <w:bottom w:val="none" w:color="FFFFFF" w:sz="0"/>
+              <w:right w:val="none" w:color="FFFFFF" w:sz="0"/>
+            </w:tcBorders>
+            <w:vAlign w:val="center"/>
+          </w:tcPr>
+          <w:p>
+            <w:pPr>
+              <w:spacing w:after="0" w:line="260"/>
+              <w:jc w:val="left"/>
+            </w:pPr>
+            <w:r>
+              <w:rPr>
+                <w:rFonts w:ascii="Times New Roman" w:eastAsia="宋体"/>
+                <w:b w:val="false"/>
+                <w:bCs w:val="false"/>
+                <w:i w:val="false"/>
+                <w:iCs w:val="false"/>
+                <w:strike w:val="false"/>
+                <w:color w:val="000000"/>
+                <w:sz w:val="21"/>
+                <w:szCs w:val="21"/>
+              </w:rPr>
+              <w:t xml:space="preserve">管理员新增课程</w:t>
+            </w:r>
+          </w:p>
+        </w:tc>
+        <w:tc>
+          <w:tcPr>
+            <w:tcW w:type="dxa" w:w="3610"/>
+            <w:tcBorders>
+              <w:top w:val="none" w:color="FFFFFF" w:sz="0"/>
+              <w:left w:val="none" w:color="FFFFFF" w:sz="0"/>
+              <w:bottom w:val="none" w:color="FFFFFF" w:sz="0"/>
+              <w:right w:val="none" w:color="FFFFFF" w:sz="0"/>
+            </w:tcBorders>
+            <w:vAlign w:val="center"/>
+          </w:tcPr>
+          <w:p>
+            <w:pPr>
+              <w:spacing w:after="0" w:line="260"/>
+              <w:jc w:val="left"/>
+            </w:pPr>
+            <w:r>
+              <w:rPr>
+                <w:rFonts w:ascii="Times New Roman" w:eastAsia="宋体"/>
+                <w:b w:val="false"/>
+                <w:bCs w:val="false"/>
+                <w:i w:val="false"/>
+                <w:iCs w:val="false"/>
+                <w:strike w:val="false"/>
+                <w:color w:val="000000"/>
+                <w:sz w:val="21"/>
+                <w:szCs w:val="21"/>
+              </w:rPr>
+              <w:t xml:space="preserve">课程池新增记录</w:t>
+            </w:r>
+          </w:p>
+        </w:tc>
+        <w:tc>
+          <w:tcPr>
+            <w:tcW w:type="dxa" w:w="1002"/>
             <w:tcBorders>
               <w:top w:val="none" w:color="FFFFFF" w:sz="0"/>
               <w:left w:val="none" w:color="FFFFFF" w:sz="0"/>
@@ -16813,7 +17959,7 @@
         </w:trPr>
         <w:tc>
           <w:tcPr>
-            <w:tcW w:type="dxa" w:w="962"/>
+            <w:tcW w:type="dxa" w:w="722"/>
             <w:tcBorders>
               <w:top w:val="none" w:color="FFFFFF" w:sz="0"/>
               <w:left w:val="none" w:color="FFFFFF" w:sz="0"/>
@@ -16845,71 +17991,71 @@
         </w:tc>
         <w:tc>
           <w:tcPr>
-            <w:tcW w:type="dxa" w:w="3490"/>
-            <w:tcBorders>
-              <w:top w:val="none" w:color="FFFFFF" w:sz="0"/>
-              <w:left w:val="none" w:color="FFFFFF" w:sz="0"/>
-              <w:bottom w:val="none" w:color="FFFFFF" w:sz="0"/>
-              <w:right w:val="none" w:color="FFFFFF" w:sz="0"/>
-            </w:tcBorders>
-            <w:vAlign w:val="center"/>
-          </w:tcPr>
-          <w:p>
-            <w:pPr>
-              <w:spacing w:after="0" w:line="260"/>
-              <w:jc w:val="left"/>
-            </w:pPr>
-            <w:r>
-              <w:rPr>
-                <w:rFonts w:ascii="Times New Roman" w:eastAsia="宋体"/>
-                <w:b w:val="false"/>
-                <w:bCs w:val="false"/>
-                <w:i w:val="false"/>
-                <w:iCs w:val="false"/>
-                <w:strike w:val="false"/>
-                <w:color w:val="000000"/>
-                <w:sz w:val="21"/>
-                <w:szCs w:val="21"/>
-              </w:rPr>
-              <w:t xml:space="preserve">删除课程</w:t>
-            </w:r>
-          </w:p>
-        </w:tc>
-        <w:tc>
-          <w:tcPr>
-            <w:tcW w:type="dxa" w:w="3129"/>
-            <w:tcBorders>
-              <w:top w:val="none" w:color="FFFFFF" w:sz="0"/>
-              <w:left w:val="none" w:color="FFFFFF" w:sz="0"/>
-              <w:bottom w:val="none" w:color="FFFFFF" w:sz="0"/>
-              <w:right w:val="none" w:color="FFFFFF" w:sz="0"/>
-            </w:tcBorders>
-            <w:vAlign w:val="center"/>
-          </w:tcPr>
-          <w:p>
-            <w:pPr>
-              <w:spacing w:after="0" w:line="260"/>
-              <w:jc w:val="left"/>
-            </w:pPr>
-            <w:r>
-              <w:rPr>
-                <w:rFonts w:ascii="Times New Roman" w:eastAsia="宋体"/>
-                <w:b w:val="false"/>
-                <w:bCs w:val="false"/>
-                <w:i w:val="false"/>
-                <w:iCs w:val="false"/>
-                <w:strike w:val="false"/>
-                <w:color w:val="000000"/>
-                <w:sz w:val="21"/>
-                <w:szCs w:val="21"/>
-              </w:rPr>
-              <w:t xml:space="preserve">记录从课程池移除</w:t>
-            </w:r>
-          </w:p>
-        </w:tc>
-        <w:tc>
-          <w:tcPr>
-            <w:tcW w:type="dxa" w:w="1444"/>
+            <w:tcW w:type="dxa" w:w="3426"/>
+            <w:tcBorders>
+              <w:top w:val="none" w:color="FFFFFF" w:sz="0"/>
+              <w:left w:val="none" w:color="FFFFFF" w:sz="0"/>
+              <w:bottom w:val="none" w:color="FFFFFF" w:sz="0"/>
+              <w:right w:val="none" w:color="FFFFFF" w:sz="0"/>
+            </w:tcBorders>
+            <w:vAlign w:val="center"/>
+          </w:tcPr>
+          <w:p>
+            <w:pPr>
+              <w:spacing w:after="0" w:line="260"/>
+              <w:jc w:val="left"/>
+            </w:pPr>
+            <w:r>
+              <w:rPr>
+                <w:rFonts w:ascii="Times New Roman" w:eastAsia="宋体"/>
+                <w:b w:val="false"/>
+                <w:bCs w:val="false"/>
+                <w:i w:val="false"/>
+                <w:iCs w:val="false"/>
+                <w:strike w:val="false"/>
+                <w:color w:val="000000"/>
+                <w:sz w:val="21"/>
+                <w:szCs w:val="21"/>
+              </w:rPr>
+              <w:t xml:space="preserve">编辑课程名称</w:t>
+            </w:r>
+          </w:p>
+        </w:tc>
+        <w:tc>
+          <w:tcPr>
+            <w:tcW w:type="dxa" w:w="3610"/>
+            <w:tcBorders>
+              <w:top w:val="none" w:color="FFFFFF" w:sz="0"/>
+              <w:left w:val="none" w:color="FFFFFF" w:sz="0"/>
+              <w:bottom w:val="none" w:color="FFFFFF" w:sz="0"/>
+              <w:right w:val="none" w:color="FFFFFF" w:sz="0"/>
+            </w:tcBorders>
+            <w:vAlign w:val="center"/>
+          </w:tcPr>
+          <w:p>
+            <w:pPr>
+              <w:spacing w:after="0" w:line="260"/>
+              <w:jc w:val="left"/>
+            </w:pPr>
+            <w:r>
+              <w:rPr>
+                <w:rFonts w:ascii="Times New Roman" w:eastAsia="宋体"/>
+                <w:b w:val="false"/>
+                <w:bCs w:val="false"/>
+                <w:i w:val="false"/>
+                <w:iCs w:val="false"/>
+                <w:strike w:val="false"/>
+                <w:color w:val="000000"/>
+                <w:sz w:val="21"/>
+                <w:szCs w:val="21"/>
+              </w:rPr>
+              <w:t xml:space="preserve">记录更新且保留已选名单</w:t>
+            </w:r>
+          </w:p>
+        </w:tc>
+        <w:tc>
+          <w:tcPr>
+            <w:tcW w:type="dxa" w:w="1002"/>
             <w:tcBorders>
               <w:top w:val="none" w:color="FFFFFF" w:sz="0"/>
               <w:left w:val="none" w:color="FFFFFF" w:sz="0"/>
@@ -16946,7 +18092,938 @@
         </w:trPr>
         <w:tc>
           <w:tcPr>
-            <w:tcW w:type="dxa" w:w="962"/>
+            <w:tcW w:type="dxa" w:w="722"/>
+            <w:tcBorders>
+              <w:top w:val="none" w:color="FFFFFF" w:sz="0"/>
+              <w:left w:val="none" w:color="FFFFFF" w:sz="0"/>
+              <w:bottom w:val="none" w:color="FFFFFF" w:sz="0"/>
+              <w:right w:val="none" w:color="FFFFFF" w:sz="0"/>
+            </w:tcBorders>
+            <w:vAlign w:val="center"/>
+          </w:tcPr>
+          <w:p>
+            <w:pPr>
+              <w:spacing w:after="0" w:line="260"/>
+              <w:jc w:val="right"/>
+            </w:pPr>
+            <w:r>
+              <w:rPr>
+                <w:rFonts w:ascii="Times New Roman" w:eastAsia="宋体"/>
+                <w:b w:val="false"/>
+                <w:bCs w:val="false"/>
+                <w:i w:val="false"/>
+                <w:iCs w:val="false"/>
+                <w:strike w:val="false"/>
+                <w:color w:val="000000"/>
+                <w:sz w:val="21"/>
+                <w:szCs w:val="21"/>
+              </w:rPr>
+              <w:t xml:space="preserve">12</w:t>
+            </w:r>
+          </w:p>
+        </w:tc>
+        <w:tc>
+          <w:tcPr>
+            <w:tcW w:type="dxa" w:w="3426"/>
+            <w:tcBorders>
+              <w:top w:val="none" w:color="FFFFFF" w:sz="0"/>
+              <w:left w:val="none" w:color="FFFFFF" w:sz="0"/>
+              <w:bottom w:val="none" w:color="FFFFFF" w:sz="0"/>
+              <w:right w:val="none" w:color="FFFFFF" w:sz="0"/>
+            </w:tcBorders>
+            <w:vAlign w:val="center"/>
+          </w:tcPr>
+          <w:p>
+            <w:pPr>
+              <w:spacing w:after="0" w:line="260"/>
+              <w:jc w:val="left"/>
+            </w:pPr>
+            <w:r>
+              <w:rPr>
+                <w:rFonts w:ascii="Times New Roman" w:eastAsia="宋体"/>
+                <w:b w:val="false"/>
+                <w:bCs w:val="false"/>
+                <w:i w:val="false"/>
+                <w:iCs w:val="false"/>
+                <w:strike w:val="false"/>
+                <w:color w:val="000000"/>
+                <w:sz w:val="21"/>
+                <w:szCs w:val="21"/>
+              </w:rPr>
+              <w:t xml:space="preserve">删除课程</w:t>
+            </w:r>
+          </w:p>
+        </w:tc>
+        <w:tc>
+          <w:tcPr>
+            <w:tcW w:type="dxa" w:w="3610"/>
+            <w:tcBorders>
+              <w:top w:val="none" w:color="FFFFFF" w:sz="0"/>
+              <w:left w:val="none" w:color="FFFFFF" w:sz="0"/>
+              <w:bottom w:val="none" w:color="FFFFFF" w:sz="0"/>
+              <w:right w:val="none" w:color="FFFFFF" w:sz="0"/>
+            </w:tcBorders>
+            <w:vAlign w:val="center"/>
+          </w:tcPr>
+          <w:p>
+            <w:pPr>
+              <w:spacing w:after="0" w:line="260"/>
+              <w:jc w:val="left"/>
+            </w:pPr>
+            <w:r>
+              <w:rPr>
+                <w:rFonts w:ascii="Times New Roman" w:eastAsia="宋体"/>
+                <w:b w:val="false"/>
+                <w:bCs w:val="false"/>
+                <w:i w:val="false"/>
+                <w:iCs w:val="false"/>
+                <w:strike w:val="false"/>
+                <w:color w:val="000000"/>
+                <w:sz w:val="21"/>
+                <w:szCs w:val="21"/>
+              </w:rPr>
+              <w:t xml:space="preserve">记录从课程池移除</w:t>
+            </w:r>
+          </w:p>
+        </w:tc>
+        <w:tc>
+          <w:tcPr>
+            <w:tcW w:type="dxa" w:w="1002"/>
+            <w:tcBorders>
+              <w:top w:val="none" w:color="FFFFFF" w:sz="0"/>
+              <w:left w:val="none" w:color="FFFFFF" w:sz="0"/>
+              <w:bottom w:val="none" w:color="FFFFFF" w:sz="0"/>
+              <w:right w:val="none" w:color="FFFFFF" w:sz="0"/>
+            </w:tcBorders>
+            <w:vAlign w:val="center"/>
+          </w:tcPr>
+          <w:p>
+            <w:pPr>
+              <w:spacing w:after="0" w:line="260"/>
+              <w:jc w:val="left"/>
+            </w:pPr>
+            <w:r>
+              <w:rPr>
+                <w:rFonts w:ascii="Times New Roman" w:eastAsia="宋体"/>
+                <w:b w:val="false"/>
+                <w:bCs w:val="false"/>
+                <w:i w:val="false"/>
+                <w:iCs w:val="false"/>
+                <w:strike w:val="false"/>
+                <w:color w:val="000000"/>
+                <w:sz w:val="21"/>
+                <w:szCs w:val="21"/>
+              </w:rPr>
+              <w:t xml:space="preserve">通过</w:t>
+            </w:r>
+          </w:p>
+        </w:tc>
+      </w:tr>
+      <w:tr>
+        <w:trPr>
+          <w:cantSplit/>
+        </w:trPr>
+        <w:tc>
+          <w:tcPr>
+            <w:tcW w:type="dxa" w:w="722"/>
+            <w:tcBorders>
+              <w:top w:val="none" w:color="FFFFFF" w:sz="0"/>
+              <w:left w:val="none" w:color="FFFFFF" w:sz="0"/>
+              <w:bottom w:val="none" w:color="FFFFFF" w:sz="0"/>
+              <w:right w:val="none" w:color="FFFFFF" w:sz="0"/>
+            </w:tcBorders>
+            <w:vAlign w:val="center"/>
+          </w:tcPr>
+          <w:p>
+            <w:pPr>
+              <w:spacing w:after="0" w:line="260"/>
+              <w:jc w:val="right"/>
+            </w:pPr>
+            <w:r>
+              <w:rPr>
+                <w:rFonts w:ascii="Times New Roman" w:eastAsia="宋体"/>
+                <w:b w:val="false"/>
+                <w:bCs w:val="false"/>
+                <w:i w:val="false"/>
+                <w:iCs w:val="false"/>
+                <w:strike w:val="false"/>
+                <w:color w:val="000000"/>
+                <w:sz w:val="21"/>
+                <w:szCs w:val="21"/>
+              </w:rPr>
+              <w:t xml:space="preserve">13</w:t>
+            </w:r>
+          </w:p>
+        </w:tc>
+        <w:tc>
+          <w:tcPr>
+            <w:tcW w:type="dxa" w:w="3426"/>
+            <w:tcBorders>
+              <w:top w:val="none" w:color="FFFFFF" w:sz="0"/>
+              <w:left w:val="none" w:color="FFFFFF" w:sz="0"/>
+              <w:bottom w:val="none" w:color="FFFFFF" w:sz="0"/>
+              <w:right w:val="none" w:color="FFFFFF" w:sz="0"/>
+            </w:tcBorders>
+            <w:vAlign w:val="center"/>
+          </w:tcPr>
+          <w:p>
+            <w:pPr>
+              <w:spacing w:after="0" w:line="260"/>
+              <w:jc w:val="left"/>
+            </w:pPr>
+            <w:r>
+              <w:rPr>
+                <w:rFonts w:ascii="Times New Roman" w:eastAsia="宋体"/>
+                <w:b w:val="false"/>
+                <w:bCs w:val="false"/>
+                <w:i w:val="false"/>
+                <w:iCs w:val="false"/>
+                <w:strike w:val="false"/>
+                <w:color w:val="000000"/>
+                <w:sz w:val="21"/>
+                <w:szCs w:val="21"/>
+              </w:rPr>
+              <w:t xml:space="preserve">管理员按字段更新课程时段</w:t>
+            </w:r>
+          </w:p>
+        </w:tc>
+        <w:tc>
+          <w:tcPr>
+            <w:tcW w:type="dxa" w:w="3610"/>
+            <w:tcBorders>
+              <w:top w:val="none" w:color="FFFFFF" w:sz="0"/>
+              <w:left w:val="none" w:color="FFFFFF" w:sz="0"/>
+              <w:bottom w:val="none" w:color="FFFFFF" w:sz="0"/>
+              <w:right w:val="none" w:color="FFFFFF" w:sz="0"/>
+            </w:tcBorders>
+            <w:vAlign w:val="center"/>
+          </w:tcPr>
+          <w:p>
+            <w:pPr>
+              <w:spacing w:after="0" w:line="260"/>
+              <w:jc w:val="left"/>
+            </w:pPr>
+            <w:r>
+              <w:rPr>
+                <w:rFonts w:ascii="Times New Roman" w:eastAsia="宋体"/>
+                <w:b w:val="false"/>
+                <w:bCs w:val="false"/>
+                <w:i w:val="false"/>
+                <w:iCs w:val="false"/>
+                <w:strike w:val="false"/>
+                <w:color w:val="000000"/>
+                <w:sz w:val="21"/>
+                <w:szCs w:val="21"/>
+              </w:rPr>
+              <w:t xml:space="preserve">时段落库并返回新数据</w:t>
+            </w:r>
+          </w:p>
+        </w:tc>
+        <w:tc>
+          <w:tcPr>
+            <w:tcW w:type="dxa" w:w="1002"/>
+            <w:tcBorders>
+              <w:top w:val="none" w:color="FFFFFF" w:sz="0"/>
+              <w:left w:val="none" w:color="FFFFFF" w:sz="0"/>
+              <w:bottom w:val="none" w:color="FFFFFF" w:sz="0"/>
+              <w:right w:val="none" w:color="FFFFFF" w:sz="0"/>
+            </w:tcBorders>
+            <w:vAlign w:val="center"/>
+          </w:tcPr>
+          <w:p>
+            <w:pPr>
+              <w:spacing w:after="0" w:line="260"/>
+              <w:jc w:val="left"/>
+            </w:pPr>
+            <w:r>
+              <w:rPr>
+                <w:rFonts w:ascii="Times New Roman" w:eastAsia="宋体"/>
+                <w:b w:val="false"/>
+                <w:bCs w:val="false"/>
+                <w:i w:val="false"/>
+                <w:iCs w:val="false"/>
+                <w:strike w:val="false"/>
+                <w:color w:val="000000"/>
+                <w:sz w:val="21"/>
+                <w:szCs w:val="21"/>
+              </w:rPr>
+              <w:t xml:space="preserve">通过</w:t>
+            </w:r>
+          </w:p>
+        </w:tc>
+      </w:tr>
+      <w:tr>
+        <w:trPr>
+          <w:cantSplit/>
+        </w:trPr>
+        <w:tc>
+          <w:tcPr>
+            <w:tcW w:type="dxa" w:w="722"/>
+            <w:tcBorders>
+              <w:top w:val="none" w:color="FFFFFF" w:sz="0"/>
+              <w:left w:val="none" w:color="FFFFFF" w:sz="0"/>
+              <w:bottom w:val="none" w:color="FFFFFF" w:sz="0"/>
+              <w:right w:val="none" w:color="FFFFFF" w:sz="0"/>
+            </w:tcBorders>
+            <w:vAlign w:val="center"/>
+          </w:tcPr>
+          <w:p>
+            <w:pPr>
+              <w:spacing w:after="0" w:line="260"/>
+              <w:jc w:val="right"/>
+            </w:pPr>
+            <w:r>
+              <w:rPr>
+                <w:rFonts w:ascii="Times New Roman" w:eastAsia="宋体"/>
+                <w:b w:val="false"/>
+                <w:bCs w:val="false"/>
+                <w:i w:val="false"/>
+                <w:iCs w:val="false"/>
+                <w:strike w:val="false"/>
+                <w:color w:val="000000"/>
+                <w:sz w:val="21"/>
+                <w:szCs w:val="21"/>
+              </w:rPr>
+              <w:t xml:space="preserve">14</w:t>
+            </w:r>
+          </w:p>
+        </w:tc>
+        <w:tc>
+          <w:tcPr>
+            <w:tcW w:type="dxa" w:w="3426"/>
+            <w:tcBorders>
+              <w:top w:val="none" w:color="FFFFFF" w:sz="0"/>
+              <w:left w:val="none" w:color="FFFFFF" w:sz="0"/>
+              <w:bottom w:val="none" w:color="FFFFFF" w:sz="0"/>
+              <w:right w:val="none" w:color="FFFFFF" w:sz="0"/>
+            </w:tcBorders>
+            <w:vAlign w:val="center"/>
+          </w:tcPr>
+          <w:p>
+            <w:pPr>
+              <w:spacing w:after="0" w:line="260"/>
+              <w:jc w:val="left"/>
+            </w:pPr>
+            <w:r>
+              <w:rPr>
+                <w:rFonts w:ascii="Times New Roman" w:eastAsia="宋体"/>
+                <w:b w:val="false"/>
+                <w:bCs w:val="false"/>
+                <w:i w:val="false"/>
+                <w:iCs w:val="false"/>
+                <w:strike w:val="false"/>
+                <w:color w:val="000000"/>
+                <w:sz w:val="21"/>
+                <w:szCs w:val="21"/>
+              </w:rPr>
+              <w:t xml:space="preserve">按字段更新仅覆盖指定字段</w:t>
+            </w:r>
+          </w:p>
+        </w:tc>
+        <w:tc>
+          <w:tcPr>
+            <w:tcW w:type="dxa" w:w="3610"/>
+            <w:tcBorders>
+              <w:top w:val="none" w:color="FFFFFF" w:sz="0"/>
+              <w:left w:val="none" w:color="FFFFFF" w:sz="0"/>
+              <w:bottom w:val="none" w:color="FFFFFF" w:sz="0"/>
+              <w:right w:val="none" w:color="FFFFFF" w:sz="0"/>
+            </w:tcBorders>
+            <w:vAlign w:val="center"/>
+          </w:tcPr>
+          <w:p>
+            <w:pPr>
+              <w:spacing w:after="0" w:line="260"/>
+              <w:jc w:val="left"/>
+            </w:pPr>
+            <w:r>
+              <w:rPr>
+                <w:rFonts w:ascii="Times New Roman" w:eastAsia="宋体"/>
+                <w:b w:val="false"/>
+                <w:bCs w:val="false"/>
+                <w:i w:val="false"/>
+                <w:iCs w:val="false"/>
+                <w:strike w:val="false"/>
+                <w:color w:val="000000"/>
+                <w:sz w:val="21"/>
+                <w:szCs w:val="21"/>
+              </w:rPr>
+              <w:t xml:space="preserve">教师/学分/已选名单保持不变</w:t>
+            </w:r>
+          </w:p>
+        </w:tc>
+        <w:tc>
+          <w:tcPr>
+            <w:tcW w:type="dxa" w:w="1002"/>
+            <w:tcBorders>
+              <w:top w:val="none" w:color="FFFFFF" w:sz="0"/>
+              <w:left w:val="none" w:color="FFFFFF" w:sz="0"/>
+              <w:bottom w:val="none" w:color="FFFFFF" w:sz="0"/>
+              <w:right w:val="none" w:color="FFFFFF" w:sz="0"/>
+            </w:tcBorders>
+            <w:vAlign w:val="center"/>
+          </w:tcPr>
+          <w:p>
+            <w:pPr>
+              <w:spacing w:after="0" w:line="260"/>
+              <w:jc w:val="left"/>
+            </w:pPr>
+            <w:r>
+              <w:rPr>
+                <w:rFonts w:ascii="Times New Roman" w:eastAsia="宋体"/>
+                <w:b w:val="false"/>
+                <w:bCs w:val="false"/>
+                <w:i w:val="false"/>
+                <w:iCs w:val="false"/>
+                <w:strike w:val="false"/>
+                <w:color w:val="000000"/>
+                <w:sz w:val="21"/>
+                <w:szCs w:val="21"/>
+              </w:rPr>
+              <w:t xml:space="preserve">通过</w:t>
+            </w:r>
+          </w:p>
+        </w:tc>
+      </w:tr>
+      <w:tr>
+        <w:trPr>
+          <w:cantSplit/>
+        </w:trPr>
+        <w:tc>
+          <w:tcPr>
+            <w:tcW w:type="dxa" w:w="722"/>
+            <w:tcBorders>
+              <w:top w:val="none" w:color="FFFFFF" w:sz="0"/>
+              <w:left w:val="none" w:color="FFFFFF" w:sz="0"/>
+              <w:bottom w:val="none" w:color="FFFFFF" w:sz="0"/>
+              <w:right w:val="none" w:color="FFFFFF" w:sz="0"/>
+            </w:tcBorders>
+            <w:vAlign w:val="center"/>
+          </w:tcPr>
+          <w:p>
+            <w:pPr>
+              <w:spacing w:after="0" w:line="260"/>
+              <w:jc w:val="right"/>
+            </w:pPr>
+            <w:r>
+              <w:rPr>
+                <w:rFonts w:ascii="Times New Roman" w:eastAsia="宋体"/>
+                <w:b w:val="false"/>
+                <w:bCs w:val="false"/>
+                <w:i w:val="false"/>
+                <w:iCs w:val="false"/>
+                <w:strike w:val="false"/>
+                <w:color w:val="000000"/>
+                <w:sz w:val="21"/>
+                <w:szCs w:val="21"/>
+              </w:rPr>
+              <w:t xml:space="preserve">15</w:t>
+            </w:r>
+          </w:p>
+        </w:tc>
+        <w:tc>
+          <w:tcPr>
+            <w:tcW w:type="dxa" w:w="3426"/>
+            <w:tcBorders>
+              <w:top w:val="none" w:color="FFFFFF" w:sz="0"/>
+              <w:left w:val="none" w:color="FFFFFF" w:sz="0"/>
+              <w:bottom w:val="none" w:color="FFFFFF" w:sz="0"/>
+              <w:right w:val="none" w:color="FFFFFF" w:sz="0"/>
+            </w:tcBorders>
+            <w:vAlign w:val="center"/>
+          </w:tcPr>
+          <w:p>
+            <w:pPr>
+              <w:spacing w:after="0" w:line="260"/>
+              <w:jc w:val="left"/>
+            </w:pPr>
+            <w:r>
+              <w:rPr>
+                <w:rFonts w:ascii="Times New Roman" w:eastAsia="宋体"/>
+                <w:b w:val="false"/>
+                <w:bCs w:val="false"/>
+                <w:i w:val="false"/>
+                <w:iCs w:val="false"/>
+                <w:strike w:val="false"/>
+                <w:color w:val="000000"/>
+                <w:sz w:val="21"/>
+                <w:szCs w:val="21"/>
+              </w:rPr>
+              <w:t xml:space="preserve">按字段更新不存在的课程</w:t>
+            </w:r>
+          </w:p>
+        </w:tc>
+        <w:tc>
+          <w:tcPr>
+            <w:tcW w:type="dxa" w:w="3610"/>
+            <w:tcBorders>
+              <w:top w:val="none" w:color="FFFFFF" w:sz="0"/>
+              <w:left w:val="none" w:color="FFFFFF" w:sz="0"/>
+              <w:bottom w:val="none" w:color="FFFFFF" w:sz="0"/>
+              <w:right w:val="none" w:color="FFFFFF" w:sz="0"/>
+            </w:tcBorders>
+            <w:vAlign w:val="center"/>
+          </w:tcPr>
+          <w:p>
+            <w:pPr>
+              <w:spacing w:after="0" w:line="260"/>
+              <w:jc w:val="left"/>
+            </w:pPr>
+            <w:r>
+              <w:rPr>
+                <w:rFonts w:ascii="Times New Roman" w:eastAsia="宋体"/>
+                <w:b w:val="false"/>
+                <w:bCs w:val="false"/>
+                <w:i w:val="false"/>
+                <w:iCs w:val="false"/>
+                <w:strike w:val="false"/>
+                <w:color w:val="000000"/>
+                <w:sz w:val="21"/>
+                <w:szCs w:val="21"/>
+              </w:rPr>
+              <w:t xml:space="preserve">提示课程不存在</w:t>
+            </w:r>
+          </w:p>
+        </w:tc>
+        <w:tc>
+          <w:tcPr>
+            <w:tcW w:type="dxa" w:w="1002"/>
+            <w:tcBorders>
+              <w:top w:val="none" w:color="FFFFFF" w:sz="0"/>
+              <w:left w:val="none" w:color="FFFFFF" w:sz="0"/>
+              <w:bottom w:val="none" w:color="FFFFFF" w:sz="0"/>
+              <w:right w:val="none" w:color="FFFFFF" w:sz="0"/>
+            </w:tcBorders>
+            <w:vAlign w:val="center"/>
+          </w:tcPr>
+          <w:p>
+            <w:pPr>
+              <w:spacing w:after="0" w:line="260"/>
+              <w:jc w:val="left"/>
+            </w:pPr>
+            <w:r>
+              <w:rPr>
+                <w:rFonts w:ascii="Times New Roman" w:eastAsia="宋体"/>
+                <w:b w:val="false"/>
+                <w:bCs w:val="false"/>
+                <w:i w:val="false"/>
+                <w:iCs w:val="false"/>
+                <w:strike w:val="false"/>
+                <w:color w:val="000000"/>
+                <w:sz w:val="21"/>
+                <w:szCs w:val="21"/>
+              </w:rPr>
+              <w:t xml:space="preserve">通过</w:t>
+            </w:r>
+          </w:p>
+        </w:tc>
+      </w:tr>
+      <w:tr>
+        <w:trPr>
+          <w:cantSplit/>
+        </w:trPr>
+        <w:tc>
+          <w:tcPr>
+            <w:tcW w:type="dxa" w:w="722"/>
+            <w:tcBorders>
+              <w:top w:val="none" w:color="FFFFFF" w:sz="0"/>
+              <w:left w:val="none" w:color="FFFFFF" w:sz="0"/>
+              <w:bottom w:val="none" w:color="FFFFFF" w:sz="0"/>
+              <w:right w:val="none" w:color="FFFFFF" w:sz="0"/>
+            </w:tcBorders>
+            <w:vAlign w:val="center"/>
+          </w:tcPr>
+          <w:p>
+            <w:pPr>
+              <w:spacing w:after="0" w:line="260"/>
+              <w:jc w:val="right"/>
+            </w:pPr>
+            <w:r>
+              <w:rPr>
+                <w:rFonts w:ascii="Times New Roman" w:eastAsia="宋体"/>
+                <w:b w:val="false"/>
+                <w:bCs w:val="false"/>
+                <w:i w:val="false"/>
+                <w:iCs w:val="false"/>
+                <w:strike w:val="false"/>
+                <w:color w:val="000000"/>
+                <w:sz w:val="21"/>
+                <w:szCs w:val="21"/>
+              </w:rPr>
+              <w:t xml:space="preserve">16</w:t>
+            </w:r>
+          </w:p>
+        </w:tc>
+        <w:tc>
+          <w:tcPr>
+            <w:tcW w:type="dxa" w:w="3426"/>
+            <w:tcBorders>
+              <w:top w:val="none" w:color="FFFFFF" w:sz="0"/>
+              <w:left w:val="none" w:color="FFFFFF" w:sz="0"/>
+              <w:bottom w:val="none" w:color="FFFFFF" w:sz="0"/>
+              <w:right w:val="none" w:color="FFFFFF" w:sz="0"/>
+            </w:tcBorders>
+            <w:vAlign w:val="center"/>
+          </w:tcPr>
+          <w:p>
+            <w:pPr>
+              <w:spacing w:after="0" w:line="260"/>
+              <w:jc w:val="left"/>
+            </w:pPr>
+            <w:r>
+              <w:rPr>
+                <w:rFonts w:ascii="Times New Roman" w:eastAsia="宋体"/>
+                <w:b w:val="false"/>
+                <w:bCs w:val="false"/>
+                <w:i w:val="false"/>
+                <w:iCs w:val="false"/>
+                <w:strike w:val="false"/>
+                <w:color w:val="000000"/>
+                <w:sz w:val="21"/>
+                <w:szCs w:val="21"/>
+              </w:rPr>
+              <w:t xml:space="preserve">管理员改课后学生端课表联动</w:t>
+            </w:r>
+          </w:p>
+        </w:tc>
+        <w:tc>
+          <w:tcPr>
+            <w:tcW w:type="dxa" w:w="3610"/>
+            <w:tcBorders>
+              <w:top w:val="none" w:color="FFFFFF" w:sz="0"/>
+              <w:left w:val="none" w:color="FFFFFF" w:sz="0"/>
+              <w:bottom w:val="none" w:color="FFFFFF" w:sz="0"/>
+              <w:right w:val="none" w:color="FFFFFF" w:sz="0"/>
+            </w:tcBorders>
+            <w:vAlign w:val="center"/>
+          </w:tcPr>
+          <w:p>
+            <w:pPr>
+              <w:spacing w:after="0" w:line="260"/>
+              <w:jc w:val="left"/>
+            </w:pPr>
+            <w:r>
+              <w:rPr>
+                <w:rFonts w:ascii="Times New Roman" w:eastAsia="宋体"/>
+                <w:b w:val="false"/>
+                <w:bCs w:val="false"/>
+                <w:i w:val="false"/>
+                <w:iCs w:val="false"/>
+                <w:strike w:val="false"/>
+                <w:color w:val="000000"/>
+                <w:sz w:val="21"/>
+                <w:szCs w:val="21"/>
+              </w:rPr>
+              <w:t xml:space="preserve">学生课表呈现新时段，原时段不再显示</w:t>
+            </w:r>
+          </w:p>
+        </w:tc>
+        <w:tc>
+          <w:tcPr>
+            <w:tcW w:type="dxa" w:w="1002"/>
+            <w:tcBorders>
+              <w:top w:val="none" w:color="FFFFFF" w:sz="0"/>
+              <w:left w:val="none" w:color="FFFFFF" w:sz="0"/>
+              <w:bottom w:val="none" w:color="FFFFFF" w:sz="0"/>
+              <w:right w:val="none" w:color="FFFFFF" w:sz="0"/>
+            </w:tcBorders>
+            <w:vAlign w:val="center"/>
+          </w:tcPr>
+          <w:p>
+            <w:pPr>
+              <w:spacing w:after="0" w:line="260"/>
+              <w:jc w:val="left"/>
+            </w:pPr>
+            <w:r>
+              <w:rPr>
+                <w:rFonts w:ascii="Times New Roman" w:eastAsia="宋体"/>
+                <w:b w:val="false"/>
+                <w:bCs w:val="false"/>
+                <w:i w:val="false"/>
+                <w:iCs w:val="false"/>
+                <w:strike w:val="false"/>
+                <w:color w:val="000000"/>
+                <w:sz w:val="21"/>
+                <w:szCs w:val="21"/>
+              </w:rPr>
+              <w:t xml:space="preserve">通过</w:t>
+            </w:r>
+          </w:p>
+        </w:tc>
+      </w:tr>
+      <w:tr>
+        <w:trPr>
+          <w:cantSplit/>
+        </w:trPr>
+        <w:tc>
+          <w:tcPr>
+            <w:tcW w:type="dxa" w:w="722"/>
+            <w:tcBorders>
+              <w:top w:val="none" w:color="FFFFFF" w:sz="0"/>
+              <w:left w:val="none" w:color="FFFFFF" w:sz="0"/>
+              <w:bottom w:val="none" w:color="FFFFFF" w:sz="0"/>
+              <w:right w:val="none" w:color="FFFFFF" w:sz="0"/>
+            </w:tcBorders>
+            <w:vAlign w:val="center"/>
+          </w:tcPr>
+          <w:p>
+            <w:pPr>
+              <w:spacing w:after="0" w:line="260"/>
+              <w:jc w:val="right"/>
+            </w:pPr>
+            <w:r>
+              <w:rPr>
+                <w:rFonts w:ascii="Times New Roman" w:eastAsia="宋体"/>
+                <w:b w:val="false"/>
+                <w:bCs w:val="false"/>
+                <w:i w:val="false"/>
+                <w:iCs w:val="false"/>
+                <w:strike w:val="false"/>
+                <w:color w:val="000000"/>
+                <w:sz w:val="21"/>
+                <w:szCs w:val="21"/>
+              </w:rPr>
+              <w:t xml:space="preserve">17</w:t>
+            </w:r>
+          </w:p>
+        </w:tc>
+        <w:tc>
+          <w:tcPr>
+            <w:tcW w:type="dxa" w:w="3426"/>
+            <w:tcBorders>
+              <w:top w:val="none" w:color="FFFFFF" w:sz="0"/>
+              <w:left w:val="none" w:color="FFFFFF" w:sz="0"/>
+              <w:bottom w:val="none" w:color="FFFFFF" w:sz="0"/>
+              <w:right w:val="none" w:color="FFFFFF" w:sz="0"/>
+            </w:tcBorders>
+            <w:vAlign w:val="center"/>
+          </w:tcPr>
+          <w:p>
+            <w:pPr>
+              <w:spacing w:after="0" w:line="260"/>
+              <w:jc w:val="left"/>
+            </w:pPr>
+            <w:r>
+              <w:rPr>
+                <w:rFonts w:ascii="Times New Roman" w:eastAsia="宋体"/>
+                <w:b w:val="false"/>
+                <w:bCs w:val="false"/>
+                <w:i w:val="false"/>
+                <w:iCs w:val="false"/>
+                <w:strike w:val="false"/>
+                <w:color w:val="000000"/>
+                <w:sz w:val="21"/>
+                <w:szCs w:val="21"/>
+              </w:rPr>
+              <w:t xml:space="preserve">管理员移出课程后学生端联动</w:t>
+            </w:r>
+          </w:p>
+        </w:tc>
+        <w:tc>
+          <w:tcPr>
+            <w:tcW w:type="dxa" w:w="3610"/>
+            <w:tcBorders>
+              <w:top w:val="none" w:color="FFFFFF" w:sz="0"/>
+              <w:left w:val="none" w:color="FFFFFF" w:sz="0"/>
+              <w:bottom w:val="none" w:color="FFFFFF" w:sz="0"/>
+              <w:right w:val="none" w:color="FFFFFF" w:sz="0"/>
+            </w:tcBorders>
+            <w:vAlign w:val="center"/>
+          </w:tcPr>
+          <w:p>
+            <w:pPr>
+              <w:spacing w:after="0" w:line="260"/>
+              <w:jc w:val="left"/>
+            </w:pPr>
+            <w:r>
+              <w:rPr>
+                <w:rFonts w:ascii="Times New Roman" w:eastAsia="宋体"/>
+                <w:b w:val="false"/>
+                <w:bCs w:val="false"/>
+                <w:i w:val="false"/>
+                <w:iCs w:val="false"/>
+                <w:strike w:val="false"/>
+                <w:color w:val="000000"/>
+                <w:sz w:val="21"/>
+                <w:szCs w:val="21"/>
+              </w:rPr>
+              <w:t xml:space="preserve">该课程从学生课表同步消失</w:t>
+            </w:r>
+          </w:p>
+        </w:tc>
+        <w:tc>
+          <w:tcPr>
+            <w:tcW w:type="dxa" w:w="1002"/>
+            <w:tcBorders>
+              <w:top w:val="none" w:color="FFFFFF" w:sz="0"/>
+              <w:left w:val="none" w:color="FFFFFF" w:sz="0"/>
+              <w:bottom w:val="none" w:color="FFFFFF" w:sz="0"/>
+              <w:right w:val="none" w:color="FFFFFF" w:sz="0"/>
+            </w:tcBorders>
+            <w:vAlign w:val="center"/>
+          </w:tcPr>
+          <w:p>
+            <w:pPr>
+              <w:spacing w:after="0" w:line="260"/>
+              <w:jc w:val="left"/>
+            </w:pPr>
+            <w:r>
+              <w:rPr>
+                <w:rFonts w:ascii="Times New Roman" w:eastAsia="宋体"/>
+                <w:b w:val="false"/>
+                <w:bCs w:val="false"/>
+                <w:i w:val="false"/>
+                <w:iCs w:val="false"/>
+                <w:strike w:val="false"/>
+                <w:color w:val="000000"/>
+                <w:sz w:val="21"/>
+                <w:szCs w:val="21"/>
+              </w:rPr>
+              <w:t xml:space="preserve">通过</w:t>
+            </w:r>
+          </w:p>
+        </w:tc>
+      </w:tr>
+      <w:tr>
+        <w:trPr>
+          <w:cantSplit/>
+        </w:trPr>
+        <w:tc>
+          <w:tcPr>
+            <w:tcW w:type="dxa" w:w="722"/>
+            <w:tcBorders>
+              <w:top w:val="none" w:color="FFFFFF" w:sz="0"/>
+              <w:left w:val="none" w:color="FFFFFF" w:sz="0"/>
+              <w:bottom w:val="none" w:color="FFFFFF" w:sz="0"/>
+              <w:right w:val="none" w:color="FFFFFF" w:sz="0"/>
+            </w:tcBorders>
+            <w:vAlign w:val="center"/>
+          </w:tcPr>
+          <w:p>
+            <w:pPr>
+              <w:spacing w:after="0" w:line="260"/>
+              <w:jc w:val="right"/>
+            </w:pPr>
+            <w:r>
+              <w:rPr>
+                <w:rFonts w:ascii="Times New Roman" w:eastAsia="宋体"/>
+                <w:b w:val="false"/>
+                <w:bCs w:val="false"/>
+                <w:i w:val="false"/>
+                <w:iCs w:val="false"/>
+                <w:strike w:val="false"/>
+                <w:color w:val="000000"/>
+                <w:sz w:val="21"/>
+                <w:szCs w:val="21"/>
+              </w:rPr>
+              <w:t xml:space="preserve">18</w:t>
+            </w:r>
+          </w:p>
+        </w:tc>
+        <w:tc>
+          <w:tcPr>
+            <w:tcW w:type="dxa" w:w="3426"/>
+            <w:tcBorders>
+              <w:top w:val="none" w:color="FFFFFF" w:sz="0"/>
+              <w:left w:val="none" w:color="FFFFFF" w:sz="0"/>
+              <w:bottom w:val="none" w:color="FFFFFF" w:sz="0"/>
+              <w:right w:val="none" w:color="FFFFFF" w:sz="0"/>
+            </w:tcBorders>
+            <w:vAlign w:val="center"/>
+          </w:tcPr>
+          <w:p>
+            <w:pPr>
+              <w:spacing w:after="0" w:line="260"/>
+              <w:jc w:val="left"/>
+            </w:pPr>
+            <w:r>
+              <w:rPr>
+                <w:rFonts w:ascii="Times New Roman" w:eastAsia="宋体"/>
+                <w:b w:val="false"/>
+                <w:bCs w:val="false"/>
+                <w:i w:val="false"/>
+                <w:iCs w:val="false"/>
+                <w:strike w:val="false"/>
+                <w:color w:val="000000"/>
+                <w:sz w:val="21"/>
+                <w:szCs w:val="21"/>
+              </w:rPr>
+              <w:t xml:space="preserve">原有账号未被破坏</w:t>
+            </w:r>
+          </w:p>
+        </w:tc>
+        <w:tc>
+          <w:tcPr>
+            <w:tcW w:type="dxa" w:w="3610"/>
+            <w:tcBorders>
+              <w:top w:val="none" w:color="FFFFFF" w:sz="0"/>
+              <w:left w:val="none" w:color="FFFFFF" w:sz="0"/>
+              <w:bottom w:val="none" w:color="FFFFFF" w:sz="0"/>
+              <w:right w:val="none" w:color="FFFFFF" w:sz="0"/>
+            </w:tcBorders>
+            <w:vAlign w:val="center"/>
+          </w:tcPr>
+          <w:p>
+            <w:pPr>
+              <w:spacing w:after="0" w:line="260"/>
+              <w:jc w:val="left"/>
+            </w:pPr>
+            <w:r>
+              <w:rPr>
+                <w:rFonts w:ascii="Times New Roman" w:eastAsia="宋体"/>
+                <w:b w:val="false"/>
+                <w:bCs w:val="false"/>
+                <w:i w:val="false"/>
+                <w:iCs w:val="false"/>
+                <w:strike w:val="false"/>
+                <w:color w:val="000000"/>
+                <w:sz w:val="21"/>
+                <w:szCs w:val="21"/>
+              </w:rPr>
+              <w:t xml:space="preserve">李明/王芳/管理员均可正常登录</w:t>
+            </w:r>
+          </w:p>
+        </w:tc>
+        <w:tc>
+          <w:tcPr>
+            <w:tcW w:type="dxa" w:w="1002"/>
+            <w:tcBorders>
+              <w:top w:val="none" w:color="FFFFFF" w:sz="0"/>
+              <w:left w:val="none" w:color="FFFFFF" w:sz="0"/>
+              <w:bottom w:val="none" w:color="FFFFFF" w:sz="0"/>
+              <w:right w:val="none" w:color="FFFFFF" w:sz="0"/>
+            </w:tcBorders>
+            <w:vAlign w:val="center"/>
+          </w:tcPr>
+          <w:p>
+            <w:pPr>
+              <w:spacing w:after="0" w:line="260"/>
+              <w:jc w:val="left"/>
+            </w:pPr>
+            <w:r>
+              <w:rPr>
+                <w:rFonts w:ascii="Times New Roman" w:eastAsia="宋体"/>
+                <w:b w:val="false"/>
+                <w:bCs w:val="false"/>
+                <w:i w:val="false"/>
+                <w:iCs w:val="false"/>
+                <w:strike w:val="false"/>
+                <w:color w:val="000000"/>
+                <w:sz w:val="21"/>
+                <w:szCs w:val="21"/>
+              </w:rPr>
+              <w:t xml:space="preserve">通过</w:t>
+            </w:r>
+          </w:p>
+        </w:tc>
+      </w:tr>
+      <w:tr>
+        <w:trPr>
+          <w:cantSplit/>
+        </w:trPr>
+        <w:tc>
+          <w:tcPr>
+            <w:tcW w:type="dxa" w:w="722"/>
             <w:tcBorders>
               <w:top w:val="none" w:color="FFFFFF" w:sz="0"/>
               <w:left w:val="none" w:color="FFFFFF" w:sz="0"/>
@@ -16972,13 +19049,13 @@
                 <w:sz w:val="21"/>
                 <w:szCs w:val="21"/>
               </w:rPr>
-              <w:t xml:space="preserve">12</w:t>
-            </w:r>
-          </w:p>
-        </w:tc>
-        <w:tc>
-          <w:tcPr>
-            <w:tcW w:type="dxa" w:w="3490"/>
+              <w:t xml:space="preserve">19</w:t>
+            </w:r>
+          </w:p>
+        </w:tc>
+        <w:tc>
+          <w:tcPr>
+            <w:tcW w:type="dxa" w:w="3426"/>
             <w:tcBorders>
               <w:top w:val="none" w:color="FFFFFF" w:sz="0"/>
               <w:left w:val="none" w:color="FFFFFF" w:sz="0"/>
@@ -17010,7 +19087,7 @@
         </w:tc>
         <w:tc>
           <w:tcPr>
-            <w:tcW w:type="dxa" w:w="3129"/>
+            <w:tcW w:type="dxa" w:w="3610"/>
             <w:tcBorders>
               <w:top w:val="none" w:color="FFFFFF" w:sz="0"/>
               <w:left w:val="none" w:color="FFFFFF" w:sz="0"/>
@@ -17036,13 +19113,13 @@
                 <w:sz w:val="21"/>
                 <w:szCs w:val="21"/>
               </w:rPr>
-              <w:t xml:space="preserve">全部返回 HTTP 200</w:t>
-            </w:r>
-          </w:p>
-        </w:tc>
-        <w:tc>
-          <w:tcPr>
-            <w:tcW w:type="dxa" w:w="1444"/>
+              <w:t xml:space="preserve">5 个组件 template/script/style 全部编译通过</w:t>
+            </w:r>
+          </w:p>
+        </w:tc>
+        <w:tc>
+          <w:tcPr>
+            <w:tcW w:type="dxa" w:w="1002"/>
             <w:tcBorders>
               <w:top w:val="none" w:color="FFFFFF" w:sz="0"/>
               <w:left w:val="none" w:color="FFFFFF" w:sz="0"/>
@@ -17152,7 +19229,7 @@
           <w:sz w:val="24"/>
           <w:szCs w:val="24"/>
         </w:rPr>
-        <w:t xml:space="preserve">本项目在 1 周内完成了登录、选课、课表、管理四大模块的开发与验证，落实了分层架构、响应式状态与选课校验算法，验证 20 项全部通过，达成了从基础到综合应用的能力跃迁。不足在于版本管理与部署尚未补齐、页面状态不可寻址、数据仅单机持久化。后续改进：初始化 Git 仓库并按拆分方案提交；完成静态托管部署与 SPA 回退配置；引入 vue-router 与后端 API；补充单元测试覆盖校验边界；录制演示视频并完善答辩材料。</w:t>
+        <w:t xml:space="preserve">本项目完成了登录、选课、课表、管理四大模块的开发与验证，并在课表模块上增强了管理员编排能力（点击空格排课、调整时段与教室、移出课表），学生端可实时查看编排结果。技术层面落实了分层架构、响应式状态与选课校验算法；质量层面首轮 20 项运行时验证与增强后 19 项验收全部通过，三处白屏级缺陷已修复闭环；工程层面已建立 Git 仓库并完成 14 次阶段性提交、托管至 GitHub，同时输出完整依赖清单。不足在于部署上线与演示视频尚未完成、页面状态不可寻址、数据仅单机持久化。后续改进：完成静态托管部署与 SPA 回退配置；引入 vue-router 与后端 API；补充单元测试覆盖校验边界；录制演示视频并完善答辩材料。</w:t>
       </w:r>
     </w:p>
     <w:p>
